--- a/backend/stet/data/stet_sw.docx
+++ b/backend/stet/data/stet_sw.docx
@@ -56,7 +56,13 @@
           </w:tcPr>
           <w:p>
             <w:r>
-              <w:t xml:space="preserve">Neno hili la Kigiriki linatumiwa kwa "Baba" na mtoto mpendwa </w:t>
+              <w:t>Neno hili la Ki</w:t>
+            </w:r>
+            <w:r>
+              <w:t>aramu</w:t>
+            </w:r>
+            <w:r>
+              <w:t xml:space="preserve"> linatumiwa kwa "Baba" na mtoto mpendwa </w:t>
             </w:r>
           </w:p>
           <w:p>
@@ -91,7 +97,13 @@
               <w:t xml:space="preserve"> </w:t>
             </w:r>
             <w:r>
-              <w:t>kutoka kwa neno la Kigiriki.</w:t>
+              <w:t>kutoka kwa neno la Ki</w:t>
+            </w:r>
+            <w:r>
+              <w:t>aramu</w:t>
+            </w:r>
+            <w:r>
+              <w:t>.</w:t>
             </w:r>
           </w:p>
         </w:tc>

--- a/backend/stet/data/stet_sw.docx
+++ b/backend/stet/data/stet_sw.docx
@@ -1,6 +1,6 @@
 
 <file path=word/document.xml><?xml version="1.0" encoding="utf-8"?>
-<w:document xmlns:wpc="http://schemas.microsoft.com/office/word/2010/wordprocessingCanvas" xmlns:cx="http://schemas.microsoft.com/office/drawing/2014/chartex" xmlns:cx1="http://schemas.microsoft.com/office/drawing/2015/9/8/chartex" xmlns:cx2="http://schemas.microsoft.com/office/drawing/2015/10/21/chartex" xmlns:cx3="http://schemas.microsoft.com/office/drawing/2016/5/9/chartex" xmlns:cx4="http://schemas.microsoft.com/office/drawing/2016/5/10/chartex" xmlns:cx5="http://schemas.microsoft.com/office/drawing/2016/5/11/chartex" xmlns:cx6="http://schemas.microsoft.com/office/drawing/2016/5/12/chartex" xmlns:cx7="http://schemas.microsoft.com/office/drawing/2016/5/13/chartex" xmlns:cx8="http://schemas.microsoft.com/office/drawing/2016/5/14/chartex" xmlns:mc="http://schemas.openxmlformats.org/markup-compatibility/2006" xmlns:aink="http://schemas.microsoft.com/office/drawing/2016/ink" xmlns:am3d="http://schemas.microsoft.com/office/drawing/2017/model3d" xmlns:o="urn:schemas-microsoft-com:office:office" xmlns:oel="http://schemas.microsoft.com/office/2019/extlst" xmlns:r="http://schemas.openxmlformats.org/officeDocument/2006/relationships" xmlns:m="http://schemas.openxmlformats.org/officeDocument/2006/math" xmlns:v="urn:schemas-microsoft-com:vml" xmlns:wp14="http://schemas.microsoft.com/office/word/2010/wordprocessingDrawing" xmlns:wp="http://schemas.openxmlformats.org/drawingml/2006/wordprocessingDrawing" xmlns:w10="urn:schemas-microsoft-com:office:word" xmlns:w="http://schemas.openxmlformats.org/wordprocessingml/2006/main" xmlns:w14="http://schemas.microsoft.com/office/word/2010/wordml" xmlns:w15="http://schemas.microsoft.com/office/word/2012/wordml" xmlns:w16cex="http://schemas.microsoft.com/office/word/2018/wordml/cex" xmlns:w16cid="http://schemas.microsoft.com/office/word/2016/wordml/cid" xmlns:w16="http://schemas.microsoft.com/office/word/2018/wordml" xmlns:w16du="http://schemas.microsoft.com/office/word/2023/wordml/word16du" xmlns:w16sdtdh="http://schemas.microsoft.com/office/word/2020/wordml/sdtdatahash" xmlns:w16sdtfl="http://schemas.microsoft.com/office/word/2024/wordml/sdtformatlock" xmlns:w16se="http://schemas.microsoft.com/office/word/2015/wordml/symex" xmlns:wpg="http://schemas.microsoft.com/office/word/2010/wordprocessingGroup" xmlns:wpi="http://schemas.microsoft.com/office/word/2010/wordprocessingInk" xmlns:wne="http://schemas.microsoft.com/office/word/2006/wordml" xmlns:wps="http://schemas.microsoft.com/office/word/2010/wordprocessingShape" mc:Ignorable="w14 w15 w16se w16cid w16 w16cex w16sdtdh w16sdtfl w16du wp14">
+<w:document xmlns:wpc="http://schemas.microsoft.com/office/word/2010/wordprocessingCanvas" xmlns:cx="http://schemas.microsoft.com/office/drawing/2014/chartex" xmlns:cx1="http://schemas.microsoft.com/office/drawing/2015/9/8/chartex" xmlns:cx2="http://schemas.microsoft.com/office/drawing/2015/10/21/chartex" xmlns:cx3="http://schemas.microsoft.com/office/drawing/2016/5/9/chartex" xmlns:cx4="http://schemas.microsoft.com/office/drawing/2016/5/10/chartex" xmlns:cx5="http://schemas.microsoft.com/office/drawing/2016/5/11/chartex" xmlns:cx6="http://schemas.microsoft.com/office/drawing/2016/5/12/chartex" xmlns:cx7="http://schemas.microsoft.com/office/drawing/2016/5/13/chartex" xmlns:cx8="http://schemas.microsoft.com/office/drawing/2016/5/14/chartex" xmlns:mc="http://schemas.openxmlformats.org/markup-compatibility/2006" xmlns:m="http://schemas.openxmlformats.org/officeDocument/2006/math" xmlns:aink="http://schemas.microsoft.com/office/drawing/2016/ink" xmlns:am3d="http://schemas.microsoft.com/office/drawing/2017/model3d" xmlns:oel="http://schemas.microsoft.com/office/2019/extlst" xmlns:r="http://schemas.openxmlformats.org/officeDocument/2006/relationships" xmlns:wp14="http://schemas.microsoft.com/office/word/2010/wordprocessingDrawing" xmlns:wp="http://schemas.openxmlformats.org/drawingml/2006/wordprocessingDrawing" xmlns:wpg="http://schemas.microsoft.com/office/word/2010/wordprocessingGroup" xmlns:wpi="http://schemas.microsoft.com/office/word/2010/wordprocessingInk" xmlns:wps="http://schemas.microsoft.com/office/word/2010/wordprocessingShape" xmlns:o="urn:schemas-microsoft-com:office:office" xmlns:v="urn:schemas-microsoft-com:vml" xmlns:w10="urn:schemas-microsoft-com:office:word" xmlns:w="http://schemas.openxmlformats.org/wordprocessingml/2006/main" xmlns:w14="http://schemas.microsoft.com/office/word/2010/wordml" xmlns:w15="http://schemas.microsoft.com/office/word/2012/wordml" xmlns:w16cex="http://schemas.microsoft.com/office/word/2018/wordml/cex" xmlns:w16cid="http://schemas.microsoft.com/office/word/2016/wordml/cid" xmlns:w16="http://schemas.microsoft.com/office/word/2018/wordml" xmlns:w16sdtdh="http://schemas.microsoft.com/office/word/2020/wordml/sdtdatahash" xmlns:w16sdtfl="http://schemas.microsoft.com/office/word/2024/wordml/sdtformatlock" xmlns:w16se="http://schemas.microsoft.com/office/word/2015/wordml/symex" xmlns:w16du="http://schemas.microsoft.com/office/word/2023/wordml/word16du" xmlns:wne="http://schemas.microsoft.com/office/word/2006/wordml" mc:Ignorable="w14 w15 w16se w16cid w16 w16cex w16sdtdh w16sdtfl w16du wp14">
   <w:body>
     <w:tbl>
       <w:tblPr>
@@ -182,14 +182,7 @@
                 <w:b/>
                 <w:bCs/>
               </w:rPr>
-              <w:t>a</w:t>
-            </w:r>
-            <w:r>
-              <w:rPr>
-                <w:b/>
-                <w:bCs/>
-              </w:rPr>
-              <w:t xml:space="preserve">hadi </w:t>
+              <w:t xml:space="preserve">ahadi </w:t>
             </w:r>
           </w:p>
           <w:p>
@@ -222,13 +215,7 @@
               </w:numPr>
             </w:pPr>
             <w:r>
-              <w:t xml:space="preserve">Kutangaza kwamba mtu atatenda kwa uaminifu kwa kufanya kile </w:t>
-            </w:r>
-            <w:r>
-              <w:t>alichosema angefanya</w:t>
-            </w:r>
-            <w:r>
-              <w:t>.</w:t>
+              <w:t>Kutangaza kwamba mtu atatenda kwa uaminifu kwa kufanya kile alichosema angefanya.</w:t>
             </w:r>
           </w:p>
           <w:p>
@@ -395,21 +382,7 @@
                 <w:b/>
                 <w:bCs/>
               </w:rPr>
-              <w:t>a</w:t>
-            </w:r>
-            <w:r>
-              <w:rPr>
-                <w:b/>
-                <w:bCs/>
-              </w:rPr>
-              <w:t>hadi</w:t>
-            </w:r>
-            <w:r>
-              <w:rPr>
-                <w:b/>
-                <w:bCs/>
-              </w:rPr>
-              <w:t xml:space="preserve">, </w:t>
+              <w:t xml:space="preserve">ahadi, </w:t>
             </w:r>
             <w:r>
               <w:rPr>
@@ -446,14 +419,7 @@
                 <w:bCs/>
               </w:rPr>
               <w:lastRenderedPageBreak/>
-              <w:t>aibika</w:t>
-            </w:r>
-            <w:r>
-              <w:rPr>
-                <w:b/>
-                <w:bCs/>
-              </w:rPr>
-              <w:t xml:space="preserve"> </w:t>
+              <w:t xml:space="preserve">aibika </w:t>
             </w:r>
           </w:p>
           <w:p>
@@ -486,10 +452,7 @@
               </w:numPr>
             </w:pPr>
             <w:r>
-              <w:t>Kukosa amani</w:t>
-            </w:r>
-            <w:r>
-              <w:t xml:space="preserve"> kwa sababu ya kuhusishwa na kikundi kingine au mtu binafsi.</w:t>
+              <w:t>Kukosa amani kwa sababu ya kuhusishwa na kikundi kingine au mtu binafsi.</w:t>
             </w:r>
           </w:p>
           <w:p>
@@ -612,21 +575,7 @@
                 <w:b/>
                 <w:bCs/>
               </w:rPr>
-              <w:t>a</w:t>
-            </w:r>
-            <w:r>
-              <w:rPr>
-                <w:b/>
-                <w:bCs/>
-              </w:rPr>
-              <w:t>ibika</w:t>
-            </w:r>
-            <w:r>
-              <w:rPr>
-                <w:b/>
-                <w:bCs/>
-              </w:rPr>
-              <w:t>, haya, aibu</w:t>
+              <w:t>aibika, haya, aibu</w:t>
             </w:r>
           </w:p>
         </w:tc>
@@ -684,10 +633,7 @@
               </w:numPr>
             </w:pPr>
             <w:r>
-              <w:t xml:space="preserve">Hisia ya </w:t>
-            </w:r>
-            <w:r>
-              <w:t>kutoheshimika au fedheha.</w:t>
+              <w:t>Hisia ya kutoheshimika au fedheha.</w:t>
             </w:r>
           </w:p>
           <w:p>
@@ -699,10 +645,7 @@
               </w:numPr>
             </w:pPr>
             <w:r>
-              <w:t>Hisia za uchungu au dhiki kwa sababu ya ufahamu kwamba matendo ya mtu ni mabaya au</w:t>
-            </w:r>
-            <w:r>
-              <w:t xml:space="preserve"> maovu </w:t>
+              <w:t xml:space="preserve">Hisia za uchungu au dhiki kwa sababu ya ufahamu kwamba matendo ya mtu ni mabaya au maovu </w:t>
             </w:r>
           </w:p>
           <w:p/>
@@ -756,13 +699,7 @@
               <w:pStyle w:val="Compact"/>
             </w:pPr>
             <w:r>
-              <w:rPr>
-                <w:highlight w:val="cyan"/>
-              </w:rPr>
-              <w:t>1 Petro 3:16</w:t>
-            </w:r>
-            <w:r>
-              <w:t xml:space="preserve"> </w:t>
+              <w:t xml:space="preserve">1 Petro 3:16 </w:t>
             </w:r>
           </w:p>
           <w:p>
@@ -795,21 +732,7 @@
                 <w:b/>
                 <w:bCs/>
               </w:rPr>
-              <w:t>a</w:t>
-            </w:r>
-            <w:r>
-              <w:rPr>
-                <w:b/>
-                <w:bCs/>
-              </w:rPr>
-              <w:t>ib</w:t>
-            </w:r>
-            <w:r>
-              <w:rPr>
-                <w:b/>
-                <w:bCs/>
-              </w:rPr>
-              <w:t>u, aibika</w:t>
+              <w:t>aibu, aibika</w:t>
             </w:r>
           </w:p>
         </w:tc>
@@ -835,14 +758,7 @@
                 <w:bCs/>
               </w:rPr>
               <w:lastRenderedPageBreak/>
-              <w:t>a</w:t>
-            </w:r>
-            <w:r>
-              <w:rPr>
-                <w:b/>
-                <w:bCs/>
-              </w:rPr>
-              <w:t xml:space="preserve">mani </w:t>
+              <w:t xml:space="preserve">amani </w:t>
             </w:r>
           </w:p>
           <w:p>
@@ -1075,21 +991,7 @@
                 <w:b/>
                 <w:bCs/>
               </w:rPr>
-              <w:t>a</w:t>
-            </w:r>
-            <w:r>
-              <w:rPr>
-                <w:b/>
-                <w:bCs/>
-              </w:rPr>
-              <w:t>mani</w:t>
-            </w:r>
-            <w:r>
-              <w:rPr>
-                <w:b/>
-                <w:bCs/>
-              </w:rPr>
-              <w:t xml:space="preserve">, </w:t>
+              <w:t xml:space="preserve">amani, </w:t>
             </w:r>
             <w:r>
               <w:rPr>
@@ -1120,14 +1022,7 @@
                 <w:b/>
                 <w:bCs/>
               </w:rPr>
-              <w:t>a</w:t>
-            </w:r>
-            <w:r>
-              <w:rPr>
-                <w:b/>
-                <w:bCs/>
-              </w:rPr>
-              <w:t xml:space="preserve">nastahili </w:t>
+              <w:t xml:space="preserve">anastahili </w:t>
             </w:r>
           </w:p>
           <w:p>
@@ -1298,13 +1193,7 @@
               <w:pStyle w:val="Compact"/>
             </w:pPr>
             <w:r>
-              <w:rPr>
-                <w:highlight w:val="cyan"/>
-              </w:rPr>
-              <w:t>1 Wathesalonike 2:12</w:t>
-            </w:r>
-            <w:r>
-              <w:t xml:space="preserve"> </w:t>
+              <w:t xml:space="preserve">1 Wathesalonike 2:12 </w:t>
             </w:r>
           </w:p>
           <w:p>
@@ -1364,21 +1253,7 @@
                 <w:b/>
                 <w:bCs/>
               </w:rPr>
-              <w:t>a</w:t>
-            </w:r>
-            <w:r>
-              <w:rPr>
-                <w:b/>
-                <w:bCs/>
-              </w:rPr>
-              <w:t>nastahili</w:t>
-            </w:r>
-            <w:r>
-              <w:rPr>
-                <w:b/>
-                <w:bCs/>
-              </w:rPr>
-              <w:t>,</w:t>
+              <w:t>anastahili,</w:t>
             </w:r>
           </w:p>
           <w:p>
@@ -1416,14 +1291,7 @@
                 <w:bCs/>
               </w:rPr>
               <w:lastRenderedPageBreak/>
-              <w:t>b</w:t>
-            </w:r>
-            <w:r>
-              <w:rPr>
-                <w:b/>
-                <w:bCs/>
-              </w:rPr>
-              <w:t>aba</w:t>
+              <w:t>baba</w:t>
             </w:r>
           </w:p>
           <w:p>
@@ -1494,10 +1362,7 @@
               </w:numPr>
             </w:pPr>
             <w:r>
-              <w:t>Mhenga</w:t>
-            </w:r>
-            <w:r>
-              <w:t>.</w:t>
+              <w:t>Mhenga.</w:t>
             </w:r>
           </w:p>
           <w:p>
@@ -1521,10 +1386,7 @@
               </w:numPr>
             </w:pPr>
             <w:r>
-              <w:t>Wahenga</w:t>
-            </w:r>
-            <w:r>
-              <w:t>, ikiwa ni wingi.</w:t>
+              <w:t>Wahenga, ikiwa ni wingi.</w:t>
             </w:r>
           </w:p>
           <w:p/>
@@ -1567,10 +1429,7 @@
           </w:p>
           <w:p>
             <w:r>
-              <w:t xml:space="preserve">Yohana </w:t>
-            </w:r>
-            <w:r>
-              <w:t>6:31</w:t>
+              <w:t>Yohana 6:31</w:t>
             </w:r>
           </w:p>
           <w:p>
@@ -1645,14 +1504,7 @@
                 <w:b/>
                 <w:bCs/>
               </w:rPr>
-              <w:t>b</w:t>
-            </w:r>
-            <w:r>
-              <w:rPr>
-                <w:b/>
-                <w:bCs/>
-              </w:rPr>
-              <w:t>aba</w:t>
+              <w:t>baba</w:t>
             </w:r>
           </w:p>
           <w:p/>
@@ -1700,10 +1552,7 @@
           </w:tcPr>
           <w:p>
             <w:r>
-              <w:t xml:space="preserve">Neno hili linamaanisha bwana, au mtu ambaye mtu anaheshimu na kutii. Katika Agano Jipya, neno hili mara nyingi hutumiwa kama jina </w:t>
-            </w:r>
-            <w:r>
-              <w:t xml:space="preserve">la Mungu na Yesu. (Kwa Kiingereza, basi Herufi ya kwanza inawekwa ikiwa kubwa: Bwana.) </w:t>
+              <w:t xml:space="preserve">Neno hili linamaanisha bwana, au mtu ambaye mtu anaheshimu na kutii. Katika Agano Jipya, neno hili mara nyingi hutumiwa kama jina la Mungu na Yesu. (Kwa Kiingereza, basi Herufi ya kwanza inawekwa ikiwa kubwa: Bwana.) </w:t>
             </w:r>
           </w:p>
           <w:p/>
@@ -1734,10 +1583,7 @@
           </w:p>
           <w:p>
             <w:r>
-              <w:t xml:space="preserve">Matendo </w:t>
-            </w:r>
-            <w:r>
-              <w:t>ya Mitume 7:60</w:t>
+              <w:t>Matendo ya Mitume 7:60</w:t>
             </w:r>
           </w:p>
           <w:p>
@@ -1807,14 +1653,7 @@
                 <w:b/>
                 <w:bCs/>
               </w:rPr>
-              <w:t>Bwana</w:t>
-            </w:r>
-            <w:r>
-              <w:rPr>
-                <w:b/>
-                <w:bCs/>
-              </w:rPr>
-              <w:t xml:space="preserve">, </w:t>
+              <w:t xml:space="preserve">Bwana, </w:t>
             </w:r>
             <w:r>
               <w:rPr>
@@ -1848,14 +1687,7 @@
                 <w:bCs/>
               </w:rPr>
               <w:lastRenderedPageBreak/>
-              <w:t>d</w:t>
-            </w:r>
-            <w:r>
-              <w:rPr>
-                <w:b/>
-                <w:bCs/>
-              </w:rPr>
-              <w:t>amu</w:t>
+              <w:t>damu</w:t>
             </w:r>
           </w:p>
           <w:p>
@@ -1932,24 +1764,12 @@
           </w:p>
           <w:p>
             <w:r>
-              <w:t>Mathayo</w:t>
-            </w:r>
-            <w:r>
-              <w:t xml:space="preserve"> </w:t>
-            </w:r>
-            <w:r>
-              <w:t>27:24 (*)</w:t>
-            </w:r>
-          </w:p>
-          <w:p>
-            <w:r>
-              <w:t>Mathayo</w:t>
-            </w:r>
-            <w:r>
-              <w:t xml:space="preserve"> </w:t>
-            </w:r>
-            <w:r>
-              <w:t>27:25 (*)</w:t>
+              <w:t>Mathayo 27:24 (*)</w:t>
+            </w:r>
+          </w:p>
+          <w:p>
+            <w:r>
+              <w:t>Mathayo 27:25 (*)</w:t>
             </w:r>
           </w:p>
           <w:p>
@@ -1964,43 +1784,22 @@
           </w:p>
           <w:p>
             <w:r>
-              <w:t>Yohana</w:t>
-            </w:r>
-            <w:r>
-              <w:t xml:space="preserve"> </w:t>
-            </w:r>
-            <w:r>
-              <w:t>6:53 (*</w:t>
-            </w:r>
-            <w:r>
-              <w:t>*</w:t>
-            </w:r>
-            <w:r>
-              <w:t>)</w:t>
-            </w:r>
-          </w:p>
-          <w:p>
-            <w:r>
-              <w:t>Yohana</w:t>
-            </w:r>
-            <w:r>
-              <w:t xml:space="preserve"> 6:54 (**) </w:t>
-            </w:r>
-          </w:p>
-          <w:p>
-            <w:r>
-              <w:t>Yohana</w:t>
-            </w:r>
-            <w:r>
-              <w:t xml:space="preserve"> 6:55 (**)</w:t>
-            </w:r>
-          </w:p>
-          <w:p>
-            <w:r>
-              <w:t>Yohana</w:t>
-            </w:r>
-            <w:r>
-              <w:t xml:space="preserve"> 6:56 (**)</w:t>
+              <w:t>Yohana 6:53 (**)</w:t>
+            </w:r>
+          </w:p>
+          <w:p>
+            <w:r>
+              <w:t xml:space="preserve">Yohana 6:54 (**) </w:t>
+            </w:r>
+          </w:p>
+          <w:p>
+            <w:r>
+              <w:t>Yohana 6:55 (**)</w:t>
+            </w:r>
+          </w:p>
+          <w:p>
+            <w:r>
+              <w:t>Yohana 6:56 (**)</w:t>
             </w:r>
           </w:p>
           <w:p>
@@ -2035,9 +1834,6 @@
           </w:p>
           <w:p>
             <w:r>
-              <w:rPr>
-                <w:highlight w:val="cyan"/>
-              </w:rPr>
               <w:t>Waebrania 9:7</w:t>
             </w:r>
           </w:p>
@@ -2098,14 +1894,7 @@
                 <w:b/>
                 <w:bCs/>
               </w:rPr>
-              <w:t>d</w:t>
-            </w:r>
-            <w:r>
-              <w:rPr>
-                <w:b/>
-                <w:bCs/>
-              </w:rPr>
-              <w:t>amu</w:t>
+              <w:t>damu</w:t>
             </w:r>
           </w:p>
           <w:p/>
@@ -2133,14 +1922,7 @@
                 <w:bCs/>
               </w:rPr>
               <w:lastRenderedPageBreak/>
-              <w:t>d</w:t>
-            </w:r>
-            <w:r>
-              <w:rPr>
-                <w:b/>
-                <w:bCs/>
-              </w:rPr>
-              <w:t xml:space="preserve">habihu </w:t>
+              <w:t xml:space="preserve">dhabihu </w:t>
             </w:r>
           </w:p>
           <w:p>
@@ -2203,13 +1985,7 @@
           <w:p/>
           <w:p>
             <w:r>
-              <w:t xml:space="preserve">Wakati wa Agano Jipya, dhabihu nyingi zilikuwa wanyama ambao waliuawa, kwa </w:t>
-            </w:r>
-            <w:r>
-              <w:t xml:space="preserve">hivyo "kutoa dhabihu" pia kunaweza kumaanisha "kuua" wakati linatumika kwa </w:t>
-            </w:r>
-            <w:r>
-              <w:t>kitu kinachoishi.</w:t>
+              <w:t>Wakati wa Agano Jipya, dhabihu nyingi zilikuwa wanyama ambao waliuawa, kwa hivyo "kutoa dhabihu" pia kunaweza kumaanisha "kuua" wakati linatumika kwa kitu kinachoishi.</w:t>
             </w:r>
           </w:p>
           <w:p/>
@@ -2247,13 +2023,7 @@
               <w:pStyle w:val="Compact"/>
             </w:pPr>
             <w:r>
-              <w:rPr>
-                <w:highlight w:val="cyan"/>
-              </w:rPr>
-              <w:t>Luka 22:7</w:t>
-            </w:r>
-            <w:r>
-              <w:t xml:space="preserve"> </w:t>
+              <w:t xml:space="preserve">Luka 22:7 </w:t>
             </w:r>
           </w:p>
           <w:p>
@@ -2350,21 +2120,7 @@
                 <w:b/>
                 <w:bCs/>
               </w:rPr>
-              <w:t>d</w:t>
-            </w:r>
-            <w:r>
-              <w:rPr>
-                <w:b/>
-                <w:bCs/>
-              </w:rPr>
-              <w:t>habihu</w:t>
-            </w:r>
-            <w:r>
-              <w:rPr>
-                <w:b/>
-                <w:bCs/>
-              </w:rPr>
-              <w:t xml:space="preserve">, </w:t>
+              <w:t xml:space="preserve">dhabihu, </w:t>
             </w:r>
             <w:r>
               <w:rPr>
@@ -2396,14 +2152,7 @@
                 <w:b/>
                 <w:bCs/>
               </w:rPr>
-              <w:t>d</w:t>
-            </w:r>
-            <w:r>
-              <w:rPr>
-                <w:b/>
-                <w:bCs/>
-              </w:rPr>
-              <w:t>hambi</w:t>
+              <w:t>dhambi</w:t>
             </w:r>
           </w:p>
           <w:p>
@@ -2564,14 +2313,7 @@
                 <w:b/>
                 <w:bCs/>
               </w:rPr>
-              <w:t>d</w:t>
-            </w:r>
-            <w:r>
-              <w:rPr>
-                <w:b/>
-                <w:bCs/>
-              </w:rPr>
-              <w:t>hambi</w:t>
+              <w:t>dhambi</w:t>
             </w:r>
           </w:p>
           <w:p/>
@@ -2598,14 +2340,7 @@
                 <w:bCs/>
               </w:rPr>
               <w:lastRenderedPageBreak/>
-              <w:t>f</w:t>
-            </w:r>
-            <w:r>
-              <w:rPr>
-                <w:b/>
-                <w:bCs/>
-              </w:rPr>
-              <w:t>uraha</w:t>
+              <w:t>furaha</w:t>
             </w:r>
           </w:p>
           <w:p>
@@ -2626,10 +2361,7 @@
           </w:tcPr>
           <w:p>
             <w:r>
-              <w:t xml:space="preserve">Neno hili linaweza kumaanisha furaha </w:t>
-            </w:r>
-            <w:r>
-              <w:t xml:space="preserve">au raha Inaweza pia kumaanisha kitu au mtu ambaye huleta furaha. </w:t>
+              <w:t xml:space="preserve">Neno hili linaweza kumaanisha furaha au raha Inaweza pia kumaanisha kitu au mtu ambaye huleta furaha. </w:t>
             </w:r>
           </w:p>
           <w:p/>
@@ -2668,13 +2400,7 @@
               <w:pStyle w:val="Compact"/>
             </w:pPr>
             <w:r>
-              <w:t>Yohana</w:t>
-            </w:r>
-            <w:r>
-              <w:t xml:space="preserve"> </w:t>
-            </w:r>
-            <w:r>
-              <w:t xml:space="preserve">15:11 </w:t>
+              <w:t xml:space="preserve">Yohana 15:11 </w:t>
             </w:r>
           </w:p>
           <w:p>
@@ -2776,14 +2502,7 @@
                 <w:b/>
                 <w:bCs/>
               </w:rPr>
-              <w:t>f</w:t>
-            </w:r>
-            <w:r>
-              <w:rPr>
-                <w:b/>
-                <w:bCs/>
-              </w:rPr>
-              <w:t>uraha</w:t>
+              <w:t>furaha</w:t>
             </w:r>
           </w:p>
         </w:tc>
@@ -2808,14 +2527,7 @@
                 <w:b/>
                 <w:bCs/>
               </w:rPr>
-              <w:t>h</w:t>
-            </w:r>
-            <w:r>
-              <w:rPr>
-                <w:b/>
-                <w:bCs/>
-              </w:rPr>
-              <w:t xml:space="preserve">abari njema </w:t>
+              <w:t xml:space="preserve">habari njema </w:t>
             </w:r>
           </w:p>
           <w:p>
@@ -2940,21 +2652,7 @@
                 <w:b/>
                 <w:bCs/>
               </w:rPr>
-              <w:t>h</w:t>
-            </w:r>
-            <w:r>
-              <w:rPr>
-                <w:b/>
-                <w:bCs/>
-              </w:rPr>
-              <w:t>abari njema</w:t>
-            </w:r>
-            <w:r>
-              <w:rPr>
-                <w:b/>
-                <w:bCs/>
-              </w:rPr>
-              <w:t xml:space="preserve">, injili, </w:t>
+              <w:t xml:space="preserve">habari njema, injili, </w:t>
             </w:r>
             <w:r>
               <w:rPr>
@@ -2994,14 +2692,7 @@
                 <w:bCs/>
               </w:rPr>
               <w:lastRenderedPageBreak/>
-              <w:t>h</w:t>
-            </w:r>
-            <w:r>
-              <w:rPr>
-                <w:b/>
-                <w:bCs/>
-              </w:rPr>
-              <w:t>asira</w:t>
+              <w:t>hasira</w:t>
             </w:r>
           </w:p>
           <w:p>
@@ -3106,21 +2797,7 @@
                 <w:b/>
                 <w:bCs/>
               </w:rPr>
-              <w:t>h</w:t>
-            </w:r>
-            <w:r>
-              <w:rPr>
-                <w:b/>
-                <w:bCs/>
-              </w:rPr>
-              <w:t>asira</w:t>
-            </w:r>
-            <w:r>
-              <w:rPr>
-                <w:b/>
-                <w:bCs/>
-              </w:rPr>
-              <w:t>,</w:t>
+              <w:t>hasira,</w:t>
             </w:r>
           </w:p>
           <w:p>
@@ -3153,14 +2830,7 @@
                 <w:b/>
                 <w:bCs/>
               </w:rPr>
-              <w:t>h</w:t>
-            </w:r>
-            <w:r>
-              <w:rPr>
-                <w:b/>
-                <w:bCs/>
-              </w:rPr>
-              <w:t>ekima</w:t>
+              <w:t>hekima</w:t>
             </w:r>
           </w:p>
           <w:p>
@@ -3247,15 +2917,7 @@
           <w:p/>
           <w:p>
             <w:r>
-              <w:t xml:space="preserve">Agano Jipya linatofautisha kati ya hekima ya kibinadamu na hekima ya kimungu. Hekima ya binadamu inaweza kujumuisha maarifa au akili, lakini pia ubinafsi au kiburi. Hekima ya Mungu </w:t>
-            </w:r>
-            <w:proofErr w:type="gramStart"/>
-            <w:r>
-              <w:t>inafaidia  wengine</w:t>
-            </w:r>
-            <w:proofErr w:type="gramEnd"/>
-            <w:r>
-              <w:t>.</w:t>
+              <w:t>Agano Jipya linatofautisha kati ya hekima ya kibinadamu na hekima ya kimungu. Hekima ya binadamu inaweza kujumuisha maarifa au akili, lakini pia ubinafsi au kiburi. Hekima ya Mungu inafaidia  wengine.</w:t>
             </w:r>
           </w:p>
         </w:tc>
@@ -3389,14 +3051,7 @@
                 <w:b/>
                 <w:bCs/>
               </w:rPr>
-              <w:t>h</w:t>
-            </w:r>
-            <w:r>
-              <w:rPr>
-                <w:b/>
-                <w:bCs/>
-              </w:rPr>
-              <w:t>ekima</w:t>
+              <w:t>hekima</w:t>
             </w:r>
           </w:p>
           <w:p>
@@ -3427,14 +3082,7 @@
                 <w:bCs/>
               </w:rPr>
               <w:lastRenderedPageBreak/>
-              <w:t>h</w:t>
-            </w:r>
-            <w:r>
-              <w:rPr>
-                <w:b/>
-                <w:bCs/>
-              </w:rPr>
-              <w:t>eshima</w:t>
+              <w:t>heshima</w:t>
             </w:r>
           </w:p>
           <w:p>
@@ -3455,10 +3103,7 @@
           </w:tcPr>
           <w:p>
             <w:r>
-              <w:t xml:space="preserve">Neno hili linaweza </w:t>
-            </w:r>
-            <w:r>
-              <w:t>kumaanisha:</w:t>
+              <w:t>Neno hili linaweza kumaanisha:</w:t>
             </w:r>
           </w:p>
           <w:p>
@@ -3470,10 +3115,7 @@
               </w:numPr>
             </w:pPr>
             <w:r>
-              <w:t xml:space="preserve">Heshima, mvuto, au heshima </w:t>
-            </w:r>
-            <w:r>
-              <w:t>ambayo inaonyeshwa kwa mtu.</w:t>
+              <w:t>Heshima, mvuto, au heshima ambayo inaonyeshwa kwa mtu.</w:t>
             </w:r>
           </w:p>
           <w:p>
@@ -3641,21 +3283,7 @@
                 <w:b/>
                 <w:bCs/>
               </w:rPr>
-              <w:t>h</w:t>
-            </w:r>
-            <w:r>
-              <w:rPr>
-                <w:b/>
-                <w:bCs/>
-              </w:rPr>
-              <w:t>eshima</w:t>
-            </w:r>
-            <w:r>
-              <w:rPr>
-                <w:b/>
-                <w:bCs/>
-              </w:rPr>
-              <w:t xml:space="preserve">, </w:t>
+              <w:t xml:space="preserve">heshima, </w:t>
             </w:r>
             <w:r>
               <w:rPr>
@@ -3686,14 +3314,7 @@
                 <w:b/>
                 <w:bCs/>
               </w:rPr>
-              <w:t>h</w:t>
-            </w:r>
-            <w:r>
-              <w:rPr>
-                <w:b/>
-                <w:bCs/>
-              </w:rPr>
-              <w:t xml:space="preserve">ukumu </w:t>
+              <w:t xml:space="preserve">hukumu </w:t>
             </w:r>
           </w:p>
           <w:p>
@@ -3714,13 +3335,7 @@
           </w:tcPr>
           <w:p>
             <w:r>
-              <w:t xml:space="preserve">Neno hili linamaanisha </w:t>
-            </w:r>
-            <w:r>
-              <w:t xml:space="preserve">kuamua kuwa mtu ana </w:t>
-            </w:r>
-            <w:r>
-              <w:t xml:space="preserve">hatia na anastahili adhabu kwa kufanya kitu kibaya. </w:t>
+              <w:t xml:space="preserve">Neno hili linamaanisha kuamua kuwa mtu ana hatia na anastahili adhabu kwa kufanya kitu kibaya. </w:t>
             </w:r>
           </w:p>
           <w:p/>
@@ -3747,10 +3362,7 @@
               <w:pStyle w:val="Compact"/>
             </w:pPr>
             <w:r>
-              <w:t>Mathayo</w:t>
-            </w:r>
-            <w:r>
-              <w:t xml:space="preserve"> 12:37 (*)</w:t>
+              <w:t>Mathayo 12:37 (*)</w:t>
             </w:r>
           </w:p>
           <w:p>
@@ -3766,10 +3378,7 @@
               <w:pStyle w:val="Compact"/>
             </w:pPr>
             <w:r>
-              <w:t>Mathayo</w:t>
-            </w:r>
-            <w:r>
-              <w:t xml:space="preserve"> 12:42 (*)</w:t>
+              <w:t>Mathayo 12:42 (*)</w:t>
             </w:r>
           </w:p>
           <w:p>
@@ -3802,20 +3411,14 @@
             </w:pPr>
             <w:commentRangeStart w:id="0"/>
             <w:r>
-              <w:rPr>
-                <w:highlight w:val="green"/>
-              </w:rPr>
-              <w:t>Luka 6:37</w:t>
-            </w:r>
-            <w:r>
-              <w:t xml:space="preserve"> </w:t>
+              <w:t xml:space="preserve">Luka 6:37 </w:t>
             </w:r>
             <w:commentRangeEnd w:id="0"/>
             <w:r>
               <w:rPr>
                 <w:rStyle w:val="CommentReference"/>
-                <w:kern w:val="2"/>
-                <w14:ligatures w14:val="standardContextual"/>
+                <w:sz w:val="24"/>
+                <w:szCs w:val="24"/>
               </w:rPr>
               <w:commentReference w:id="0"/>
             </w:r>
@@ -3893,14 +3496,7 @@
                 <w:b/>
                 <w:bCs/>
               </w:rPr>
-              <w:t>h</w:t>
-            </w:r>
-            <w:r>
-              <w:rPr>
-                <w:b/>
-                <w:bCs/>
-              </w:rPr>
-              <w:t>ukumu</w:t>
+              <w:t>hukumu</w:t>
             </w:r>
             <w:r>
               <w:t xml:space="preserve">, </w:t>
@@ -3984,14 +3580,7 @@
                 <w:b/>
                 <w:bCs/>
               </w:rPr>
-              <w:t>h</w:t>
-            </w:r>
-            <w:r>
-              <w:rPr>
-                <w:b/>
-                <w:bCs/>
-              </w:rPr>
-              <w:t xml:space="preserve">uruma </w:t>
+              <w:t xml:space="preserve">huruma </w:t>
             </w:r>
           </w:p>
           <w:p>
@@ -4135,21 +3724,7 @@
                 <w:b/>
                 <w:bCs/>
               </w:rPr>
-              <w:t>h</w:t>
-            </w:r>
-            <w:r>
-              <w:rPr>
-                <w:b/>
-                <w:bCs/>
-              </w:rPr>
-              <w:t>uruma</w:t>
-            </w:r>
-            <w:r>
-              <w:rPr>
-                <w:b/>
-                <w:bCs/>
-              </w:rPr>
-              <w:t xml:space="preserve">, </w:t>
+              <w:t xml:space="preserve">huruma, </w:t>
             </w:r>
             <w:r>
               <w:rPr>
@@ -4180,14 +3755,7 @@
                 <w:b/>
                 <w:bCs/>
               </w:rPr>
-              <w:t>i</w:t>
-            </w:r>
-            <w:r>
-              <w:rPr>
-                <w:b/>
-                <w:bCs/>
-              </w:rPr>
-              <w:t xml:space="preserve">bada </w:t>
+              <w:t xml:space="preserve">ibada </w:t>
             </w:r>
           </w:p>
           <w:p>
@@ -4379,21 +3947,7 @@
                 <w:b/>
                 <w:bCs/>
               </w:rPr>
-              <w:t>i</w:t>
-            </w:r>
-            <w:r>
-              <w:rPr>
-                <w:b/>
-                <w:bCs/>
-              </w:rPr>
-              <w:t>bada</w:t>
-            </w:r>
-            <w:r>
-              <w:rPr>
-                <w:b/>
-                <w:bCs/>
-              </w:rPr>
-              <w:t xml:space="preserve">, </w:t>
+              <w:t xml:space="preserve">ibada, </w:t>
             </w:r>
             <w:r>
               <w:rPr>
@@ -4425,14 +3979,7 @@
                 <w:bCs/>
               </w:rPr>
               <w:lastRenderedPageBreak/>
-              <w:t>i</w:t>
-            </w:r>
-            <w:r>
-              <w:rPr>
-                <w:b/>
-                <w:bCs/>
-              </w:rPr>
-              <w:t>mani</w:t>
+              <w:t>imani</w:t>
             </w:r>
           </w:p>
           <w:p>
@@ -4486,11 +4033,6 @@
             </w:pPr>
           </w:p>
           <w:p>
-            <w:pPr>
-              <w:rPr>
-                <w:highlight w:val="yellow"/>
-              </w:rPr>
-            </w:pPr>
             <w:r>
               <w:t>Kumbuka: Aya zilizo na alama * zote zinapaswa kutumia maana sawa ya neno hili.</w:t>
             </w:r>
@@ -4613,14 +4155,7 @@
                 <w:b/>
                 <w:bCs/>
               </w:rPr>
-              <w:t>i</w:t>
-            </w:r>
-            <w:r>
-              <w:rPr>
-                <w:b/>
-                <w:bCs/>
-              </w:rPr>
-              <w:t>mani</w:t>
+              <w:t>imani</w:t>
             </w:r>
           </w:p>
           <w:p/>
@@ -4646,14 +4181,7 @@
                 <w:b/>
                 <w:bCs/>
               </w:rPr>
-              <w:t>j</w:t>
-            </w:r>
-            <w:r>
-              <w:rPr>
-                <w:b/>
-                <w:bCs/>
-              </w:rPr>
-              <w:t xml:space="preserve">aribu </w:t>
+              <w:t xml:space="preserve">jaribu </w:t>
             </w:r>
           </w:p>
           <w:p>
@@ -4686,10 +4214,7 @@
               </w:numPr>
             </w:pPr>
             <w:r>
-              <w:t xml:space="preserve">Kujaribu kumshawishi mtu kufanya kitu ambacho </w:t>
-            </w:r>
-            <w:r>
-              <w:t>hawapaswi kufanya (kufanya kile ambacho ni kibaya).</w:t>
+              <w:t>Kujaribu kumshawishi mtu kufanya kitu ambacho hawapaswi kufanya (kufanya kile ambacho ni kibaya).</w:t>
             </w:r>
           </w:p>
           <w:p>
@@ -4701,15 +4226,7 @@
               </w:numPr>
             </w:pPr>
             <w:r>
-              <w:t xml:space="preserve">kupima au kuweka kwenye </w:t>
-            </w:r>
-            <w:proofErr w:type="gramStart"/>
-            <w:r>
-              <w:t>kipimo  kwenye</w:t>
-            </w:r>
-            <w:proofErr w:type="gramEnd"/>
-            <w:r>
-              <w:t xml:space="preserve"> mtihani. Wakati mwingine watu hujaribu mtu kugundua asili au tabia ya kweli ya mtu huyo. </w:t>
+              <w:t xml:space="preserve">kupima au kuweka kwenye kipimo  kwenye mtihani. Wakati mwingine watu hujaribu mtu kugundua asili au tabia ya kweli ya mtu huyo. </w:t>
             </w:r>
           </w:p>
           <w:p>
@@ -4850,21 +4367,7 @@
                 <w:b/>
                 <w:bCs/>
               </w:rPr>
-              <w:t>j</w:t>
-            </w:r>
-            <w:r>
-              <w:rPr>
-                <w:b/>
-                <w:bCs/>
-              </w:rPr>
-              <w:t>aribu</w:t>
-            </w:r>
-            <w:r>
-              <w:rPr>
-                <w:b/>
-                <w:bCs/>
-              </w:rPr>
-              <w:t xml:space="preserve">, </w:t>
+              <w:t xml:space="preserve">jaribu, </w:t>
             </w:r>
             <w:r>
               <w:rPr>
@@ -4968,13 +4471,7 @@
               <w:pStyle w:val="Compact"/>
             </w:pPr>
             <w:r>
-              <w:rPr>
-                <w:highlight w:val="cyan"/>
-              </w:rPr>
-              <w:t>Mathayo 18:9</w:t>
-            </w:r>
-            <w:r>
-              <w:t xml:space="preserve"> </w:t>
+              <w:t xml:space="preserve">Mathayo 18:9 </w:t>
             </w:r>
           </w:p>
           <w:p>
@@ -5050,21 +4547,7 @@
                 <w:b/>
                 <w:bCs/>
               </w:rPr>
-              <w:t>k</w:t>
-            </w:r>
-            <w:r>
-              <w:rPr>
-                <w:b/>
-                <w:bCs/>
-              </w:rPr>
-              <w:t>uzimu</w:t>
-            </w:r>
-            <w:r>
-              <w:rPr>
-                <w:b/>
-                <w:bCs/>
-              </w:rPr>
-              <w:t xml:space="preserve">, </w:t>
+              <w:t xml:space="preserve">kuzimu, </w:t>
             </w:r>
             <w:r>
               <w:rPr>
@@ -5104,14 +4587,7 @@
                 <w:b/>
                 <w:bCs/>
               </w:rPr>
-              <w:t>k</w:t>
-            </w:r>
-            <w:r>
-              <w:rPr>
-                <w:b/>
-                <w:bCs/>
-              </w:rPr>
-              <w:t>anisa</w:t>
+              <w:t>kanisa</w:t>
             </w:r>
           </w:p>
           <w:p>
@@ -5196,13 +4672,7 @@
           </w:p>
           <w:p>
             <w:r>
-              <w:t>2</w:t>
-            </w:r>
-            <w:r>
-              <w:t xml:space="preserve"> </w:t>
-            </w:r>
-            <w:r>
-              <w:t>Wakorintho 1:1</w:t>
+              <w:t>2 Wakorintho 1:1</w:t>
             </w:r>
           </w:p>
           <w:p>
@@ -5282,14 +4752,7 @@
                 <w:b/>
                 <w:bCs/>
               </w:rPr>
-              <w:t>k</w:t>
-            </w:r>
-            <w:r>
-              <w:rPr>
-                <w:b/>
-                <w:bCs/>
-              </w:rPr>
-              <w:t>anisa</w:t>
+              <w:t>kanisa</w:t>
             </w:r>
             <w:r>
               <w:t xml:space="preserve">, </w:t>
@@ -5324,14 +4787,7 @@
                 <w:bCs/>
               </w:rPr>
               <w:lastRenderedPageBreak/>
-              <w:t>k</w:t>
-            </w:r>
-            <w:r>
-              <w:rPr>
-                <w:b/>
-                <w:bCs/>
-              </w:rPr>
-              <w:t>ifo</w:t>
+              <w:t>kifo</w:t>
             </w:r>
           </w:p>
           <w:p>
@@ -5489,14 +4945,7 @@
                 <w:b/>
                 <w:bCs/>
               </w:rPr>
-              <w:t>k</w:t>
-            </w:r>
-            <w:r>
-              <w:rPr>
-                <w:b/>
-                <w:bCs/>
-              </w:rPr>
-              <w:t>ifo</w:t>
+              <w:t>kifo</w:t>
             </w:r>
             <w:r>
               <w:t xml:space="preserve">, </w:t>
@@ -5536,14 +4985,7 @@
                 <w:b/>
                 <w:bCs/>
               </w:rPr>
-              <w:t>k</w:t>
-            </w:r>
-            <w:r>
-              <w:rPr>
-                <w:b/>
-                <w:bCs/>
-              </w:rPr>
-              <w:t xml:space="preserve">iti cha enzi </w:t>
+              <w:t xml:space="preserve">kiti cha enzi </w:t>
             </w:r>
           </w:p>
           <w:p>
@@ -5734,40 +5176,19 @@
                 <w:b/>
                 <w:bCs/>
               </w:rPr>
-              <w:t>k</w:t>
-            </w:r>
-            <w:r>
-              <w:rPr>
-                <w:b/>
-                <w:bCs/>
-              </w:rPr>
-              <w:t>iti cha enzi</w:t>
-            </w:r>
-            <w:r>
-              <w:rPr>
-                <w:b/>
-                <w:bCs/>
-              </w:rPr>
-              <w:t>,</w:t>
-            </w:r>
-          </w:p>
-          <w:p>
-            <w:pPr>
-              <w:pStyle w:val="Compact"/>
-            </w:pPr>
-            <w:r>
-              <w:rPr>
-                <w:b/>
-                <w:bCs/>
-              </w:rPr>
-              <w:t>enzi</w:t>
-            </w:r>
-            <w:r>
-              <w:rPr>
-                <w:b/>
-                <w:bCs/>
-              </w:rPr>
-              <w:t xml:space="preserve">, kiti, </w:t>
+              <w:t>kiti cha enzi,</w:t>
+            </w:r>
+          </w:p>
+          <w:p>
+            <w:pPr>
+              <w:pStyle w:val="Compact"/>
+            </w:pPr>
+            <w:r>
+              <w:rPr>
+                <w:b/>
+                <w:bCs/>
+              </w:rPr>
+              <w:t xml:space="preserve">enzi, kiti, </w:t>
             </w:r>
             <w:r>
               <w:rPr>
@@ -5799,14 +5220,7 @@
                 <w:bCs/>
               </w:rPr>
               <w:lastRenderedPageBreak/>
-              <w:t>k</w:t>
-            </w:r>
-            <w:r>
-              <w:rPr>
-                <w:b/>
-                <w:bCs/>
-              </w:rPr>
-              <w:t xml:space="preserve">ondoo </w:t>
+              <w:t xml:space="preserve">kondoo </w:t>
             </w:r>
           </w:p>
           <w:p>
@@ -5827,13 +5241,7 @@
           </w:tcPr>
           <w:p>
             <w:r>
-              <w:t xml:space="preserve">Neno hili ni jina la mnyama ambaye ana miguu minne na </w:t>
-            </w:r>
-            <w:r>
-              <w:t xml:space="preserve">sufu mwili wake wote. Neno hili linaweza pia kumaanisha mtu ambaye </w:t>
-            </w:r>
-            <w:r>
-              <w:t>ni kama kondoo kwa njia fulani.</w:t>
+              <w:t>Neno hili ni jina la mnyama ambaye ana miguu minne na sufu mwili wake wote. Neno hili linaweza pia kumaanisha mtu ambaye ni kama kondoo kwa njia fulani.</w:t>
             </w:r>
           </w:p>
           <w:p>
@@ -5983,14 +5391,7 @@
                 <w:b/>
                 <w:bCs/>
               </w:rPr>
-              <w:t>k</w:t>
-            </w:r>
-            <w:r>
-              <w:rPr>
-                <w:b/>
-                <w:bCs/>
-              </w:rPr>
-              <w:t xml:space="preserve">ondoo </w:t>
+              <w:t xml:space="preserve">kondoo </w:t>
             </w:r>
           </w:p>
           <w:p>
@@ -6042,22 +5443,7 @@
           </w:tcPr>
           <w:p>
             <w:r>
-              <w:t>Kristo ni jina</w:t>
-            </w:r>
-            <w:r>
-              <w:t xml:space="preserve"> </w:t>
-            </w:r>
-            <w:r>
-              <w:t>cheo</w:t>
-            </w:r>
-            <w:r>
-              <w:t xml:space="preserve"> alilopewa Yesu. Maana yake halisi ni Mtiwa </w:t>
-            </w:r>
-            <w:r>
-              <w:t>M</w:t>
-            </w:r>
-            <w:r>
-              <w:t>afuta.</w:t>
+              <w:t>Kristo ni jina cheo alilopewa Yesu. Maana yake halisi ni Mtiwa Mafuta.</w:t>
             </w:r>
           </w:p>
         </w:tc>
@@ -6229,14 +5615,7 @@
                 <w:bCs/>
               </w:rPr>
               <w:lastRenderedPageBreak/>
-              <w:t>k</w:t>
-            </w:r>
-            <w:r>
-              <w:rPr>
-                <w:b/>
-                <w:bCs/>
-              </w:rPr>
-              <w:t>uamini</w:t>
+              <w:t>kuamini</w:t>
             </w:r>
           </w:p>
           <w:p>
@@ -6269,10 +5648,7 @@
               </w:numPr>
             </w:pPr>
             <w:r>
-              <w:t xml:space="preserve">Kuwa na uhakika </w:t>
-            </w:r>
-            <w:r>
-              <w:t>kitu ni kweli, haki, au nzuri.</w:t>
+              <w:t>Kuwa na uhakika kitu ni kweli, haki, au nzuri.</w:t>
             </w:r>
           </w:p>
           <w:p>
@@ -6335,10 +5711,7 @@
           </w:p>
           <w:p>
             <w:r>
-              <w:t xml:space="preserve">Yohana </w:t>
-            </w:r>
-            <w:r>
-              <w:t>20:31</w:t>
+              <w:t>Yohana 20:31</w:t>
             </w:r>
           </w:p>
           <w:p>
@@ -6393,21 +5766,7 @@
                 <w:b/>
                 <w:bCs/>
               </w:rPr>
-              <w:t>k</w:t>
-            </w:r>
-            <w:r>
-              <w:rPr>
-                <w:b/>
-                <w:bCs/>
-              </w:rPr>
-              <w:t>uamin</w:t>
-            </w:r>
-            <w:r>
-              <w:rPr>
-                <w:b/>
-                <w:bCs/>
-              </w:rPr>
-              <w:t xml:space="preserve">i, amini, </w:t>
+              <w:t xml:space="preserve">kuamini, amini, </w:t>
             </w:r>
             <w:r>
               <w:rPr>
@@ -6439,14 +5798,7 @@
                 <w:bCs/>
               </w:rPr>
               <w:lastRenderedPageBreak/>
-              <w:t>k</w:t>
-            </w:r>
-            <w:r>
-              <w:rPr>
-                <w:b/>
-                <w:bCs/>
-              </w:rPr>
-              <w:t>ubariki</w:t>
+              <w:t>kubariki</w:t>
             </w:r>
           </w:p>
           <w:p>
@@ -6491,10 +5843,7 @@
               </w:numPr>
             </w:pPr>
             <w:r>
-              <w:t>Kumwomba Mungu atende mema kwa mtu</w:t>
-            </w:r>
-            <w:r>
-              <w:t xml:space="preserve"> fulani.</w:t>
+              <w:t>Kumwomba Mungu atende mema kwa mtu fulani.</w:t>
             </w:r>
           </w:p>
           <w:p>
@@ -6506,19 +5855,7 @@
               </w:numPr>
             </w:pPr>
             <w:r>
-              <w:t xml:space="preserve">Kumshukuru na </w:t>
-            </w:r>
-            <w:r>
-              <w:t>kumtukuza</w:t>
-            </w:r>
-            <w:r>
-              <w:t xml:space="preserve"> Mungu kwa kutoa chakula au </w:t>
-            </w:r>
-            <w:r>
-              <w:t>mlo</w:t>
-            </w:r>
-            <w:r>
-              <w:t>.</w:t>
+              <w:t>Kumshukuru na kumtukuza Mungu kwa kutoa chakula au mlo.</w:t>
             </w:r>
           </w:p>
           <w:p>
@@ -6530,13 +5867,7 @@
               </w:numPr>
             </w:pPr>
             <w:r>
-              <w:t xml:space="preserve">Wakati Mungu anaonyesha </w:t>
-            </w:r>
-            <w:r>
-              <w:t>kibali</w:t>
-            </w:r>
-            <w:r>
-              <w:t xml:space="preserve"> kwa mtu.</w:t>
+              <w:t>Wakati Mungu anaonyesha kibali kwa mtu.</w:t>
             </w:r>
           </w:p>
           <w:p/>
@@ -6551,127 +5882,56 @@
             <w:tcW w:w="2988" w:type="dxa"/>
           </w:tcPr>
           <w:p>
-            <w:pPr>
-              <w:rPr>
-                <w:highlight w:val="cyan"/>
-              </w:rPr>
-            </w:pPr>
-            <w:r>
-              <w:rPr>
-                <w:highlight w:val="cyan"/>
-              </w:rPr>
+            <w:r>
               <w:t>Mathayo 5:3 (*)</w:t>
             </w:r>
           </w:p>
           <w:p>
-            <w:pPr>
-              <w:rPr>
-                <w:highlight w:val="cyan"/>
-              </w:rPr>
-            </w:pPr>
-            <w:r>
-              <w:rPr>
-                <w:highlight w:val="cyan"/>
-              </w:rPr>
+            <w:r>
               <w:t>Mathayo 5:4 (*)</w:t>
             </w:r>
           </w:p>
           <w:p>
-            <w:pPr>
-              <w:rPr>
-                <w:highlight w:val="cyan"/>
-              </w:rPr>
-            </w:pPr>
-            <w:r>
-              <w:rPr>
-                <w:highlight w:val="cyan"/>
-              </w:rPr>
+            <w:r>
               <w:t>Mathayo 5:5 (*)</w:t>
             </w:r>
           </w:p>
           <w:p>
-            <w:pPr>
-              <w:rPr>
-                <w:highlight w:val="cyan"/>
-              </w:rPr>
-            </w:pPr>
-            <w:r>
-              <w:rPr>
-                <w:highlight w:val="cyan"/>
-              </w:rPr>
+            <w:r>
               <w:t>Mathayo 5:6 (*)</w:t>
             </w:r>
           </w:p>
           <w:p>
-            <w:pPr>
-              <w:rPr>
-                <w:highlight w:val="cyan"/>
-              </w:rPr>
-            </w:pPr>
-            <w:r>
-              <w:rPr>
-                <w:highlight w:val="cyan"/>
-              </w:rPr>
+            <w:r>
               <w:t>Mathayo 5:7 (*)</w:t>
             </w:r>
           </w:p>
           <w:p>
-            <w:pPr>
-              <w:rPr>
-                <w:highlight w:val="cyan"/>
-              </w:rPr>
-            </w:pPr>
-            <w:r>
-              <w:rPr>
-                <w:highlight w:val="cyan"/>
-              </w:rPr>
+            <w:r>
               <w:t xml:space="preserve">Mathayo 5:8 (*) </w:t>
             </w:r>
           </w:p>
           <w:p>
-            <w:pPr>
-              <w:rPr>
-                <w:highlight w:val="cyan"/>
-              </w:rPr>
-            </w:pPr>
-            <w:r>
-              <w:rPr>
-                <w:highlight w:val="cyan"/>
-              </w:rPr>
+            <w:r>
               <w:t>Mathayo 5:9 (*)</w:t>
             </w:r>
           </w:p>
           <w:p>
-            <w:pPr>
-              <w:rPr>
-                <w:highlight w:val="cyan"/>
-              </w:rPr>
-            </w:pPr>
-            <w:r>
-              <w:rPr>
-                <w:highlight w:val="cyan"/>
-              </w:rPr>
+            <w:r>
               <w:t>Mathayo 5:10 (*)</w:t>
             </w:r>
           </w:p>
           <w:p>
             <w:r>
-              <w:rPr>
-                <w:highlight w:val="cyan"/>
-              </w:rPr>
               <w:t>Mathayo</w:t>
             </w:r>
             <w:r>
               <w:rPr>
                 <w:color w:val="FF0000"/>
-                <w:highlight w:val="cyan"/>
               </w:rPr>
               <w:t xml:space="preserve"> </w:t>
             </w:r>
             <w:r>
-              <w:rPr>
-                <w:highlight w:val="cyan"/>
-              </w:rPr>
               <w:t>5:11 (*)</w:t>
             </w:r>
           </w:p>
@@ -6792,21 +6052,7 @@
                 <w:b/>
                 <w:bCs/>
               </w:rPr>
-              <w:t>k</w:t>
-            </w:r>
-            <w:r>
-              <w:rPr>
-                <w:b/>
-                <w:bCs/>
-              </w:rPr>
-              <w:t>ubariki</w:t>
-            </w:r>
-            <w:r>
-              <w:rPr>
-                <w:b/>
-                <w:bCs/>
-              </w:rPr>
-              <w:t xml:space="preserve">, </w:t>
+              <w:t xml:space="preserve">kubariki, </w:t>
             </w:r>
             <w:r>
               <w:rPr>
@@ -6838,14 +6084,7 @@
                 <w:bCs/>
               </w:rPr>
               <w:lastRenderedPageBreak/>
-              <w:t>k</w:t>
-            </w:r>
-            <w:r>
-              <w:rPr>
-                <w:b/>
-                <w:bCs/>
-              </w:rPr>
-              <w:t>ubatiza</w:t>
+              <w:t>kubatiza</w:t>
             </w:r>
           </w:p>
           <w:p>
@@ -6890,10 +6129,7 @@
               </w:numPr>
             </w:pPr>
             <w:r>
-              <w:t xml:space="preserve">Kuzamisha </w:t>
-            </w:r>
-            <w:r>
-              <w:t>kitu au mtu chini ya maji.</w:t>
+              <w:t>Kuzamisha kitu au mtu chini ya maji.</w:t>
             </w:r>
           </w:p>
           <w:p>
@@ -6905,13 +6141,7 @@
               </w:numPr>
             </w:pPr>
             <w:r>
-              <w:t>Kujiosha ama kujitakasa</w:t>
-            </w:r>
-            <w:r>
-              <w:t>.</w:t>
-            </w:r>
-            <w:r>
-              <w:t xml:space="preserve">  </w:t>
+              <w:t xml:space="preserve">Kujiosha ama kujitakasa.  </w:t>
             </w:r>
           </w:p>
         </w:tc>
@@ -7011,14 +6241,7 @@
                 <w:b/>
                 <w:bCs/>
               </w:rPr>
-              <w:t>k</w:t>
-            </w:r>
-            <w:r>
-              <w:rPr>
-                <w:b/>
-                <w:bCs/>
-              </w:rPr>
-              <w:t>ubatiza</w:t>
+              <w:t>kubatiza</w:t>
             </w:r>
           </w:p>
           <w:p>
@@ -7051,14 +6274,7 @@
                 <w:b/>
                 <w:bCs/>
               </w:rPr>
-              <w:t>k</w:t>
-            </w:r>
-            <w:r>
-              <w:rPr>
-                <w:b/>
-                <w:bCs/>
-              </w:rPr>
-              <w:t>ufanywa mwana</w:t>
+              <w:t>kufanywa mwana</w:t>
             </w:r>
           </w:p>
           <w:p>
@@ -7073,13 +6289,7 @@
           </w:tcPr>
           <w:p>
             <w:r>
-              <w:t xml:space="preserve">Neno hili hutumika kuelezea mtu anapokubali katika familia mtoto ambaye hakuwa mwana wao au binti </w:t>
-            </w:r>
-            <w:r>
-              <w:t xml:space="preserve">yao. </w:t>
-            </w:r>
-            <w:r>
-              <w:t>Mtoto huyu basi anapendwa na kukubalika kama mwana au binti.</w:t>
+              <w:t>Neno hili hutumika kuelezea mtu anapokubali katika familia mtoto ambaye hakuwa mwana wao au binti yao. Mtoto huyu basi anapendwa na kukubalika kama mwana au binti.</w:t>
             </w:r>
           </w:p>
         </w:tc>
@@ -7108,9 +6318,6 @@
               <w:pStyle w:val="Compact"/>
             </w:pPr>
             <w:r>
-              <w:rPr>
-                <w:highlight w:val="cyan"/>
-              </w:rPr>
               <w:t>Warumi 9:4</w:t>
             </w:r>
           </w:p>
@@ -7127,13 +6334,7 @@
               <w:pStyle w:val="Compact"/>
             </w:pPr>
             <w:r>
-              <w:rPr>
-                <w:highlight w:val="cyan"/>
-              </w:rPr>
-              <w:t>Waefeso 1:5</w:t>
-            </w:r>
-            <w:r>
-              <w:t xml:space="preserve"> </w:t>
+              <w:t xml:space="preserve">Waefeso 1:5 </w:t>
             </w:r>
           </w:p>
         </w:tc>
@@ -7153,21 +6354,7 @@
                 <w:b/>
                 <w:bCs/>
               </w:rPr>
-              <w:t>k</w:t>
-            </w:r>
-            <w:r>
-              <w:rPr>
-                <w:b/>
-                <w:bCs/>
-              </w:rPr>
-              <w:t>ufanywa mwana</w:t>
-            </w:r>
-            <w:r>
-              <w:rPr>
-                <w:b/>
-                <w:bCs/>
-              </w:rPr>
-              <w:t>,</w:t>
+              <w:t>kufanywa mwana,</w:t>
             </w:r>
           </w:p>
           <w:p>
@@ -7204,14 +6391,7 @@
                 <w:bCs/>
               </w:rPr>
               <w:lastRenderedPageBreak/>
-              <w:t>k</w:t>
-            </w:r>
-            <w:r>
-              <w:rPr>
-                <w:b/>
-                <w:bCs/>
-              </w:rPr>
-              <w:t>uhesabiwa haki</w:t>
+              <w:t>kuhesabiwa haki</w:t>
             </w:r>
           </w:p>
           <w:p>
@@ -7256,10 +6436,7 @@
               </w:numPr>
             </w:pPr>
             <w:r>
-              <w:t xml:space="preserve">Kumtangaza mtu kuwa mwadilifu, basi mtendee kama vile </w:t>
-            </w:r>
-            <w:r>
-              <w:t>amefanya jambo jema.</w:t>
+              <w:t>Kumtangaza mtu kuwa mwadilifu, basi mtendee kama vile amefanya jambo jema.</w:t>
             </w:r>
           </w:p>
           <w:p>
@@ -7384,21 +6561,7 @@
                 <w:b/>
                 <w:bCs/>
               </w:rPr>
-              <w:t>k</w:t>
-            </w:r>
-            <w:r>
-              <w:rPr>
-                <w:b/>
-                <w:bCs/>
-              </w:rPr>
-              <w:t>uhesabiwa haki</w:t>
-            </w:r>
-            <w:r>
-              <w:rPr>
-                <w:b/>
-                <w:bCs/>
-              </w:rPr>
-              <w:t xml:space="preserve">, </w:t>
+              <w:t xml:space="preserve">kuhesabiwa haki, </w:t>
             </w:r>
             <w:r>
               <w:rPr>
@@ -7435,14 +6598,7 @@
                 <w:b/>
                 <w:bCs/>
               </w:rPr>
-              <w:t>k</w:t>
-            </w:r>
-            <w:r>
-              <w:rPr>
-                <w:b/>
-                <w:bCs/>
-              </w:rPr>
-              <w:t>uhukumu</w:t>
+              <w:t>kuhukumu</w:t>
             </w:r>
           </w:p>
           <w:p>
@@ -7511,10 +6667,7 @@
               </w:numPr>
             </w:pPr>
             <w:r>
-              <w:t xml:space="preserve">Kuhukumu, ambayo inamaanisha kumhukumu mtu au kutangaza </w:t>
-            </w:r>
-            <w:r>
-              <w:t>ni adhabu gani mtu atapokea kwa kufanya kitu kibaya.</w:t>
+              <w:t>Kuhukumu, ambayo inamaanisha kumhukumu mtu au kutangaza ni adhabu gani mtu atapokea kwa kufanya kitu kibaya.</w:t>
             </w:r>
           </w:p>
           <w:p/>
@@ -7543,8 +6696,8 @@
             <w:r>
               <w:rPr>
                 <w:rStyle w:val="CommentReference"/>
-                <w:kern w:val="2"/>
-                <w14:ligatures w14:val="standardContextual"/>
+                <w:sz w:val="24"/>
+                <w:szCs w:val="24"/>
               </w:rPr>
               <w:commentReference w:id="1"/>
             </w:r>
@@ -7670,21 +6823,7 @@
                 <w:b/>
                 <w:bCs/>
               </w:rPr>
-              <w:t>k</w:t>
-            </w:r>
-            <w:r>
-              <w:rPr>
-                <w:b/>
-                <w:bCs/>
-              </w:rPr>
-              <w:t>uhukumu</w:t>
-            </w:r>
-            <w:r>
-              <w:rPr>
-                <w:b/>
-                <w:bCs/>
-              </w:rPr>
-              <w:t xml:space="preserve">, </w:t>
+              <w:t xml:space="preserve">kuhukumu, </w:t>
             </w:r>
           </w:p>
           <w:p>
@@ -7724,14 +6863,7 @@
                 <w:bCs/>
               </w:rPr>
               <w:lastRenderedPageBreak/>
-              <w:t>k</w:t>
-            </w:r>
-            <w:r>
-              <w:rPr>
-                <w:b/>
-                <w:bCs/>
-              </w:rPr>
-              <w:t>ujua mapema</w:t>
+              <w:t>kujua mapema</w:t>
             </w:r>
           </w:p>
           <w:p>
@@ -7814,21 +6946,7 @@
                 <w:b/>
                 <w:bCs/>
               </w:rPr>
-              <w:t>k</w:t>
-            </w:r>
-            <w:r>
-              <w:rPr>
-                <w:b/>
-                <w:bCs/>
-              </w:rPr>
-              <w:t>ujua mapema</w:t>
-            </w:r>
-            <w:r>
-              <w:rPr>
-                <w:b/>
-                <w:bCs/>
-              </w:rPr>
-              <w:t xml:space="preserve">, </w:t>
+              <w:t xml:space="preserve">kujua mapema, </w:t>
             </w:r>
             <w:r>
               <w:rPr>
@@ -7859,14 +6977,7 @@
                 <w:b/>
                 <w:bCs/>
               </w:rPr>
-              <w:t>k</w:t>
-            </w:r>
-            <w:r>
-              <w:rPr>
-                <w:b/>
-                <w:bCs/>
-              </w:rPr>
-              <w:t xml:space="preserve">ukomboa </w:t>
+              <w:t xml:space="preserve">kukomboa </w:t>
             </w:r>
           </w:p>
           <w:p>
@@ -7899,10 +7010,7 @@
               </w:numPr>
             </w:pPr>
             <w:r>
-              <w:t xml:space="preserve">Kumwachilia mtu kutoka utumwani kwa kulipa kile </w:t>
-            </w:r>
-            <w:r>
-              <w:t xml:space="preserve">kinachohitajika. </w:t>
+              <w:t xml:space="preserve">Kumwachilia mtu kutoka utumwani kwa kulipa kile kinachohitajika. </w:t>
             </w:r>
           </w:p>
           <w:p>
@@ -7926,10 +7034,7 @@
               </w:numPr>
             </w:pPr>
             <w:r>
-              <w:t xml:space="preserve">Kutumia muda </w:t>
-            </w:r>
-            <w:r>
-              <w:t xml:space="preserve">au fursa kwa njia ya busara kufanya kitu kizuri.   </w:t>
+              <w:t xml:space="preserve">Kutumia muda au fursa kwa njia ya busara kufanya kitu kizuri.   </w:t>
             </w:r>
           </w:p>
         </w:tc>
@@ -8004,21 +7109,7 @@
                 <w:b/>
                 <w:bCs/>
               </w:rPr>
-              <w:t>k</w:t>
-            </w:r>
-            <w:r>
-              <w:rPr>
-                <w:b/>
-                <w:bCs/>
-              </w:rPr>
-              <w:t>ukomboa</w:t>
-            </w:r>
-            <w:r>
-              <w:rPr>
-                <w:b/>
-                <w:bCs/>
-              </w:rPr>
-              <w:t xml:space="preserve">, </w:t>
+              <w:t xml:space="preserve">kukomboa, </w:t>
             </w:r>
             <w:r>
               <w:rPr>
@@ -8100,9 +7191,6 @@
           </w:p>
           <w:p>
             <w:r>
-              <w:rPr>
-                <w:highlight w:val="cyan"/>
-              </w:rPr>
               <w:t>Matendo ya Mitume 26:11</w:t>
             </w:r>
           </w:p>
@@ -8141,21 +7229,7 @@
                 <w:b/>
                 <w:bCs/>
               </w:rPr>
-              <w:t>k</w:t>
-            </w:r>
-            <w:r>
-              <w:rPr>
-                <w:b/>
-                <w:bCs/>
-              </w:rPr>
-              <w:t>ukufuru</w:t>
-            </w:r>
-            <w:r>
-              <w:rPr>
-                <w:b/>
-                <w:bCs/>
-              </w:rPr>
-              <w:t xml:space="preserve">, </w:t>
+              <w:t xml:space="preserve">kukufuru, </w:t>
             </w:r>
             <w:r>
               <w:rPr>
@@ -8187,14 +7261,7 @@
                 <w:bCs/>
               </w:rPr>
               <w:lastRenderedPageBreak/>
-              <w:t>k</w:t>
-            </w:r>
-            <w:r>
-              <w:rPr>
-                <w:b/>
-                <w:bCs/>
-              </w:rPr>
-              <w:t>uomba</w:t>
+              <w:t>kuomba</w:t>
             </w:r>
           </w:p>
           <w:p>
@@ -8401,21 +7468,7 @@
                 <w:b/>
                 <w:bCs/>
               </w:rPr>
-              <w:t>k</w:t>
-            </w:r>
-            <w:r>
-              <w:rPr>
-                <w:b/>
-                <w:bCs/>
-              </w:rPr>
-              <w:t>uomb</w:t>
-            </w:r>
-            <w:r>
-              <w:rPr>
-                <w:b/>
-                <w:bCs/>
-              </w:rPr>
-              <w:t>a</w:t>
+              <w:t>kuomba</w:t>
             </w:r>
             <w:r>
               <w:rPr>
@@ -8446,14 +7499,7 @@
                 <w:b/>
                 <w:bCs/>
               </w:rPr>
-              <w:t>k</w:t>
-            </w:r>
-            <w:r>
-              <w:rPr>
-                <w:b/>
-                <w:bCs/>
-              </w:rPr>
-              <w:t xml:space="preserve">usamehe </w:t>
+              <w:t xml:space="preserve">kusamehe </w:t>
             </w:r>
           </w:p>
           <w:p>
@@ -8510,15 +7556,7 @@
               </w:numPr>
             </w:pPr>
             <w:r>
-              <w:t xml:space="preserve">Kufuta </w:t>
-            </w:r>
-            <w:proofErr w:type="gramStart"/>
-            <w:r>
-              <w:t>deni,kumaanisha</w:t>
-            </w:r>
-            <w:proofErr w:type="gramEnd"/>
-            <w:r>
-              <w:t xml:space="preserve"> hakuna malipo yatakayohitajika.</w:t>
+              <w:t>Kufuta deni,kumaanisha hakuna malipo yatakayohitajika.</w:t>
             </w:r>
           </w:p>
           <w:p>
@@ -8542,10 +7580,7 @@
               </w:numPr>
             </w:pPr>
             <w:r>
-              <w:t xml:space="preserve">Kuonyesha mtu upendeleo usiostahili </w:t>
-            </w:r>
-            <w:r>
-              <w:t>na wema, bila kuhitaji chochote kwa kurudi.</w:t>
+              <w:t>Kuonyesha mtu upendeleo usiostahili na wema, bila kuhitaji chochote kwa kurudi.</w:t>
             </w:r>
           </w:p>
           <w:p>
@@ -8671,14 +7706,7 @@
                 <w:b/>
                 <w:bCs/>
               </w:rPr>
-              <w:t>k</w:t>
-            </w:r>
-            <w:r>
-              <w:rPr>
-                <w:b/>
-                <w:bCs/>
-              </w:rPr>
-              <w:t>usamehe</w:t>
+              <w:t>kusamehe</w:t>
             </w:r>
             <w:r>
               <w:rPr>
@@ -8725,14 +7753,7 @@
                 <w:bCs/>
               </w:rPr>
               <w:lastRenderedPageBreak/>
-              <w:t>k</w:t>
-            </w:r>
-            <w:r>
-              <w:rPr>
-                <w:b/>
-                <w:bCs/>
-              </w:rPr>
-              <w:t>utabiri</w:t>
+              <w:t>kutabiri</w:t>
             </w:r>
           </w:p>
           <w:p>
@@ -8814,10 +7835,7 @@
               <w:pStyle w:val="Compact"/>
             </w:pPr>
             <w:r>
-              <w:t xml:space="preserve">Matendo </w:t>
-            </w:r>
-            <w:r>
-              <w:t xml:space="preserve">ya Mitume 2:17 </w:t>
+              <w:t xml:space="preserve">Matendo ya Mitume 2:17 </w:t>
             </w:r>
           </w:p>
           <w:p>
@@ -8914,21 +7932,7 @@
                 <w:b/>
                 <w:bCs/>
               </w:rPr>
-              <w:t>k</w:t>
-            </w:r>
-            <w:r>
-              <w:rPr>
-                <w:b/>
-                <w:bCs/>
-              </w:rPr>
-              <w:t>utabiri</w:t>
-            </w:r>
-            <w:r>
-              <w:rPr>
-                <w:b/>
-                <w:bCs/>
-              </w:rPr>
-              <w:t xml:space="preserve">, </w:t>
+              <w:t xml:space="preserve">kutabiri, </w:t>
             </w:r>
             <w:r>
               <w:rPr>
@@ -8959,14 +7963,7 @@
                 <w:b/>
                 <w:bCs/>
               </w:rPr>
-              <w:t>k</w:t>
-            </w:r>
-            <w:r>
-              <w:rPr>
-                <w:b/>
-                <w:bCs/>
-              </w:rPr>
-              <w:t>utimiza</w:t>
+              <w:t>kutimiza</w:t>
             </w:r>
           </w:p>
           <w:p>
@@ -9041,10 +8038,7 @@
           <w:p/>
           <w:p>
             <w:r>
-              <w:t xml:space="preserve">Inaweza pia kutumika kuzungumza </w:t>
-            </w:r>
-            <w:r>
-              <w:t xml:space="preserve">juu ya mtu anayesababisha kitu kutokea. </w:t>
+              <w:t xml:space="preserve">Inaweza pia kutumika kuzungumza juu ya mtu anayesababisha kitu kutokea. </w:t>
             </w:r>
           </w:p>
           <w:p/>
@@ -9150,21 +8144,7 @@
                 <w:b/>
                 <w:bCs/>
               </w:rPr>
-              <w:t>k</w:t>
-            </w:r>
-            <w:r>
-              <w:rPr>
-                <w:b/>
-                <w:bCs/>
-              </w:rPr>
-              <w:t>utimiza</w:t>
-            </w:r>
-            <w:r>
-              <w:rPr>
-                <w:b/>
-                <w:bCs/>
-              </w:rPr>
-              <w:t xml:space="preserve">, </w:t>
+              <w:t xml:space="preserve">kutimiza, </w:t>
             </w:r>
           </w:p>
           <w:p>
@@ -9204,14 +8184,7 @@
                 <w:bCs/>
               </w:rPr>
               <w:lastRenderedPageBreak/>
-              <w:t>k</w:t>
-            </w:r>
-            <w:r>
-              <w:rPr>
-                <w:b/>
-                <w:bCs/>
-              </w:rPr>
-              <w:t>utoamini, wasioamini</w:t>
+              <w:t>kutoamini, wasioamini</w:t>
             </w:r>
           </w:p>
           <w:p>
@@ -9280,23 +8253,7 @@
               </w:numPr>
             </w:pPr>
             <w:r>
-              <w:t xml:space="preserve">Kukosa uaminifu, ambayo inamaanisha kuwa mtu </w:t>
-            </w:r>
-            <w:proofErr w:type="gramStart"/>
-            <w:r>
-              <w:t>hatendi  kwa</w:t>
-            </w:r>
-            <w:proofErr w:type="gramEnd"/>
-            <w:r>
-              <w:t xml:space="preserve"> njia </w:t>
-            </w:r>
-            <w:proofErr w:type="gramStart"/>
-            <w:r>
-              <w:t>ya  uadilifu</w:t>
-            </w:r>
-            <w:proofErr w:type="gramEnd"/>
-            <w:r>
-              <w:t xml:space="preserve"> au ya uaminifu kwa mtu mwingine.</w:t>
+              <w:t>Kukosa uaminifu, ambayo inamaanisha kuwa mtu hatendi  kwa njia ya  uadilifu au ya uaminifu kwa mtu mwingine.</w:t>
             </w:r>
           </w:p>
         </w:tc>
@@ -9393,21 +8350,7 @@
                 <w:b/>
                 <w:bCs/>
               </w:rPr>
-              <w:t>k</w:t>
-            </w:r>
-            <w:r>
-              <w:rPr>
-                <w:b/>
-                <w:bCs/>
-              </w:rPr>
-              <w:t>utoamini, wasioamini</w:t>
-            </w:r>
-            <w:r>
-              <w:rPr>
-                <w:b/>
-                <w:bCs/>
-              </w:rPr>
-              <w:t>,</w:t>
+              <w:t>kutoamini, wasioamini,</w:t>
             </w:r>
           </w:p>
           <w:p>
@@ -9464,13 +8407,7 @@
           </w:tcPr>
           <w:p>
             <w:r>
-              <w:t xml:space="preserve">Neno hili linamaanisha kumtendea mtu aibu au </w:t>
-            </w:r>
-            <w:r>
-              <w:t>kumfedhehesha</w:t>
-            </w:r>
-            <w:r>
-              <w:t xml:space="preserve">. </w:t>
+              <w:t xml:space="preserve">Neno hili linamaanisha kumtendea mtu aibu au kumfedhehesha. </w:t>
             </w:r>
           </w:p>
         </w:tc>
@@ -9510,13 +8447,7 @@
           </w:p>
           <w:p>
             <w:r>
-              <w:rPr>
-                <w:highlight w:val="yellow"/>
-              </w:rPr>
-              <w:t>Warumi 9:21</w:t>
-            </w:r>
-            <w:r>
-              <w:t xml:space="preserve"> </w:t>
+              <w:t xml:space="preserve">Warumi 9:21 </w:t>
             </w:r>
           </w:p>
           <w:p>
@@ -9526,13 +8457,7 @@
           </w:p>
           <w:p>
             <w:r>
-              <w:rPr>
-                <w:highlight w:val="yellow"/>
-              </w:rPr>
-              <w:t>1 Wakorintho 15:43</w:t>
-            </w:r>
-            <w:r>
-              <w:t xml:space="preserve"> </w:t>
+              <w:t xml:space="preserve">1 Wakorintho 15:43 </w:t>
             </w:r>
           </w:p>
           <w:p>
@@ -9569,21 +8494,7 @@
                 <w:b/>
                 <w:bCs/>
               </w:rPr>
-              <w:t>k</w:t>
-            </w:r>
-            <w:r>
-              <w:rPr>
-                <w:b/>
-                <w:bCs/>
-              </w:rPr>
-              <w:t>utoheshimu</w:t>
-            </w:r>
-            <w:r>
-              <w:rPr>
-                <w:b/>
-                <w:bCs/>
-              </w:rPr>
-              <w:t xml:space="preserve">, </w:t>
+              <w:t xml:space="preserve">kutoheshimu, </w:t>
             </w:r>
             <w:r>
               <w:rPr>
@@ -9615,14 +8526,7 @@
                 <w:bCs/>
               </w:rPr>
               <w:lastRenderedPageBreak/>
-              <w:t>k</w:t>
-            </w:r>
-            <w:r>
-              <w:rPr>
-                <w:b/>
-                <w:bCs/>
-              </w:rPr>
-              <w:t>utubu</w:t>
+              <w:t>kutubu</w:t>
             </w:r>
           </w:p>
           <w:p>
@@ -9667,13 +8571,7 @@
               </w:numPr>
             </w:pPr>
             <w:r>
-              <w:t>Kujuta</w:t>
-            </w:r>
-            <w:r>
-              <w:t xml:space="preserve">/kujutia </w:t>
-            </w:r>
-            <w:r>
-              <w:t>kitu ambacho kimefanywa.</w:t>
+              <w:t>Kujuta/kujutia kitu ambacho kimefanywa.</w:t>
             </w:r>
           </w:p>
           <w:p/>
@@ -9819,21 +8717,7 @@
                 <w:b/>
                 <w:bCs/>
               </w:rPr>
-              <w:t>k</w:t>
-            </w:r>
-            <w:r>
-              <w:rPr>
-                <w:b/>
-                <w:bCs/>
-              </w:rPr>
-              <w:t>utubu</w:t>
-            </w:r>
-            <w:r>
-              <w:rPr>
-                <w:b/>
-                <w:bCs/>
-              </w:rPr>
-              <w:t>, t</w:t>
+              <w:t>kutubu, t</w:t>
             </w:r>
             <w:r>
               <w:rPr>
@@ -9864,14 +8748,7 @@
                 <w:b/>
                 <w:bCs/>
               </w:rPr>
-              <w:t>k</w:t>
-            </w:r>
-            <w:r>
-              <w:rPr>
-                <w:b/>
-                <w:bCs/>
-              </w:rPr>
-              <w:t xml:space="preserve">utukuza </w:t>
+              <w:t xml:space="preserve">kutukuza </w:t>
             </w:r>
           </w:p>
           <w:p>
@@ -10020,21 +8897,7 @@
                 <w:b/>
                 <w:bCs/>
               </w:rPr>
-              <w:t>k</w:t>
-            </w:r>
-            <w:r>
-              <w:rPr>
-                <w:b/>
-                <w:bCs/>
-              </w:rPr>
-              <w:t>utukuza</w:t>
-            </w:r>
-            <w:r>
-              <w:rPr>
-                <w:b/>
-                <w:bCs/>
-              </w:rPr>
-              <w:t>,</w:t>
+              <w:t>kutukuza,</w:t>
             </w:r>
           </w:p>
           <w:p>
@@ -10068,28 +8931,7 @@
                 <w:bCs/>
               </w:rPr>
               <w:lastRenderedPageBreak/>
-              <w:t>k</w:t>
-            </w:r>
-            <w:r>
-              <w:rPr>
-                <w:b/>
-                <w:bCs/>
-              </w:rPr>
-              <w:t xml:space="preserve">weli, </w:t>
-            </w:r>
-            <w:r>
-              <w:rPr>
-                <w:b/>
-                <w:bCs/>
-              </w:rPr>
-              <w:t>u</w:t>
-            </w:r>
-            <w:r>
-              <w:rPr>
-                <w:b/>
-                <w:bCs/>
-              </w:rPr>
-              <w:t>kweli</w:t>
+              <w:t>kweli, ukweli</w:t>
             </w:r>
           </w:p>
           <w:p>
@@ -10201,13 +9043,7 @@
           </w:p>
           <w:p>
             <w:r>
-              <w:t>Yohana</w:t>
-            </w:r>
-            <w:r>
-              <w:t xml:space="preserve"> </w:t>
-            </w:r>
-            <w:r>
-              <w:t xml:space="preserve">17:17 </w:t>
+              <w:t xml:space="preserve">Yohana 17:17 </w:t>
             </w:r>
           </w:p>
           <w:p>
@@ -10220,10 +9056,7 @@
               <w:pStyle w:val="Compact"/>
             </w:pPr>
             <w:r>
-              <w:t xml:space="preserve">1 Wakorintho </w:t>
-            </w:r>
-            <w:r>
-              <w:t xml:space="preserve">13:6 </w:t>
+              <w:t xml:space="preserve">1 Wakorintho 13:6 </w:t>
             </w:r>
           </w:p>
           <w:p>
@@ -10312,35 +9145,7 @@
                 <w:b/>
                 <w:bCs/>
               </w:rPr>
-              <w:t>k</w:t>
-            </w:r>
-            <w:r>
-              <w:rPr>
-                <w:b/>
-                <w:bCs/>
-              </w:rPr>
-              <w:t xml:space="preserve">weli, </w:t>
-            </w:r>
-            <w:r>
-              <w:rPr>
-                <w:b/>
-                <w:bCs/>
-              </w:rPr>
-              <w:t>u</w:t>
-            </w:r>
-            <w:r>
-              <w:rPr>
-                <w:b/>
-                <w:bCs/>
-              </w:rPr>
-              <w:t>kweli</w:t>
-            </w:r>
-            <w:r>
-              <w:rPr>
-                <w:b/>
-                <w:bCs/>
-              </w:rPr>
-              <w:t xml:space="preserve">, </w:t>
+              <w:t xml:space="preserve">kweli, ukweli, </w:t>
             </w:r>
             <w:r>
               <w:rPr>
@@ -10371,14 +9176,7 @@
                 <w:b/>
                 <w:bCs/>
               </w:rPr>
-              <w:t>m</w:t>
-            </w:r>
-            <w:r>
-              <w:rPr>
-                <w:b/>
-                <w:bCs/>
-              </w:rPr>
-              <w:t xml:space="preserve">aandiko </w:t>
+              <w:t xml:space="preserve">maandiko </w:t>
             </w:r>
           </w:p>
           <w:p>
@@ -10441,13 +9239,7 @@
           <w:p/>
           <w:p>
             <w:r>
-              <w:t xml:space="preserve">Wakati mwingine neno hili hutumiwa </w:t>
-            </w:r>
-            <w:r>
-              <w:t xml:space="preserve">kutambulisha kitu </w:t>
-            </w:r>
-            <w:r>
-              <w:t>kilichoandikwa katika Agano la Kale. Inapotumiwa kwa njia hii, inamaanisha kwamba kile kilichoandikwa kinapaswa kuaminiwa na kutiiwa.</w:t>
+              <w:t>Wakati mwingine neno hili hutumiwa kutambulisha kitu kilichoandikwa katika Agano la Kale. Inapotumiwa kwa njia hii, inamaanisha kwamba kile kilichoandikwa kinapaswa kuaminiwa na kutiiwa.</w:t>
             </w:r>
           </w:p>
         </w:tc>
@@ -10584,21 +9376,7 @@
                 <w:b/>
                 <w:bCs/>
               </w:rPr>
-              <w:t>m</w:t>
-            </w:r>
-            <w:r>
-              <w:rPr>
-                <w:b/>
-                <w:bCs/>
-              </w:rPr>
-              <w:t>aandiko</w:t>
-            </w:r>
-            <w:r>
-              <w:rPr>
-                <w:b/>
-                <w:bCs/>
-              </w:rPr>
-              <w:t>,</w:t>
+              <w:t>maandiko,</w:t>
             </w:r>
           </w:p>
           <w:p>
@@ -10635,14 +9413,7 @@
                 <w:bCs/>
               </w:rPr>
               <w:lastRenderedPageBreak/>
-              <w:t>m</w:t>
-            </w:r>
-            <w:r>
-              <w:rPr>
-                <w:b/>
-                <w:bCs/>
-              </w:rPr>
-              <w:t>aisha</w:t>
+              <w:t>maisha</w:t>
             </w:r>
           </w:p>
           <w:p>
@@ -10717,10 +9488,7 @@
           </w:p>
           <w:p>
             <w:r>
-              <w:t xml:space="preserve">Matendo </w:t>
-            </w:r>
-            <w:r>
-              <w:t>ya Mitume 5:20</w:t>
+              <w:t>Matendo ya Mitume 5:20</w:t>
             </w:r>
           </w:p>
           <w:p>
@@ -10793,21 +9561,7 @@
                 <w:b/>
                 <w:bCs/>
               </w:rPr>
-              <w:t>m</w:t>
-            </w:r>
-            <w:r>
-              <w:rPr>
-                <w:b/>
-                <w:bCs/>
-              </w:rPr>
-              <w:t>aisha</w:t>
-            </w:r>
-            <w:r>
-              <w:rPr>
-                <w:b/>
-                <w:bCs/>
-              </w:rPr>
-              <w:t>,</w:t>
+              <w:t>maisha,</w:t>
             </w:r>
           </w:p>
           <w:p>
@@ -10841,14 +9595,7 @@
                 <w:b/>
                 <w:bCs/>
               </w:rPr>
-              <w:t>m</w:t>
-            </w:r>
-            <w:r>
-              <w:rPr>
-                <w:b/>
-                <w:bCs/>
-              </w:rPr>
-              <w:t>alaika</w:t>
+              <w:t>malaika</w:t>
             </w:r>
           </w:p>
           <w:p>
@@ -10875,16 +9622,7 @@
               </w:numPr>
             </w:pPr>
             <w:r>
-              <w:t>Mtu ambaye ametumwa na mtu mwingine, kwa kawaida</w:t>
-            </w:r>
-            <w:r>
-              <w:t xml:space="preserve"> </w:t>
-            </w:r>
-            <w:r>
-              <w:t>kupeleka</w:t>
-            </w:r>
-            <w:r>
-              <w:t xml:space="preserve"> ujumbe. </w:t>
+              <w:t xml:space="preserve">Mtu ambaye ametumwa na mtu mwingine, kwa kawaida kupeleka ujumbe. </w:t>
             </w:r>
           </w:p>
           <w:p>
@@ -10896,13 +9634,7 @@
               </w:numPr>
             </w:pPr>
             <w:r>
-              <w:t xml:space="preserve">Malaika anayetoa ujumbe kutoka kwa Mungu au kufanya mambo kwa ajili ya Mungu. Matumizi mengi ya Agano Jipya ya neno hili yanarejelea viumbe </w:t>
-            </w:r>
-            <w:r>
-              <w:t xml:space="preserve">visivyo vya </w:t>
-            </w:r>
-            <w:r>
-              <w:t xml:space="preserve">kawaida. </w:t>
+              <w:t xml:space="preserve">Malaika anayetoa ujumbe kutoka kwa Mungu au kufanya mambo kwa ajili ya Mungu. Matumizi mengi ya Agano Jipya ya neno hili yanarejelea viumbe visivyo vya kawaida. </w:t>
             </w:r>
           </w:p>
           <w:p>
@@ -10914,10 +9646,7 @@
               </w:numPr>
             </w:pPr>
             <w:r>
-              <w:t xml:space="preserve">Shetani. Shetani ni malaika </w:t>
-            </w:r>
-            <w:r>
-              <w:t>aliyemuasi</w:t>
+              <w:t>Shetani. Shetani ni malaika aliyemuasi</w:t>
             </w:r>
             <w:r>
               <w:rPr>
@@ -10964,13 +9693,7 @@
           </w:p>
           <w:p>
             <w:r>
-              <w:t>1</w:t>
-            </w:r>
-            <w:r>
-              <w:t xml:space="preserve"> </w:t>
-            </w:r>
-            <w:r>
-              <w:t>Wakorintho 13:1</w:t>
+              <w:t>1 Wakorintho 13:1</w:t>
             </w:r>
           </w:p>
           <w:p>
@@ -11053,14 +9776,7 @@
                 <w:bCs/>
               </w:rPr>
               <w:lastRenderedPageBreak/>
-              <w:t>m</w:t>
-            </w:r>
-            <w:r>
-              <w:rPr>
-                <w:b/>
-                <w:bCs/>
-              </w:rPr>
-              <w:t>amlaka</w:t>
+              <w:t>mamlaka</w:t>
             </w:r>
           </w:p>
           <w:p>
@@ -11093,16 +9809,7 @@
               </w:numPr>
             </w:pPr>
             <w:r>
-              <w:t xml:space="preserve">Haki au ruhusa ambayo mtu </w:t>
-            </w:r>
-            <w:r>
-              <w:t xml:space="preserve">anayo ya </w:t>
-            </w:r>
-            <w:r>
-              <w:t>kutawala</w:t>
-            </w:r>
-            <w:r>
-              <w:t xml:space="preserve"> juu ya mtu mwingine.</w:t>
+              <w:t>Haki au ruhusa ambayo mtu anayo ya kutawala juu ya mtu mwingine.</w:t>
             </w:r>
           </w:p>
           <w:p>
@@ -11114,13 +9821,7 @@
               </w:numPr>
             </w:pPr>
             <w:r>
-              <w:t xml:space="preserve">Haki (au nguvu au uwezo) ambayo mtu </w:t>
-            </w:r>
-            <w:r>
-              <w:t xml:space="preserve">anayo ya </w:t>
-            </w:r>
-            <w:r>
-              <w:t>kufanya kitu au kuamua kitu.</w:t>
+              <w:t>Haki (au nguvu au uwezo) ambayo mtu anayo ya kufanya kitu au kuamua kitu.</w:t>
             </w:r>
           </w:p>
           <w:p/>
@@ -11196,9 +9897,6 @@
           </w:p>
           <w:p>
             <w:r>
-              <w:rPr>
-                <w:highlight w:val="cyan"/>
-              </w:rPr>
               <w:t>Yuda 1:25</w:t>
             </w:r>
           </w:p>
@@ -11224,14 +9922,7 @@
                 <w:b/>
                 <w:bCs/>
               </w:rPr>
-              <w:t>m</w:t>
-            </w:r>
-            <w:r>
-              <w:rPr>
-                <w:b/>
-                <w:bCs/>
-              </w:rPr>
-              <w:t>amlaka</w:t>
+              <w:t>mamlaka</w:t>
             </w:r>
           </w:p>
           <w:p/>
@@ -11258,14 +9949,7 @@
                 <w:b/>
                 <w:bCs/>
               </w:rPr>
-              <w:t>m</w:t>
-            </w:r>
-            <w:r>
-              <w:rPr>
-                <w:b/>
-                <w:bCs/>
-              </w:rPr>
-              <w:t>apenzi (ya Mungu)</w:t>
+              <w:t>mapenzi (ya Mungu)</w:t>
             </w:r>
           </w:p>
         </w:tc>
@@ -11479,14 +10163,7 @@
                 <w:bCs/>
               </w:rPr>
               <w:lastRenderedPageBreak/>
-              <w:t>m</w:t>
-            </w:r>
-            <w:r>
-              <w:rPr>
-                <w:b/>
-                <w:bCs/>
-              </w:rPr>
-              <w:t>atumaini</w:t>
+              <w:t>matumaini</w:t>
             </w:r>
           </w:p>
           <w:p>
@@ -11531,10 +10208,7 @@
               </w:numPr>
             </w:pPr>
             <w:r>
-              <w:t xml:space="preserve">Wakati mwingine hutumiwa wakati mtu anataka kitu kizuri kutokea lakini hana uhakika kwamba </w:t>
-            </w:r>
-            <w:r>
-              <w:t>kitatokea</w:t>
+              <w:t>Wakati mwingine hutumiwa wakati mtu anataka kitu kizuri kutokea lakini hana uhakika kwamba kitatokea</w:t>
             </w:r>
           </w:p>
           <w:p>
@@ -11561,13 +10235,7 @@
               <w:pStyle w:val="Compact"/>
             </w:pPr>
             <w:r>
-              <w:rPr>
-                <w:highlight w:val="yellow"/>
-              </w:rPr>
-              <w:t>Mathayo 12:21</w:t>
-            </w:r>
-            <w:r>
-              <w:t xml:space="preserve"> </w:t>
+              <w:t xml:space="preserve">Mathayo 12:21 </w:t>
             </w:r>
           </w:p>
           <w:p>
@@ -11583,13 +10251,7 @@
               <w:pStyle w:val="Compact"/>
             </w:pPr>
             <w:r>
-              <w:rPr>
-                <w:highlight w:val="cyan"/>
-              </w:rPr>
-              <w:t>Matendo ya Mitume 24:15</w:t>
-            </w:r>
-            <w:r>
-              <w:t xml:space="preserve"> </w:t>
+              <w:t xml:space="preserve">Matendo ya Mitume 24:15 </w:t>
             </w:r>
           </w:p>
           <w:p>
@@ -11619,56 +10281,32 @@
           <w:p>
             <w:pPr>
               <w:pStyle w:val="Compact"/>
-              <w:rPr>
-                <w:highlight w:val="cyan"/>
-              </w:rPr>
-            </w:pPr>
-            <w:r>
-              <w:rPr>
-                <w:highlight w:val="cyan"/>
-              </w:rPr>
+            </w:pPr>
+            <w:r>
               <w:t xml:space="preserve">Waefeso 1:18 </w:t>
             </w:r>
           </w:p>
           <w:p>
             <w:pPr>
               <w:pStyle w:val="Compact"/>
-              <w:rPr>
-                <w:highlight w:val="cyan"/>
-              </w:rPr>
-            </w:pPr>
-            <w:r>
-              <w:rPr>
-                <w:highlight w:val="cyan"/>
-              </w:rPr>
+            </w:pPr>
+            <w:r>
               <w:t xml:space="preserve">Wafilipi 1:20 </w:t>
             </w:r>
           </w:p>
           <w:p>
             <w:pPr>
               <w:pStyle w:val="Compact"/>
-              <w:rPr>
-                <w:highlight w:val="cyan"/>
-              </w:rPr>
-            </w:pPr>
-            <w:r>
-              <w:rPr>
-                <w:highlight w:val="cyan"/>
-              </w:rPr>
+            </w:pPr>
+            <w:r>
               <w:t xml:space="preserve">Wakolosai 1:27 </w:t>
             </w:r>
           </w:p>
           <w:p>
             <w:pPr>
               <w:pStyle w:val="Compact"/>
-              <w:rPr>
-                <w:highlight w:val="cyan"/>
-              </w:rPr>
-            </w:pPr>
-            <w:r>
-              <w:rPr>
-                <w:highlight w:val="cyan"/>
-              </w:rPr>
+            </w:pPr>
+            <w:r>
               <w:t xml:space="preserve">1 Wathesalonike 4:13 </w:t>
             </w:r>
           </w:p>
@@ -11677,13 +10315,7 @@
               <w:pStyle w:val="Compact"/>
             </w:pPr>
             <w:r>
-              <w:rPr>
-                <w:highlight w:val="cyan"/>
-              </w:rPr>
-              <w:t>1 Timotheo 1:1</w:t>
-            </w:r>
-            <w:r>
-              <w:t xml:space="preserve"> </w:t>
+              <w:t xml:space="preserve">1 Timotheo 1:1 </w:t>
             </w:r>
           </w:p>
           <w:p>
@@ -11705,26 +10337,14 @@
           <w:p>
             <w:pPr>
               <w:pStyle w:val="Compact"/>
-              <w:rPr>
-                <w:highlight w:val="cyan"/>
-              </w:rPr>
-            </w:pPr>
-            <w:r>
-              <w:rPr>
-                <w:highlight w:val="cyan"/>
-              </w:rPr>
+            </w:pPr>
+            <w:r>
               <w:t xml:space="preserve">1 Petro 1:13 </w:t>
             </w:r>
           </w:p>
           <w:p>
             <w:r>
-              <w:rPr>
-                <w:highlight w:val="cyan"/>
-              </w:rPr>
-              <w:t>1 Yohana 3:3</w:t>
-            </w:r>
-            <w:r>
-              <w:t xml:space="preserve"> </w:t>
+              <w:t xml:space="preserve">1 Yohana 3:3 </w:t>
             </w:r>
           </w:p>
         </w:tc>
@@ -11744,21 +10364,7 @@
                 <w:b/>
                 <w:bCs/>
               </w:rPr>
-              <w:t>m</w:t>
-            </w:r>
-            <w:r>
-              <w:rPr>
-                <w:b/>
-                <w:bCs/>
-              </w:rPr>
-              <w:t>atumaini</w:t>
-            </w:r>
-            <w:r>
-              <w:rPr>
-                <w:b/>
-                <w:bCs/>
-              </w:rPr>
-              <w:t>,</w:t>
+              <w:t>matumaini,</w:t>
             </w:r>
           </w:p>
           <w:p>
@@ -11795,14 +10401,7 @@
                 <w:b/>
                 <w:bCs/>
               </w:rPr>
-              <w:t>m</w:t>
-            </w:r>
-            <w:r>
-              <w:rPr>
-                <w:b/>
-                <w:bCs/>
-              </w:rPr>
-              <w:t>binguni</w:t>
+              <w:t>mbinguni</w:t>
             </w:r>
           </w:p>
           <w:p>
@@ -11981,21 +10580,7 @@
                 <w:b/>
                 <w:bCs/>
               </w:rPr>
-              <w:t>m</w:t>
-            </w:r>
-            <w:r>
-              <w:rPr>
-                <w:b/>
-                <w:bCs/>
-              </w:rPr>
-              <w:t>binguni</w:t>
-            </w:r>
-            <w:r>
-              <w:rPr>
-                <w:b/>
-                <w:bCs/>
-              </w:rPr>
-              <w:t>,</w:t>
+              <w:t>mbinguni,</w:t>
             </w:r>
           </w:p>
           <w:p>
@@ -12030,28 +10615,7 @@
                 <w:bCs/>
               </w:rPr>
               <w:lastRenderedPageBreak/>
-              <w:t>m</w:t>
-            </w:r>
-            <w:r>
-              <w:rPr>
-                <w:b/>
-                <w:bCs/>
-              </w:rPr>
-              <w:t>cha Mungu,</w:t>
-            </w:r>
-            <w:r>
-              <w:rPr>
-                <w:b/>
-                <w:bCs/>
-              </w:rPr>
-              <w:t xml:space="preserve"> u</w:t>
-            </w:r>
-            <w:r>
-              <w:rPr>
-                <w:b/>
-                <w:bCs/>
-              </w:rPr>
-              <w:t xml:space="preserve">cha Mungu </w:t>
+              <w:t xml:space="preserve">mcha Mungu, ucha Mungu </w:t>
             </w:r>
           </w:p>
           <w:p>
@@ -12092,13 +10656,7 @@
               <w:pStyle w:val="Compact"/>
             </w:pPr>
             <w:r>
-              <w:rPr>
-                <w:highlight w:val="cyan"/>
-              </w:rPr>
-              <w:t>1 Timotheo 2:10</w:t>
-            </w:r>
-            <w:r>
-              <w:t xml:space="preserve"> </w:t>
+              <w:t xml:space="preserve">1 Timotheo 2:10 </w:t>
             </w:r>
           </w:p>
           <w:p>
@@ -12210,13 +10768,7 @@
               <w:pStyle w:val="Compact"/>
             </w:pPr>
             <w:r>
-              <w:rPr>
-                <w:highlight w:val="cyan"/>
-              </w:rPr>
-              <w:t>2 Petro 2:9</w:t>
-            </w:r>
-            <w:r>
-              <w:t xml:space="preserve"> </w:t>
+              <w:t xml:space="preserve">2 Petro 2:9 </w:t>
             </w:r>
           </w:p>
           <w:p>
@@ -12241,35 +10793,7 @@
                 <w:b/>
                 <w:bCs/>
               </w:rPr>
-              <w:t>m</w:t>
-            </w:r>
-            <w:r>
-              <w:rPr>
-                <w:b/>
-                <w:bCs/>
-              </w:rPr>
-              <w:t>cha Mungu,</w:t>
-            </w:r>
-            <w:r>
-              <w:rPr>
-                <w:b/>
-                <w:bCs/>
-              </w:rPr>
-              <w:t xml:space="preserve"> u</w:t>
-            </w:r>
-            <w:r>
-              <w:rPr>
-                <w:b/>
-                <w:bCs/>
-              </w:rPr>
-              <w:t>cha Mungu</w:t>
-            </w:r>
-            <w:r>
-              <w:rPr>
-                <w:b/>
-                <w:bCs/>
-              </w:rPr>
-              <w:t xml:space="preserve">, </w:t>
+              <w:t xml:space="preserve">mcha Mungu, ucha Mungu, </w:t>
             </w:r>
             <w:r>
               <w:rPr>
@@ -12306,14 +10830,7 @@
                 <w:b/>
                 <w:bCs/>
               </w:rPr>
-              <w:t>m</w:t>
-            </w:r>
-            <w:r>
-              <w:rPr>
-                <w:b/>
-                <w:bCs/>
-              </w:rPr>
-              <w:t xml:space="preserve">chungaji </w:t>
+              <w:t xml:space="preserve">mchungaji </w:t>
             </w:r>
           </w:p>
           <w:p>
@@ -12511,14 +11028,7 @@
                 <w:bCs/>
               </w:rPr>
               <w:lastRenderedPageBreak/>
-              <w:t>m</w:t>
-            </w:r>
-            <w:r>
-              <w:rPr>
-                <w:b/>
-                <w:bCs/>
-              </w:rPr>
-              <w:t>ilele</w:t>
+              <w:t>milele</w:t>
             </w:r>
           </w:p>
           <w:p>
@@ -12563,13 +11073,7 @@
               </w:numPr>
             </w:pPr>
             <w:r>
-              <w:t xml:space="preserve">Kitu ambacho kitadumu milele, lakini </w:t>
-            </w:r>
-            <w:r>
-              <w:t>kilianza</w:t>
-            </w:r>
-            <w:r>
-              <w:t xml:space="preserve"> wakati fulani.</w:t>
+              <w:t>Kitu ambacho kitadumu milele, lakini kilianza wakati fulani.</w:t>
             </w:r>
           </w:p>
           <w:p>
@@ -12581,10 +11085,7 @@
               </w:numPr>
             </w:pPr>
             <w:r>
-              <w:t xml:space="preserve">Kitu ambacho hakianzi au </w:t>
-            </w:r>
-            <w:r>
-              <w:t>hakina</w:t>
+              <w:t>Kitu ambacho hakianzi au hakina</w:t>
             </w:r>
             <w:r>
               <w:rPr>
@@ -12598,11 +11099,6 @@
           </w:p>
           <w:p/>
           <w:p>
-            <w:pPr>
-              <w:rPr>
-                <w:highlight w:val="yellow"/>
-              </w:rPr>
-            </w:pPr>
             <w:r>
               <w:t>Kumbuka: Aya zilizo na alama * zote zinapaswa kutumia maana sawa ya neno hili.</w:t>
             </w:r>
@@ -12635,27 +11131,12 @@
           </w:p>
           <w:p>
             <w:r>
-              <w:t>Yohana</w:t>
-            </w:r>
-            <w:r>
-              <w:t xml:space="preserve"> </w:t>
-            </w:r>
-            <w:r>
-              <w:t>3:15 (*)</w:t>
-            </w:r>
-          </w:p>
-          <w:p>
-            <w:r>
-              <w:t>Yohana</w:t>
-            </w:r>
-            <w:r>
-              <w:t xml:space="preserve"> </w:t>
-            </w:r>
-            <w:r>
-              <w:t>3</w:t>
-            </w:r>
-            <w:r>
-              <w:t>:16 (*)</w:t>
+              <w:t>Yohana 3:15 (*)</w:t>
+            </w:r>
+          </w:p>
+          <w:p>
+            <w:r>
+              <w:t>Yohana 3:16 (*)</w:t>
             </w:r>
           </w:p>
           <w:p>
@@ -12670,10 +11151,7 @@
           </w:p>
           <w:p>
             <w:r>
-              <w:t>Warumi 6:</w:t>
-            </w:r>
-            <w:r>
-              <w:t>23 (*)</w:t>
+              <w:t>Warumi 6:23 (*)</w:t>
             </w:r>
           </w:p>
           <w:p>
@@ -12708,9 +11186,6 @@
           </w:p>
           <w:p>
             <w:r>
-              <w:rPr>
-                <w:highlight w:val="cyan"/>
-              </w:rPr>
               <w:t>Ufunuo 14:6</w:t>
             </w:r>
           </w:p>
@@ -12731,21 +11206,7 @@
                 <w:b/>
                 <w:bCs/>
               </w:rPr>
-              <w:t>m</w:t>
-            </w:r>
-            <w:r>
-              <w:rPr>
-                <w:b/>
-                <w:bCs/>
-              </w:rPr>
-              <w:t>ilele</w:t>
-            </w:r>
-            <w:r>
-              <w:rPr>
-                <w:b/>
-                <w:bCs/>
-              </w:rPr>
-              <w:t>,</w:t>
+              <w:t>milele,</w:t>
             </w:r>
           </w:p>
           <w:p>
@@ -12800,13 +11261,7 @@
           </w:tcPr>
           <w:p>
             <w:r>
-              <w:t xml:space="preserve">Jina </w:t>
-            </w:r>
-            <w:r>
-              <w:t xml:space="preserve">"Mkristo" </w:t>
-            </w:r>
-            <w:r>
-              <w:t>ni neno linalotumiwa kwa mtu anayemwamini Yesu.</w:t>
+              <w:t>Jina "Mkristo" ni neno linalotumiwa kwa mtu anayemwamini Yesu.</w:t>
             </w:r>
           </w:p>
         </w:tc>
@@ -12846,14 +11301,7 @@
                 <w:b/>
                 <w:bCs/>
               </w:rPr>
-              <w:t>Mkristo</w:t>
-            </w:r>
-            <w:r>
-              <w:rPr>
-                <w:b/>
-                <w:bCs/>
-              </w:rPr>
-              <w:t xml:space="preserve">, </w:t>
+              <w:t xml:space="preserve">Mkristo, </w:t>
             </w:r>
             <w:r>
               <w:rPr>
@@ -12885,14 +11333,7 @@
                 <w:bCs/>
               </w:rPr>
               <w:lastRenderedPageBreak/>
-              <w:t>m</w:t>
-            </w:r>
-            <w:r>
-              <w:rPr>
-                <w:b/>
-                <w:bCs/>
-              </w:rPr>
-              <w:t>oyo</w:t>
+              <w:t>moyo</w:t>
             </w:r>
           </w:p>
           <w:p>
@@ -13055,21 +11496,7 @@
                 <w:b/>
                 <w:bCs/>
               </w:rPr>
-              <w:t>m</w:t>
-            </w:r>
-            <w:r>
-              <w:rPr>
-                <w:b/>
-                <w:bCs/>
-              </w:rPr>
-              <w:t>oyo</w:t>
-            </w:r>
-            <w:r>
-              <w:rPr>
-                <w:b/>
-                <w:bCs/>
-              </w:rPr>
-              <w:t>, moyoni</w:t>
+              <w:t>moyo, moyoni</w:t>
             </w:r>
             <w:r>
               <w:rPr>
@@ -13107,14 +11534,7 @@
                 <w:b/>
                 <w:bCs/>
               </w:rPr>
-              <w:t>m</w:t>
-            </w:r>
-            <w:r>
-              <w:rPr>
-                <w:b/>
-                <w:bCs/>
-              </w:rPr>
-              <w:t xml:space="preserve">patanishi </w:t>
+              <w:t xml:space="preserve">mpatanishi </w:t>
             </w:r>
           </w:p>
           <w:p>
@@ -13135,10 +11555,7 @@
           </w:tcPr>
           <w:p>
             <w:r>
-              <w:t xml:space="preserve">Huyu ni mtu ambaye husaidia watu wawili au zaidi ambao wamekuwa </w:t>
-            </w:r>
-            <w:r>
-              <w:t>hawakubaliani</w:t>
+              <w:t>Huyu ni mtu ambaye husaidia watu wawili au zaidi ambao wamekuwa hawakubaliani</w:t>
             </w:r>
             <w:r>
               <w:rPr>
@@ -13192,13 +11609,7 @@
               <w:pStyle w:val="Compact"/>
             </w:pPr>
             <w:r>
-              <w:rPr>
-                <w:highlight w:val="cyan"/>
-              </w:rPr>
-              <w:t>Waebrania 9:15</w:t>
-            </w:r>
-            <w:r>
-              <w:t xml:space="preserve"> </w:t>
+              <w:t xml:space="preserve">Waebrania 9:15 </w:t>
             </w:r>
           </w:p>
           <w:p>
@@ -13226,14 +11637,7 @@
                 <w:b/>
                 <w:bCs/>
               </w:rPr>
-              <w:t>m</w:t>
-            </w:r>
-            <w:r>
-              <w:rPr>
-                <w:b/>
-                <w:bCs/>
-              </w:rPr>
-              <w:t xml:space="preserve">patanishi </w:t>
+              <w:t xml:space="preserve">mpatanishi </w:t>
             </w:r>
           </w:p>
           <w:p>
@@ -13264,14 +11668,7 @@
                 <w:bCs/>
               </w:rPr>
               <w:lastRenderedPageBreak/>
-              <w:t>m</w:t>
-            </w:r>
-            <w:r>
-              <w:rPr>
-                <w:b/>
-                <w:bCs/>
-              </w:rPr>
-              <w:t>pendwa</w:t>
+              <w:t>mpendwa</w:t>
             </w:r>
           </w:p>
           <w:p>
@@ -13358,9 +11755,6 @@
           </w:p>
           <w:p>
             <w:r>
-              <w:rPr>
-                <w:highlight w:val="cyan"/>
-              </w:rPr>
               <w:t>Waebrania 6:9</w:t>
             </w:r>
           </w:p>
@@ -13389,9 +11783,6 @@
               <w:pStyle w:val="Compact"/>
             </w:pPr>
             <w:r>
-              <w:rPr>
-                <w:highlight w:val="cyan"/>
-              </w:rPr>
               <w:t>1 Yohana 3:21</w:t>
             </w:r>
           </w:p>
@@ -13412,21 +11803,7 @@
                 <w:b/>
                 <w:bCs/>
               </w:rPr>
-              <w:t>m</w:t>
-            </w:r>
-            <w:r>
-              <w:rPr>
-                <w:b/>
-                <w:bCs/>
-              </w:rPr>
-              <w:t>pendwa</w:t>
-            </w:r>
-            <w:r>
-              <w:rPr>
-                <w:b/>
-                <w:bCs/>
-              </w:rPr>
-              <w:t>,</w:t>
+              <w:t>mpendwa,</w:t>
             </w:r>
           </w:p>
           <w:p>
@@ -13459,14 +11836,7 @@
                 <w:b/>
                 <w:bCs/>
               </w:rPr>
-              <w:t>m</w:t>
-            </w:r>
-            <w:r>
-              <w:rPr>
-                <w:b/>
-                <w:bCs/>
-              </w:rPr>
-              <w:t>rithi</w:t>
+              <w:t>mrithi</w:t>
             </w:r>
           </w:p>
           <w:p>
@@ -13591,9 +11961,6 @@
           </w:p>
           <w:p>
             <w:r>
-              <w:rPr>
-                <w:highlight w:val="cyan"/>
-              </w:rPr>
               <w:t>Waefeso 3:6</w:t>
             </w:r>
           </w:p>
@@ -13631,13 +11998,7 @@
           </w:p>
           <w:p>
             <w:r>
-              <w:rPr>
-                <w:highlight w:val="cyan"/>
-              </w:rPr>
-              <w:t>1 Petro 3:7</w:t>
-            </w:r>
-            <w:r>
-              <w:t xml:space="preserve"> </w:t>
+              <w:t xml:space="preserve">1 Petro 3:7 </w:t>
             </w:r>
           </w:p>
         </w:tc>
@@ -13657,14 +12018,7 @@
                 <w:b/>
                 <w:bCs/>
               </w:rPr>
-              <w:t>m</w:t>
-            </w:r>
-            <w:r>
-              <w:rPr>
-                <w:b/>
-                <w:bCs/>
-              </w:rPr>
-              <w:t>rithi</w:t>
+              <w:t>mrithi</w:t>
             </w:r>
             <w:r>
               <w:t xml:space="preserve">, </w:t>
@@ -13699,14 +12053,7 @@
                 <w:bCs/>
               </w:rPr>
               <w:lastRenderedPageBreak/>
-              <w:t>m</w:t>
-            </w:r>
-            <w:r>
-              <w:rPr>
-                <w:b/>
-                <w:bCs/>
-              </w:rPr>
-              <w:t>salaba</w:t>
+              <w:t>msalaba</w:t>
             </w:r>
           </w:p>
           <w:p>
@@ -13737,13 +12084,7 @@
           </w:p>
           <w:p>
             <w:r>
-              <w:t xml:space="preserve">    </w:t>
-            </w:r>
-            <w:r>
-              <w:t xml:space="preserve">Picha ya neno </w:t>
-            </w:r>
-            <w:r>
-              <w:t>"kuchukua msalaba" inahusu mtu ambaye anakubali mateso, hata kufikia hatua ya kifo, kama mfuasi wa Yesu.</w:t>
+              <w:t xml:space="preserve">    Picha ya neno "kuchukua msalaba" inahusu mtu ambaye anakubali mateso, hata kufikia hatua ya kifo, kama mfuasi wa Yesu.</w:t>
             </w:r>
           </w:p>
           <w:p/>
@@ -13936,14 +12277,7 @@
                 <w:b/>
                 <w:bCs/>
               </w:rPr>
-              <w:t>m</w:t>
-            </w:r>
-            <w:r>
-              <w:rPr>
-                <w:b/>
-                <w:bCs/>
-              </w:rPr>
-              <w:t>takatifu</w:t>
+              <w:t>mtakatifu</w:t>
             </w:r>
           </w:p>
           <w:p>
@@ -13964,10 +12298,7 @@
           </w:tcPr>
           <w:p>
             <w:r>
-              <w:t xml:space="preserve">Neno hili mara nyingi linaelezea Mungu kuwa tofauti na kila kitu alichoumba. Yeye </w:t>
-            </w:r>
-            <w:r>
-              <w:t xml:space="preserve">ni mkamilifu, na anastahili kuheshimiwa. Yeye kamwe hafanyi kitu chochote ambacho ni kiovu. </w:t>
+              <w:t xml:space="preserve">Neno hili mara nyingi linaelezea Mungu kuwa tofauti na kila kitu alichoumba. Yeye ni mkamilifu, na anastahili kuheshimiwa. Yeye kamwe hafanyi kitu chochote ambacho ni kiovu. </w:t>
             </w:r>
           </w:p>
           <w:p/>
@@ -14019,24 +12350,15 @@
               <w:pStyle w:val="Compact"/>
             </w:pPr>
             <w:r>
-              <w:t>Luk</w:t>
-            </w:r>
-            <w:r>
-              <w:t xml:space="preserve">a 1:49 </w:t>
-            </w:r>
-          </w:p>
-          <w:p>
-            <w:pPr>
-              <w:pStyle w:val="Compact"/>
-            </w:pPr>
-            <w:r>
-              <w:t>Yohana</w:t>
-            </w:r>
-            <w:r>
-              <w:t xml:space="preserve"> </w:t>
-            </w:r>
-            <w:r>
-              <w:t xml:space="preserve">6:69 </w:t>
+              <w:t xml:space="preserve">Luka 1:49 </w:t>
+            </w:r>
+          </w:p>
+          <w:p>
+            <w:pPr>
+              <w:pStyle w:val="Compact"/>
+            </w:pPr>
+            <w:r>
+              <w:t xml:space="preserve">Yohana 6:69 </w:t>
             </w:r>
           </w:p>
           <w:p>
@@ -14052,10 +12374,7 @@
               <w:pStyle w:val="Compact"/>
             </w:pPr>
             <w:r>
-              <w:t xml:space="preserve">Warumi </w:t>
-            </w:r>
-            <w:r>
-              <w:t xml:space="preserve">12:1 </w:t>
+              <w:t xml:space="preserve">Warumi 12:1 </w:t>
             </w:r>
           </w:p>
           <w:p>
@@ -14155,14 +12474,7 @@
                 <w:b/>
                 <w:bCs/>
               </w:rPr>
-              <w:t>m</w:t>
-            </w:r>
-            <w:r>
-              <w:rPr>
-                <w:b/>
-                <w:bCs/>
-              </w:rPr>
-              <w:t>takatifu</w:t>
+              <w:t>mtakatifu</w:t>
             </w:r>
             <w:r>
               <w:rPr>
@@ -14226,13 +12538,7 @@
           </w:p>
           <w:p>
             <w:r>
-              <w:t xml:space="preserve">      Msalaba ulikuwa ni chapisho la mbao lililosimama wima lililokwama </w:t>
-            </w:r>
-            <w:r>
-              <w:t xml:space="preserve">ardhini na boriti ya mbao ikipita karibu na juu. Wakati wa Dola ya Kirumi, serikali ya Kirumi iliwaua wahalifu kwa kuwafunga au </w:t>
-            </w:r>
-            <w:r>
-              <w:t>kuwatundika msalabani na kuwaacha huko kufa.</w:t>
+              <w:t xml:space="preserve">      Msalaba ulikuwa ni chapisho la mbao lililosimama wima lililokwama ardhini na boriti ya mbao ikipita karibu na juu. Wakati wa Dola ya Kirumi, serikali ya Kirumi iliwaua wahalifu kwa kuwafunga au kuwatundika msalabani na kuwaacha huko kufa.</w:t>
             </w:r>
           </w:p>
         </w:tc>
@@ -14279,21 +12585,7 @@
                 <w:b/>
                 <w:bCs/>
               </w:rPr>
-              <w:t>m</w:t>
-            </w:r>
-            <w:r>
-              <w:rPr>
-                <w:b/>
-                <w:bCs/>
-              </w:rPr>
-              <w:t>ti</w:t>
-            </w:r>
-            <w:r>
-              <w:rPr>
-                <w:b/>
-                <w:bCs/>
-              </w:rPr>
-              <w:t>, mtini</w:t>
+              <w:t>mti, mtini</w:t>
             </w:r>
           </w:p>
         </w:tc>
@@ -14318,14 +12610,7 @@
                 <w:b/>
                 <w:bCs/>
               </w:rPr>
-              <w:t>m</w:t>
-            </w:r>
-            <w:r>
-              <w:rPr>
-                <w:b/>
-                <w:bCs/>
-              </w:rPr>
-              <w:t>tume</w:t>
+              <w:t>mtume</w:t>
             </w:r>
           </w:p>
           <w:p>
@@ -14346,37 +12631,16 @@
           </w:tcPr>
           <w:p>
             <w:r>
-              <w:t>Neno hili linaweza kumaanisha mtu ambaye</w:t>
-            </w:r>
-            <w:r>
+              <w:t>Neno hili linaweza kumaanisha mtu ambaye ametumwa, hasa mtu ambaye Mungu alimtuma</w:t>
+            </w:r>
+            <w:r>
+              <w:rPr>
+                <w:color w:val="FF0000"/>
+              </w:rPr>
               <w:t xml:space="preserve"> </w:t>
             </w:r>
             <w:r>
-              <w:t>ametumwa</w:t>
-            </w:r>
-            <w:r>
-              <w:t xml:space="preserve">, hasa mtu ambaye Mungu </w:t>
-            </w:r>
-            <w:r>
-              <w:t>alimtuma</w:t>
-            </w:r>
-            <w:r>
-              <w:rPr>
-                <w:color w:val="FF0000"/>
-              </w:rPr>
-              <w:t xml:space="preserve"> </w:t>
-            </w:r>
-            <w:r>
-              <w:t>kwa watu</w:t>
-            </w:r>
-            <w:r>
-              <w:t xml:space="preserve"> </w:t>
-            </w:r>
-            <w:r>
-              <w:t xml:space="preserve">akiwa na </w:t>
-            </w:r>
-            <w:r>
-              <w:t xml:space="preserve">ujumbe maalum. Mitume walikuwa watu ambao Yesu aliwatuma kuwaambia watu juu yake. </w:t>
+              <w:t xml:space="preserve">kwa watu akiwa na ujumbe maalum. Mitume walikuwa watu ambao Yesu aliwatuma kuwaambia watu juu yake. </w:t>
             </w:r>
           </w:p>
         </w:tc>
@@ -14476,14 +12740,7 @@
                 <w:b/>
                 <w:bCs/>
               </w:rPr>
-              <w:t>m</w:t>
-            </w:r>
-            <w:r>
-              <w:rPr>
-                <w:b/>
-                <w:bCs/>
-              </w:rPr>
-              <w:t>tume</w:t>
+              <w:t>mtume</w:t>
             </w:r>
             <w:r>
               <w:rPr>
@@ -14515,14 +12772,7 @@
                 <w:bCs/>
               </w:rPr>
               <w:lastRenderedPageBreak/>
-              <w:t>m</w:t>
-            </w:r>
-            <w:r>
-              <w:rPr>
-                <w:b/>
-                <w:bCs/>
-              </w:rPr>
-              <w:t xml:space="preserve">uujiza </w:t>
+              <w:t xml:space="preserve">muujiza </w:t>
             </w:r>
           </w:p>
           <w:p>
@@ -14702,14 +12952,7 @@
                 <w:b/>
                 <w:bCs/>
               </w:rPr>
-              <w:t>m</w:t>
-            </w:r>
-            <w:r>
-              <w:rPr>
-                <w:b/>
-                <w:bCs/>
-              </w:rPr>
-              <w:t>uujiza</w:t>
+              <w:t>muujiza</w:t>
             </w:r>
             <w:r>
               <w:rPr>
@@ -14740,14 +12983,7 @@
                 <w:b/>
                 <w:bCs/>
               </w:rPr>
-              <w:t>m</w:t>
-            </w:r>
-            <w:r>
-              <w:rPr>
-                <w:b/>
-                <w:bCs/>
-              </w:rPr>
-              <w:t>waaminifu</w:t>
+              <w:t>mwaaminifu</w:t>
             </w:r>
           </w:p>
           <w:p>
@@ -14780,13 +13016,7 @@
               </w:numPr>
             </w:pPr>
             <w:r>
-              <w:t>Mtu ambaye anaendelea kuamini au</w:t>
-            </w:r>
-            <w:r>
-              <w:t xml:space="preserve"> kutegemea</w:t>
-            </w:r>
-            <w:r>
-              <w:t xml:space="preserve"> katika mtu au kitu.</w:t>
+              <w:t>Mtu ambaye anaendelea kuamini au kutegemea katika mtu au kitu.</w:t>
             </w:r>
           </w:p>
           <w:p>
@@ -14810,13 +13040,7 @@
               </w:numPr>
             </w:pPr>
             <w:r>
-              <w:t xml:space="preserve">Mtu au kitu ambacho kinaweza kuaminiwa au </w:t>
-            </w:r>
-            <w:r>
-              <w:t>kutegemewa</w:t>
-            </w:r>
-            <w:r>
-              <w:t>.</w:t>
+              <w:t>Mtu au kitu ambacho kinaweza kuaminiwa au kutegemewa.</w:t>
             </w:r>
           </w:p>
         </w:tc>
@@ -14923,14 +13147,7 @@
                 <w:b/>
                 <w:bCs/>
               </w:rPr>
-              <w:t>m</w:t>
-            </w:r>
-            <w:r>
-              <w:rPr>
-                <w:b/>
-                <w:bCs/>
-              </w:rPr>
-              <w:t>waaminifu</w:t>
+              <w:t>mwaaminifu</w:t>
             </w:r>
             <w:r>
               <w:rPr>
@@ -14962,21 +13179,7 @@
                 <w:bCs/>
               </w:rPr>
               <w:lastRenderedPageBreak/>
-              <w:t xml:space="preserve"> </w:t>
-            </w:r>
-            <w:r>
-              <w:rPr>
-                <w:b/>
-                <w:bCs/>
-              </w:rPr>
-              <w:t xml:space="preserve">Mwana wa </w:t>
-            </w:r>
-            <w:r>
-              <w:rPr>
-                <w:b/>
-                <w:bCs/>
-              </w:rPr>
-              <w:t xml:space="preserve">Adamu </w:t>
+              <w:t xml:space="preserve"> Mwana wa Adamu </w:t>
             </w:r>
           </w:p>
         </w:tc>
@@ -15080,14 +13283,7 @@
                 <w:b/>
                 <w:bCs/>
               </w:rPr>
-              <w:t xml:space="preserve">Mwana wa </w:t>
-            </w:r>
-            <w:r>
-              <w:rPr>
-                <w:b/>
-                <w:bCs/>
-              </w:rPr>
-              <w:t>Adamu</w:t>
+              <w:t>Mwana wa Adamu</w:t>
             </w:r>
             <w:r>
               <w:rPr>
@@ -15099,7 +13295,6 @@
             <w:r>
               <w:rPr>
                 <w:b/>
-                <w:highlight w:val="green"/>
               </w:rPr>
               <w:t>Mwana wa Mtu, Mwana Adamu, Mwana wa Adam</w:t>
             </w:r>
@@ -15199,21 +13394,12 @@
           </w:p>
           <w:p>
             <w:r>
-              <w:t>Yohana</w:t>
-            </w:r>
-            <w:r>
-              <w:t xml:space="preserve"> </w:t>
-            </w:r>
-            <w:r>
-              <w:t>1:34</w:t>
-            </w:r>
-          </w:p>
-          <w:p>
-            <w:r>
-              <w:t>Yohana 20</w:t>
-            </w:r>
-            <w:r>
-              <w:t>:31</w:t>
+              <w:t>Yohana 1:34</w:t>
+            </w:r>
+          </w:p>
+          <w:p>
+            <w:r>
+              <w:t>Yohana 20:31</w:t>
             </w:r>
           </w:p>
           <w:p>
@@ -15291,14 +13477,7 @@
                 <w:bCs/>
               </w:rPr>
               <w:lastRenderedPageBreak/>
-              <w:t>m</w:t>
-            </w:r>
-            <w:r>
-              <w:rPr>
-                <w:b/>
-                <w:bCs/>
-              </w:rPr>
-              <w:t xml:space="preserve">wanakondoo </w:t>
+              <w:t xml:space="preserve">mwanakondoo </w:t>
             </w:r>
           </w:p>
           <w:p>
@@ -15343,13 +13522,7 @@
               </w:numPr>
             </w:pPr>
             <w:r>
-              <w:t>Kondoo dume</w:t>
-            </w:r>
-            <w:r>
-              <w:t>.</w:t>
-            </w:r>
-            <w:r>
-              <w:t xml:space="preserve"> </w:t>
+              <w:t xml:space="preserve">Kondoo dume. </w:t>
             </w:r>
           </w:p>
           <w:p>
@@ -15361,10 +13534,7 @@
               </w:numPr>
             </w:pPr>
             <w:r>
-              <w:t xml:space="preserve">Mtu au kitu ambacho ni kama kondoo au mwanakondoo </w:t>
-            </w:r>
-            <w:r>
-              <w:t>kwa njia fulani.</w:t>
+              <w:t>Mtu au kitu ambacho ni kama kondoo au mwanakondoo kwa njia fulani.</w:t>
             </w:r>
           </w:p>
         </w:tc>
@@ -15377,24 +13547,15 @@
               <w:pStyle w:val="Compact"/>
             </w:pPr>
             <w:r>
-              <w:t>Yohana</w:t>
-            </w:r>
-            <w:r>
-              <w:t xml:space="preserve"> </w:t>
-            </w:r>
-            <w:r>
-              <w:t xml:space="preserve">1:29 </w:t>
-            </w:r>
-          </w:p>
-          <w:p>
-            <w:pPr>
-              <w:pStyle w:val="Compact"/>
-            </w:pPr>
-            <w:r>
-              <w:t>Yohana 21</w:t>
-            </w:r>
-            <w:r>
-              <w:t xml:space="preserve">:15 </w:t>
+              <w:t xml:space="preserve">Yohana 1:29 </w:t>
+            </w:r>
+          </w:p>
+          <w:p>
+            <w:pPr>
+              <w:pStyle w:val="Compact"/>
+            </w:pPr>
+            <w:r>
+              <w:t xml:space="preserve">Yohana 21:15 </w:t>
             </w:r>
           </w:p>
           <w:p>
@@ -15451,21 +13612,7 @@
                 <w:b/>
                 <w:bCs/>
               </w:rPr>
-              <w:t>m</w:t>
-            </w:r>
-            <w:r>
-              <w:rPr>
-                <w:b/>
-                <w:bCs/>
-              </w:rPr>
-              <w:t>wanakondoo</w:t>
-            </w:r>
-            <w:r>
-              <w:rPr>
-                <w:b/>
-                <w:bCs/>
-              </w:rPr>
-              <w:t>,</w:t>
+              <w:t>mwanakondoo,</w:t>
             </w:r>
           </w:p>
           <w:p>
@@ -15742,28 +13889,7 @@
                 <w:b/>
                 <w:bCs/>
               </w:rPr>
-              <w:t>m</w:t>
-            </w:r>
-            <w:r>
-              <w:rPr>
-                <w:b/>
-                <w:bCs/>
-              </w:rPr>
-              <w:t xml:space="preserve">wenye </w:t>
-            </w:r>
-            <w:r>
-              <w:rPr>
-                <w:b/>
-                <w:bCs/>
-              </w:rPr>
-              <w:t>h</w:t>
-            </w:r>
-            <w:r>
-              <w:rPr>
-                <w:b/>
-                <w:bCs/>
-              </w:rPr>
-              <w:t xml:space="preserve">ekima </w:t>
+              <w:t xml:space="preserve">mwenye hekima </w:t>
             </w:r>
           </w:p>
           <w:p>
@@ -15826,10 +13952,7 @@
           <w:p/>
           <w:p>
             <w:r>
-              <w:t xml:space="preserve">Ni Mungu tu ndiye mwenye </w:t>
-            </w:r>
-            <w:r>
-              <w:t xml:space="preserve">hekima kamilifu. </w:t>
+              <w:t xml:space="preserve">Ni Mungu tu ndiye mwenye hekima kamilifu. </w:t>
             </w:r>
           </w:p>
           <w:p/>
@@ -15867,10 +13990,7 @@
               <w:pStyle w:val="Compact"/>
             </w:pPr>
             <w:r>
-              <w:t>Warumi 1:22</w:t>
-            </w:r>
-            <w:r>
-              <w:t xml:space="preserve"> </w:t>
+              <w:t xml:space="preserve">Warumi 1:22 </w:t>
             </w:r>
           </w:p>
           <w:p>
@@ -15919,35 +14039,7 @@
                 <w:b/>
                 <w:bCs/>
               </w:rPr>
-              <w:t>m</w:t>
-            </w:r>
-            <w:r>
-              <w:rPr>
-                <w:b/>
-                <w:bCs/>
-              </w:rPr>
-              <w:t xml:space="preserve">wenye </w:t>
-            </w:r>
-            <w:r>
-              <w:rPr>
-                <w:b/>
-                <w:bCs/>
-              </w:rPr>
-              <w:t>h</w:t>
-            </w:r>
-            <w:r>
-              <w:rPr>
-                <w:b/>
-                <w:bCs/>
-              </w:rPr>
-              <w:t>ekima</w:t>
-            </w:r>
-            <w:r>
-              <w:rPr>
-                <w:b/>
-                <w:bCs/>
-              </w:rPr>
-              <w:t xml:space="preserve">, </w:t>
+              <w:t xml:space="preserve">mwenye hekima, </w:t>
             </w:r>
             <w:r>
               <w:rPr>
@@ -15984,14 +14076,7 @@
                 <w:bCs/>
               </w:rPr>
               <w:lastRenderedPageBreak/>
-              <w:t>m</w:t>
-            </w:r>
-            <w:r>
-              <w:rPr>
-                <w:b/>
-                <w:bCs/>
-              </w:rPr>
-              <w:t>wili</w:t>
+              <w:t>mwili</w:t>
             </w:r>
           </w:p>
           <w:p>
@@ -16060,10 +14145,7 @@
               </w:numPr>
             </w:pPr>
             <w:r>
-              <w:t xml:space="preserve">Kitu ambacho </w:t>
-            </w:r>
-            <w:r>
-              <w:t>kinaonekana</w:t>
+              <w:t>Kitu ambacho kinaonekana</w:t>
             </w:r>
             <w:r>
               <w:rPr>
@@ -16072,10 +14154,7 @@
               <w:t xml:space="preserve"> </w:t>
             </w:r>
             <w:r>
-              <w:t xml:space="preserve">au </w:t>
-            </w:r>
-            <w:r>
-              <w:t>cha</w:t>
+              <w:t>au cha</w:t>
             </w:r>
             <w:r>
               <w:rPr>
@@ -16108,21 +14187,7 @@
               </w:numPr>
             </w:pPr>
             <w:r>
-              <w:t xml:space="preserve">Sehemu ya mtu </w:t>
-            </w:r>
-            <w:r>
-              <w:t xml:space="preserve">ambayo inamfanya </w:t>
-            </w:r>
-            <w:proofErr w:type="gramStart"/>
-            <w:r>
-              <w:t xml:space="preserve">atake  </w:t>
-            </w:r>
-            <w:r>
-              <w:t>kutenda</w:t>
-            </w:r>
-            <w:proofErr w:type="gramEnd"/>
-            <w:r>
-              <w:t xml:space="preserve"> dhambi. Hii wakati mwingine huitwa asili ya dhambi ya mtu.</w:t>
+              <w:t>Sehemu ya mtu ambayo inamfanya atake  kutenda dhambi. Hii wakati mwingine huitwa asili ya dhambi ya mtu.</w:t>
             </w:r>
           </w:p>
           <w:p/>
@@ -16169,9 +14234,6 @@
           </w:p>
           <w:p>
             <w:r>
-              <w:rPr>
-                <w:highlight w:val="yellow"/>
-              </w:rPr>
               <w:t>Matendo ya Mitume 2:17</w:t>
             </w:r>
           </w:p>
@@ -16187,17 +14249,11 @@
           </w:p>
           <w:p>
             <w:r>
-              <w:t>Warumi 8:</w:t>
-            </w:r>
-            <w:r>
-              <w:t>3</w:t>
-            </w:r>
-          </w:p>
-          <w:p>
-            <w:r>
-              <w:rPr>
-                <w:highlight w:val="yellow"/>
-              </w:rPr>
+              <w:t>Warumi 8:3</w:t>
+            </w:r>
+          </w:p>
+          <w:p>
+            <w:r>
               <w:t>1 Wakorintho 1:29</w:t>
             </w:r>
           </w:p>
@@ -16223,10 +14279,7 @@
           </w:p>
           <w:p>
             <w:r>
-              <w:t>Wagalatia 5:</w:t>
-            </w:r>
-            <w:r>
-              <w:t>24</w:t>
+              <w:t>Wagalatia 5:24</w:t>
             </w:r>
           </w:p>
           <w:p>
@@ -16259,21 +14312,7 @@
                 <w:b/>
                 <w:bCs/>
               </w:rPr>
-              <w:t>m</w:t>
-            </w:r>
-            <w:r>
-              <w:rPr>
-                <w:b/>
-                <w:bCs/>
-              </w:rPr>
-              <w:t>wil</w:t>
-            </w:r>
-            <w:r>
-              <w:rPr>
-                <w:b/>
-                <w:bCs/>
-              </w:rPr>
-              <w:t>i, nyama, miili</w:t>
+              <w:t>mwili, nyama, miili</w:t>
             </w:r>
           </w:p>
         </w:tc>
@@ -16298,14 +14337,7 @@
                 <w:b/>
                 <w:bCs/>
               </w:rPr>
-              <w:t>n</w:t>
-            </w:r>
-            <w:r>
-              <w:rPr>
-                <w:b/>
-                <w:bCs/>
-              </w:rPr>
-              <w:t xml:space="preserve">afsi </w:t>
+              <w:t xml:space="preserve">nafsi </w:t>
             </w:r>
           </w:p>
           <w:p>
@@ -16323,6 +14355,10 @@
             <w:r>
               <w:rPr>
                 <w:rStyle w:val="CommentReference"/>
+                <w:b/>
+                <w:bCs/>
+                <w:sz w:val="24"/>
+                <w:szCs w:val="24"/>
               </w:rPr>
               <w:commentReference w:id="2"/>
             </w:r>
@@ -16346,10 +14382,7 @@
               </w:numPr>
             </w:pPr>
             <w:r>
-              <w:t xml:space="preserve">Sehemu ya </w:t>
-            </w:r>
-            <w:r>
-              <w:t>mtu ambayo haiwezi kuonekana lakini hufanya mtu kuwa hai.</w:t>
+              <w:t>Sehemu ya mtu ambayo haiwezi kuonekana lakini hufanya mtu kuwa hai.</w:t>
             </w:r>
           </w:p>
           <w:p>
@@ -16397,10 +14430,7 @@
               </w:numPr>
             </w:pPr>
             <w:r>
-              <w:t>m</w:t>
-            </w:r>
-            <w:r>
-              <w:t xml:space="preserve">tu ubinadamu </w:t>
+              <w:t xml:space="preserve">mtu ubinadamu </w:t>
             </w:r>
           </w:p>
         </w:tc>
@@ -16410,9 +14440,6 @@
           </w:tcPr>
           <w:p>
             <w:r>
-              <w:rPr>
-                <w:highlight w:val="cyan"/>
-              </w:rPr>
               <w:t>Mathayo 10:28</w:t>
             </w:r>
           </w:p>
@@ -16423,17 +14450,11 @@
           </w:p>
           <w:p>
             <w:r>
-              <w:rPr>
-                <w:highlight w:val="yellow"/>
-              </w:rPr>
               <w:t>Luka 12:20</w:t>
             </w:r>
           </w:p>
           <w:p>
             <w:r>
-              <w:rPr>
-                <w:highlight w:val="cyan"/>
-              </w:rPr>
               <w:t>Yohana 12:27</w:t>
             </w:r>
           </w:p>
@@ -16449,9 +14470,6 @@
           </w:p>
           <w:p>
             <w:r>
-              <w:rPr>
-                <w:highlight w:val="yellow"/>
-              </w:rPr>
               <w:t>1 Wakorintho 15:45</w:t>
             </w:r>
           </w:p>
@@ -16466,65 +14484,32 @@
             </w:r>
           </w:p>
           <w:p>
-            <w:pPr>
-              <w:rPr>
-                <w:highlight w:val="cyan"/>
-              </w:rPr>
-            </w:pPr>
-            <w:r>
-              <w:rPr>
-                <w:highlight w:val="cyan"/>
-              </w:rPr>
+            <w:r>
               <w:t>Waebrania 6:19</w:t>
             </w:r>
           </w:p>
           <w:p>
-            <w:pPr>
-              <w:rPr>
-                <w:highlight w:val="cyan"/>
-              </w:rPr>
-            </w:pPr>
-            <w:r>
-              <w:rPr>
-                <w:highlight w:val="cyan"/>
-              </w:rPr>
+            <w:r>
               <w:t>Yakobo 1:21</w:t>
             </w:r>
           </w:p>
           <w:p>
             <w:r>
-              <w:rPr>
-                <w:highlight w:val="cyan"/>
-              </w:rPr>
               <w:t>1 Petro 2:11</w:t>
             </w:r>
           </w:p>
           <w:p>
             <w:r>
-              <w:rPr>
-                <w:highlight w:val="yellow"/>
-              </w:rPr>
               <w:t>2 Petro 2:14</w:t>
             </w:r>
           </w:p>
           <w:p>
-            <w:pPr>
-              <w:rPr>
-                <w:highlight w:val="cyan"/>
-              </w:rPr>
-            </w:pPr>
-            <w:r>
-              <w:rPr>
-                <w:highlight w:val="cyan"/>
-              </w:rPr>
+            <w:r>
               <w:t>3 Yohana 1:2</w:t>
             </w:r>
           </w:p>
           <w:p>
             <w:r>
-              <w:rPr>
-                <w:highlight w:val="cyan"/>
-              </w:rPr>
               <w:t>Ufunuo 6:9</w:t>
             </w:r>
           </w:p>
@@ -16545,29 +14530,7 @@
                 <w:b/>
                 <w:bCs/>
               </w:rPr>
-              <w:t>n</w:t>
-            </w:r>
-            <w:r>
-              <w:rPr>
-                <w:b/>
-                <w:bCs/>
-              </w:rPr>
-              <w:t>afsi</w:t>
-            </w:r>
-            <w:r>
-              <w:rPr>
-                <w:b/>
-                <w:bCs/>
-              </w:rPr>
-              <w:t xml:space="preserve">, </w:t>
-            </w:r>
-            <w:r>
-              <w:rPr>
-                <w:b/>
-                <w:bCs/>
-                <w:highlight w:val="green"/>
-              </w:rPr>
-              <w:t>roho</w:t>
+              <w:t>nafsi, roho</w:t>
             </w:r>
           </w:p>
         </w:tc>
@@ -16593,14 +14556,7 @@
                 <w:bCs/>
               </w:rPr>
               <w:lastRenderedPageBreak/>
-              <w:t>n</w:t>
-            </w:r>
-            <w:r>
-              <w:rPr>
-                <w:b/>
-                <w:bCs/>
-              </w:rPr>
-              <w:t>eema</w:t>
+              <w:t>neema</w:t>
             </w:r>
           </w:p>
           <w:p>
@@ -16786,14 +14742,7 @@
                 <w:b/>
                 <w:bCs/>
               </w:rPr>
-              <w:t>n</w:t>
-            </w:r>
-            <w:r>
-              <w:rPr>
-                <w:b/>
-                <w:bCs/>
-              </w:rPr>
-              <w:t>eema</w:t>
+              <w:t>neema</w:t>
             </w:r>
           </w:p>
           <w:p/>
@@ -16819,14 +14768,7 @@
                 <w:b/>
                 <w:bCs/>
               </w:rPr>
-              <w:t>n</w:t>
-            </w:r>
-            <w:r>
-              <w:rPr>
-                <w:b/>
-                <w:bCs/>
-              </w:rPr>
-              <w:t xml:space="preserve">eno </w:t>
+              <w:t xml:space="preserve">neno </w:t>
             </w:r>
           </w:p>
           <w:p>
@@ -16994,21 +14936,7 @@
                 <w:b/>
                 <w:bCs/>
               </w:rPr>
-              <w:t>n</w:t>
-            </w:r>
-            <w:r>
-              <w:rPr>
-                <w:b/>
-                <w:bCs/>
-              </w:rPr>
-              <w:t>eno</w:t>
-            </w:r>
-            <w:r>
-              <w:rPr>
-                <w:b/>
-                <w:bCs/>
-              </w:rPr>
-              <w:t xml:space="preserve">, </w:t>
+              <w:t xml:space="preserve">neno, </w:t>
             </w:r>
             <w:r>
               <w:rPr>
@@ -17040,14 +14968,7 @@
                 <w:bCs/>
               </w:rPr>
               <w:lastRenderedPageBreak/>
-              <w:t>n</w:t>
-            </w:r>
-            <w:r>
-              <w:rPr>
-                <w:b/>
-                <w:bCs/>
-              </w:rPr>
-              <w:t>idhamu</w:t>
+              <w:t>nidhamu</w:t>
             </w:r>
           </w:p>
           <w:p>
@@ -17138,11 +15059,6 @@
             </w:pPr>
           </w:p>
           <w:p>
-            <w:pPr>
-              <w:rPr>
-                <w:highlight w:val="yellow"/>
-              </w:rPr>
-            </w:pPr>
             <w:r>
               <w:t>Kumbuka: Aya zilizo na alama * zote zinapaswa kutumia maana sawa ya neno hili.</w:t>
             </w:r>
@@ -17174,9 +15090,6 @@
               <w:pStyle w:val="Compact"/>
             </w:pPr>
             <w:r>
-              <w:rPr>
-                <w:highlight w:val="yellow"/>
-              </w:rPr>
               <w:t>2 Timotheo 2:25</w:t>
             </w:r>
           </w:p>
@@ -17266,14 +15179,7 @@
                 <w:b/>
                 <w:bCs/>
               </w:rPr>
-              <w:t>n</w:t>
-            </w:r>
-            <w:r>
-              <w:rPr>
-                <w:b/>
-                <w:bCs/>
-              </w:rPr>
-              <w:t>idhamu</w:t>
+              <w:t>nidhamu</w:t>
             </w:r>
           </w:p>
           <w:p>
@@ -17327,14 +15233,7 @@
                 <w:b/>
                 <w:bCs/>
               </w:rPr>
-              <w:t>o</w:t>
-            </w:r>
-            <w:r>
-              <w:rPr>
-                <w:b/>
-                <w:bCs/>
-              </w:rPr>
-              <w:t>koa</w:t>
+              <w:t>okoa</w:t>
             </w:r>
           </w:p>
           <w:p>
@@ -17539,14 +15438,7 @@
                 <w:b/>
                 <w:bCs/>
               </w:rPr>
-              <w:t>o</w:t>
-            </w:r>
-            <w:r>
-              <w:rPr>
-                <w:b/>
-                <w:bCs/>
-              </w:rPr>
-              <w:t>koa</w:t>
+              <w:t>okoa</w:t>
             </w:r>
             <w:r>
               <w:rPr>
@@ -17578,14 +15470,7 @@
                 <w:bCs/>
               </w:rPr>
               <w:lastRenderedPageBreak/>
-              <w:t>p</w:t>
-            </w:r>
-            <w:r>
-              <w:rPr>
-                <w:b/>
-                <w:bCs/>
-              </w:rPr>
-              <w:t>epo</w:t>
+              <w:t>pepo</w:t>
             </w:r>
           </w:p>
           <w:p>
@@ -17994,21 +15879,7 @@
                 <w:b/>
                 <w:bCs/>
               </w:rPr>
-              <w:t>p</w:t>
-            </w:r>
-            <w:r>
-              <w:rPr>
-                <w:b/>
-                <w:bCs/>
-              </w:rPr>
-              <w:t>epo</w:t>
-            </w:r>
-            <w:r>
-              <w:rPr>
-                <w:b/>
-                <w:bCs/>
-              </w:rPr>
-              <w:t xml:space="preserve">, mapepo, </w:t>
+              <w:t xml:space="preserve">pepo, mapepo, </w:t>
             </w:r>
             <w:r>
               <w:rPr>
@@ -18263,14 +16134,7 @@
                 <w:bCs/>
               </w:rPr>
               <w:lastRenderedPageBreak/>
-              <w:t>r</w:t>
-            </w:r>
-            <w:r>
-              <w:rPr>
-                <w:b/>
-                <w:bCs/>
-              </w:rPr>
-              <w:t xml:space="preserve">oho </w:t>
+              <w:t xml:space="preserve">roho </w:t>
             </w:r>
           </w:p>
           <w:p>
@@ -18291,10 +16155,7 @@
           </w:tcPr>
           <w:p>
             <w:r>
-              <w:t>Neno hili linaweza kumaanisha</w:t>
-            </w:r>
-            <w:r>
-              <w:t>:</w:t>
+              <w:t>Neno hili linaweza kumaanisha:</w:t>
             </w:r>
           </w:p>
           <w:p>
@@ -18306,15 +16167,7 @@
               </w:numPr>
             </w:pPr>
             <w:r>
-              <w:t xml:space="preserve">Sehemu ya mtu </w:t>
-            </w:r>
-            <w:proofErr w:type="gramStart"/>
-            <w:r>
-              <w:t>ambayo  haiwezi</w:t>
-            </w:r>
-            <w:proofErr w:type="gramEnd"/>
-            <w:r>
-              <w:t xml:space="preserve"> kuonekana. </w:t>
+              <w:t xml:space="preserve">Sehemu ya mtu ambayo  haiwezi kuonekana. </w:t>
             </w:r>
           </w:p>
           <w:p>
@@ -18326,10 +16179,7 @@
               </w:numPr>
             </w:pPr>
             <w:r>
-              <w:t>Mtazamo wa mtu au hali ya kihisia</w:t>
-            </w:r>
-            <w:r>
-              <w:t>.</w:t>
+              <w:t>Mtazamo wa mtu au hali ya kihisia.</w:t>
             </w:r>
           </w:p>
           <w:p>
@@ -18453,14 +16303,7 @@
                 <w:b/>
                 <w:bCs/>
               </w:rPr>
-              <w:t>r</w:t>
-            </w:r>
-            <w:r>
-              <w:rPr>
-                <w:b/>
-                <w:bCs/>
-              </w:rPr>
-              <w:t xml:space="preserve">oho </w:t>
+              <w:t xml:space="preserve">roho </w:t>
             </w:r>
           </w:p>
           <w:p/>
@@ -18542,10 +16385,7 @@
           </w:p>
           <w:p>
             <w:r>
-              <w:t>Warumi 5</w:t>
-            </w:r>
-            <w:r>
-              <w:t>:5</w:t>
+              <w:t>Warumi 5:5</w:t>
             </w:r>
           </w:p>
           <w:p>
@@ -18638,14 +16478,7 @@
                 <w:bCs/>
               </w:rPr>
               <w:lastRenderedPageBreak/>
-              <w:t>s</w:t>
-            </w:r>
-            <w:r>
-              <w:rPr>
-                <w:b/>
-                <w:bCs/>
-              </w:rPr>
-              <w:t>heria</w:t>
+              <w:t>sheria</w:t>
             </w:r>
           </w:p>
           <w:p>
@@ -18680,10 +16513,7 @@
               </w:numPr>
             </w:pPr>
             <w:r>
-              <w:t xml:space="preserve">Sheria ya Musa au sheria ambazo Musa alifundisha. (Kwa Kiingereza, </w:t>
-            </w:r>
-            <w:r>
-              <w:t>"Sheria" inapotajwa kwa herufi kubwa inamaanisha Sheria yote ya Musa.)</w:t>
+              <w:t>Sheria ya Musa au sheria ambazo Musa alifundisha. (Kwa Kiingereza, "Sheria" inapotajwa kwa herufi kubwa inamaanisha Sheria yote ya Musa.)</w:t>
             </w:r>
           </w:p>
           <w:p>
@@ -18695,10 +16525,7 @@
               </w:numPr>
             </w:pPr>
             <w:r>
-              <w:t xml:space="preserve">Vitabu vitano vya kwanza </w:t>
-            </w:r>
-            <w:r>
-              <w:t>vya Agano la Kale. Musa aliandika vitabu hivyo.</w:t>
+              <w:t>Vitabu vitano vya kwanza vya Agano la Kale. Musa aliandika vitabu hivyo.</w:t>
             </w:r>
           </w:p>
           <w:p>
@@ -18839,14 +16666,7 @@
                 <w:b/>
                 <w:bCs/>
               </w:rPr>
-              <w:t>s</w:t>
-            </w:r>
-            <w:r>
-              <w:rPr>
-                <w:b/>
-                <w:bCs/>
-              </w:rPr>
-              <w:t>heria</w:t>
+              <w:t>sheria</w:t>
             </w:r>
           </w:p>
           <w:p/>
@@ -18872,14 +16692,7 @@
                 <w:b/>
                 <w:bCs/>
               </w:rPr>
-              <w:t>s</w:t>
-            </w:r>
-            <w:r>
-              <w:rPr>
-                <w:b/>
-                <w:bCs/>
-              </w:rPr>
-              <w:t>hulibisha</w:t>
+              <w:t>shulibisha</w:t>
             </w:r>
           </w:p>
           <w:p>
@@ -18905,11 +16718,6 @@
           </w:p>
           <w:p/>
           <w:p>
-            <w:pPr>
-              <w:rPr>
-                <w:highlight w:val="yellow"/>
-              </w:rPr>
-            </w:pPr>
             <w:r>
               <w:t>Idadi ya * alama karibu na mistari inawakilisha maana fulani ya neno la Kigiriki. Mistari iliyo na idadi sawa ya * alama zote zinapaswa kutumia maana sawa ya neno hili.</w:t>
             </w:r>
@@ -18952,26 +16760,17 @@
           </w:p>
           <w:p>
             <w:r>
-              <w:t>Yohana</w:t>
-            </w:r>
-            <w:r>
-              <w:t xml:space="preserve"> 19:6 (**) </w:t>
-            </w:r>
-          </w:p>
-          <w:p>
-            <w:r>
-              <w:t xml:space="preserve">Yohana </w:t>
-            </w:r>
-            <w:r>
-              <w:t>19:15 (**)</w:t>
-            </w:r>
-          </w:p>
-          <w:p>
-            <w:r>
-              <w:t>Yohana</w:t>
-            </w:r>
-            <w:r>
-              <w:t xml:space="preserve"> 19:18 (**)</w:t>
+              <w:t xml:space="preserve">Yohana 19:6 (**) </w:t>
+            </w:r>
+          </w:p>
+          <w:p>
+            <w:r>
+              <w:t>Yohana 19:15 (**)</w:t>
+            </w:r>
+          </w:p>
+          <w:p>
+            <w:r>
+              <w:t>Yohana 19:18 (**)</w:t>
             </w:r>
           </w:p>
           <w:p>
@@ -19034,14 +16833,7 @@
                 <w:b/>
                 <w:bCs/>
               </w:rPr>
-              <w:t>s</w:t>
-            </w:r>
-            <w:r>
-              <w:rPr>
-                <w:b/>
-                <w:bCs/>
-              </w:rPr>
-              <w:t>hulibisha</w:t>
+              <w:t>shulibisha</w:t>
             </w:r>
             <w:r>
               <w:rPr>
@@ -19059,13 +16851,7 @@
               <w:rPr>
                 <w:b/>
               </w:rPr>
-              <w:t>, n</w:t>
-            </w:r>
-            <w:r>
-              <w:rPr>
-                <w:b/>
-              </w:rPr>
-              <w:t>imesulubiwa</w:t>
+              <w:t>, nimesulubiwa</w:t>
             </w:r>
           </w:p>
         </w:tc>
@@ -19091,14 +16877,7 @@
                 <w:bCs/>
               </w:rPr>
               <w:lastRenderedPageBreak/>
-              <w:t>s</w:t>
-            </w:r>
-            <w:r>
-              <w:rPr>
-                <w:b/>
-                <w:bCs/>
-              </w:rPr>
-              <w:t>ifa</w:t>
+              <w:t>sifa</w:t>
             </w:r>
           </w:p>
           <w:p>
@@ -19119,10 +16898,7 @@
           </w:tcPr>
           <w:p>
             <w:r>
-              <w:t xml:space="preserve">Hii inamaanisha maneno yanayoonyesha </w:t>
-            </w:r>
-            <w:r>
-              <w:t>mvuto na heshima.</w:t>
+              <w:t>Hii inamaanisha maneno yanayoonyesha mvuto na heshima.</w:t>
             </w:r>
           </w:p>
           <w:p/>
@@ -19257,14 +17033,7 @@
                 <w:b/>
                 <w:bCs/>
               </w:rPr>
-              <w:t>s</w:t>
-            </w:r>
-            <w:r>
-              <w:rPr>
-                <w:b/>
-                <w:bCs/>
-              </w:rPr>
-              <w:t>ifa</w:t>
+              <w:t>sifa</w:t>
             </w:r>
             <w:r>
               <w:rPr>
@@ -19295,14 +17064,7 @@
                 <w:b/>
                 <w:bCs/>
               </w:rPr>
-              <w:t>s</w:t>
-            </w:r>
-            <w:r>
-              <w:rPr>
-                <w:b/>
-                <w:bCs/>
-              </w:rPr>
-              <w:t>imba</w:t>
+              <w:t>simba</w:t>
             </w:r>
           </w:p>
           <w:p>
@@ -19417,14 +17179,7 @@
                 <w:b/>
                 <w:bCs/>
               </w:rPr>
-              <w:t>s</w:t>
-            </w:r>
-            <w:r>
-              <w:rPr>
-                <w:b/>
-                <w:bCs/>
-              </w:rPr>
-              <w:t>imba</w:t>
+              <w:t>simba</w:t>
             </w:r>
           </w:p>
           <w:p>
@@ -19455,14 +17210,7 @@
                 <w:bCs/>
               </w:rPr>
               <w:lastRenderedPageBreak/>
-              <w:t>t</w:t>
-            </w:r>
-            <w:r>
-              <w:rPr>
-                <w:b/>
-                <w:bCs/>
-              </w:rPr>
-              <w:t xml:space="preserve">aifa </w:t>
+              <w:t xml:space="preserve">taifa </w:t>
             </w:r>
           </w:p>
           <w:p>
@@ -19658,14 +17406,7 @@
                 <w:b/>
                 <w:bCs/>
               </w:rPr>
-              <w:t>t</w:t>
-            </w:r>
-            <w:r>
-              <w:rPr>
-                <w:b/>
-                <w:bCs/>
-              </w:rPr>
-              <w:t>aifa</w:t>
+              <w:t>taifa</w:t>
             </w:r>
             <w:r>
               <w:rPr>
@@ -19750,16 +17491,7 @@
               </w:numPr>
             </w:pPr>
             <w:r>
-              <w:t>Kuweka wakfu vitu au watu kwa Mungu. Vitu hivyo au watu hao huwa watakatifu. Vitu au watu ambao wanakuwa watakatifu wanakuwa safi au wasio na dhambi</w:t>
-            </w:r>
-            <w:r>
-              <w:t>.</w:t>
-            </w:r>
-            <w:r>
-              <w:t xml:space="preserve"> </w:t>
-            </w:r>
-            <w:r>
-              <w:t>Ama watu au watu wamchague Mungu. Mambo hayo au watu wanakuwa watakatifu. Vitu au watu ambao wanakuwa watakatifu wanakuwa safi au huru kutoka kwa dhambi.</w:t>
+              <w:t>Kuweka wakfu vitu au watu kwa Mungu. Vitu hivyo au watu hao huwa watakatifu. Vitu au watu ambao wanakuwa watakatifu wanakuwa safi au wasio na dhambi. Ama watu au watu wamchague Mungu. Mambo hayo au watu wanakuwa watakatifu. Vitu au watu ambao wanakuwa watakatifu wanakuwa safi au huru kutoka kwa dhambi.</w:t>
             </w:r>
           </w:p>
           <w:p>
@@ -19795,13 +17527,7 @@
               </w:numPr>
             </w:pPr>
             <w:r>
-              <w:t xml:space="preserve">Kuheshimu kitu au </w:t>
-            </w:r>
-            <w:r>
-              <w:t xml:space="preserve">kukichukulia kama </w:t>
-            </w:r>
-            <w:r>
-              <w:t xml:space="preserve">takatifu. </w:t>
+              <w:t xml:space="preserve">Kuheshimu kitu au kukichukulia kama takatifu. </w:t>
             </w:r>
           </w:p>
           <w:p>
@@ -19975,14 +17701,7 @@
                 <w:bCs/>
               </w:rPr>
               <w:lastRenderedPageBreak/>
-              <w:t>u</w:t>
-            </w:r>
-            <w:r>
-              <w:rPr>
-                <w:b/>
-                <w:bCs/>
-              </w:rPr>
-              <w:t xml:space="preserve">falme </w:t>
+              <w:t xml:space="preserve">ufalme </w:t>
             </w:r>
           </w:p>
           <w:p>
@@ -20144,28 +17863,7 @@
                 <w:b/>
                 <w:bCs/>
               </w:rPr>
-              <w:t>u</w:t>
-            </w:r>
-            <w:r>
-              <w:rPr>
-                <w:b/>
-                <w:bCs/>
-              </w:rPr>
-              <w:t>falme</w:t>
-            </w:r>
-            <w:r>
-              <w:rPr>
-                <w:b/>
-                <w:bCs/>
-              </w:rPr>
-              <w:t xml:space="preserve">, </w:t>
-            </w:r>
-            <w:r>
-              <w:rPr>
-                <w:b/>
-                <w:bCs/>
-              </w:rPr>
-              <w:t xml:space="preserve">falme </w:t>
+              <w:t xml:space="preserve">ufalme, falme </w:t>
             </w:r>
           </w:p>
           <w:p/>
@@ -20191,14 +17889,7 @@
                 <w:b/>
                 <w:bCs/>
               </w:rPr>
-              <w:t>u</w:t>
-            </w:r>
-            <w:r>
-              <w:rPr>
-                <w:b/>
-                <w:bCs/>
-              </w:rPr>
-              <w:t xml:space="preserve">fufuo </w:t>
+              <w:t xml:space="preserve">ufufuo </w:t>
             </w:r>
           </w:p>
           <w:p>
@@ -20382,14 +18073,7 @@
                 <w:b/>
                 <w:bCs/>
               </w:rPr>
-              <w:t>u</w:t>
-            </w:r>
-            <w:r>
-              <w:rPr>
-                <w:b/>
-                <w:bCs/>
-              </w:rPr>
-              <w:t xml:space="preserve">fufuo </w:t>
+              <w:t xml:space="preserve">ufufuo </w:t>
             </w:r>
           </w:p>
           <w:p>
@@ -20420,14 +18104,7 @@
                 <w:bCs/>
               </w:rPr>
               <w:lastRenderedPageBreak/>
-              <w:t>u</w:t>
-            </w:r>
-            <w:r>
-              <w:rPr>
-                <w:b/>
-                <w:bCs/>
-              </w:rPr>
-              <w:t xml:space="preserve">kiri </w:t>
+              <w:t xml:space="preserve">ukiri </w:t>
             </w:r>
           </w:p>
           <w:p>
@@ -20547,9 +18224,6 @@
           </w:p>
           <w:p>
             <w:r>
-              <w:rPr>
-                <w:highlight w:val="cyan"/>
-              </w:rPr>
               <w:t>Warumi 14:11</w:t>
             </w:r>
           </w:p>
@@ -20570,9 +18244,6 @@
           </w:p>
           <w:p>
             <w:r>
-              <w:rPr>
-                <w:highlight w:val="cyan"/>
-              </w:rPr>
               <w:t>Waebrania 4:14</w:t>
             </w:r>
           </w:p>
@@ -20611,14 +18282,7 @@
                 <w:b/>
                 <w:bCs/>
               </w:rPr>
-              <w:t>u</w:t>
-            </w:r>
-            <w:r>
-              <w:rPr>
-                <w:b/>
-                <w:bCs/>
-              </w:rPr>
-              <w:t>kiri</w:t>
+              <w:t>ukiri</w:t>
             </w:r>
             <w:r>
               <w:rPr>
@@ -20649,14 +18313,7 @@
                 <w:b/>
                 <w:bCs/>
               </w:rPr>
-              <w:t>u</w:t>
-            </w:r>
-            <w:r>
-              <w:rPr>
-                <w:b/>
-                <w:bCs/>
-              </w:rPr>
-              <w:t>kombozi</w:t>
+              <w:t>ukombozi</w:t>
             </w:r>
           </w:p>
           <w:p>
@@ -20746,13 +18403,7 @@
               <w:pStyle w:val="Compact"/>
             </w:pPr>
             <w:r>
-              <w:rPr>
-                <w:highlight w:val="cyan"/>
-              </w:rPr>
-              <w:t>Waefeso 1:14</w:t>
-            </w:r>
-            <w:r>
-              <w:t xml:space="preserve"> </w:t>
+              <w:t xml:space="preserve">Waefeso 1:14 </w:t>
             </w:r>
           </w:p>
           <w:p>
@@ -20796,21 +18447,7 @@
                 <w:b/>
                 <w:bCs/>
               </w:rPr>
-              <w:t>u</w:t>
-            </w:r>
-            <w:r>
-              <w:rPr>
-                <w:b/>
-                <w:bCs/>
-              </w:rPr>
-              <w:t>komboz</w:t>
-            </w:r>
-            <w:r>
-              <w:rPr>
-                <w:b/>
-                <w:bCs/>
-              </w:rPr>
-              <w:t>i</w:t>
+              <w:t>ukombozi</w:t>
             </w:r>
             <w:r>
               <w:t xml:space="preserve">, </w:t>
@@ -20845,14 +18482,7 @@
                 <w:bCs/>
               </w:rPr>
               <w:lastRenderedPageBreak/>
-              <w:t>u</w:t>
-            </w:r>
-            <w:r>
-              <w:rPr>
-                <w:b/>
-                <w:bCs/>
-              </w:rPr>
-              <w:t>ovu</w:t>
+              <w:t>uovu</w:t>
             </w:r>
           </w:p>
           <w:p>
@@ -20885,13 +18515,7 @@
               </w:numPr>
             </w:pPr>
             <w:r>
-              <w:t xml:space="preserve">Mtu, kitu, au kitendo ambacho ni kibaya au </w:t>
-            </w:r>
-            <w:r>
-              <w:t>kiovu au kinachodhuru</w:t>
-            </w:r>
-            <w:r>
-              <w:t>.</w:t>
+              <w:t>Mtu, kitu, au kitendo ambacho ni kibaya au kiovu au kinachodhuru.</w:t>
             </w:r>
           </w:p>
           <w:p>
@@ -20920,11 +18544,6 @@
           </w:p>
           <w:p/>
           <w:p>
-            <w:pPr>
-              <w:rPr>
-                <w:highlight w:val="yellow"/>
-              </w:rPr>
-            </w:pPr>
             <w:r>
               <w:t>Kumbuka: Aya zilizo na alama * zote zinapaswa kutumia maana sawa ya neno hili.</w:t>
             </w:r>
@@ -21030,14 +18649,7 @@
                 <w:b/>
                 <w:bCs/>
               </w:rPr>
-              <w:t>u</w:t>
-            </w:r>
-            <w:r>
-              <w:rPr>
-                <w:b/>
-                <w:bCs/>
-              </w:rPr>
-              <w:t>ovu</w:t>
+              <w:t>uovu</w:t>
             </w:r>
             <w:r>
               <w:t xml:space="preserve">, </w:t>
@@ -21071,25 +18683,27 @@
                 <w:b/>
                 <w:bCs/>
               </w:rPr>
-              <w:t>u</w:t>
-            </w:r>
-            <w:r>
-              <w:rPr>
-                <w:b/>
-                <w:bCs/>
-              </w:rPr>
-              <w:t xml:space="preserve">pendo </w:t>
-            </w:r>
-          </w:p>
-          <w:p>
-            <w:pPr>
-              <w:rPr>
-                <w:b/>
-                <w:bCs/>
-              </w:rPr>
-            </w:pPr>
-            <w:r>
-              <w:t>G26, G27</w:t>
+              <w:t xml:space="preserve">upendo </w:t>
+            </w:r>
+          </w:p>
+          <w:p>
+            <w:pPr>
+              <w:rPr>
+                <w:b/>
+                <w:bCs/>
+              </w:rPr>
+            </w:pPr>
+            <w:r>
+              <w:t>G2</w:t>
+            </w:r>
+            <w:r>
+              <w:t>5</w:t>
+            </w:r>
+            <w:r>
+              <w:t>, G2</w:t>
+            </w:r>
+            <w:r>
+              <w:t>6</w:t>
             </w:r>
           </w:p>
         </w:tc>
@@ -21123,10 +18737,7 @@
               </w:numPr>
             </w:pPr>
             <w:r>
-              <w:t xml:space="preserve">Kupenda kama Mungu anavyofanya, kuwajali watu bila kujali kile </w:t>
-            </w:r>
-            <w:r>
-              <w:t>wanachofanya. Hii ni pamoja na kuwasamehe na kutoa kujitolea mhanga kwa ajili yao.</w:t>
+              <w:t>Kupenda kama Mungu anavyofanya, kuwajali watu bila kujali kile wanachofanya. Hii ni pamoja na kuwasamehe na kutoa kujitolea mhanga kwa ajili yao.</w:t>
             </w:r>
           </w:p>
           <w:p/>
@@ -21172,10 +18783,7 @@
           </w:p>
           <w:p>
             <w:r>
-              <w:t>Waefeso 5</w:t>
-            </w:r>
-            <w:r>
-              <w:t xml:space="preserve">:25 </w:t>
+              <w:t xml:space="preserve">Waefeso 5:25 </w:t>
             </w:r>
           </w:p>
           <w:p>
@@ -21230,14 +18838,7 @@
                 <w:b/>
                 <w:bCs/>
               </w:rPr>
-              <w:t>u</w:t>
-            </w:r>
-            <w:r>
-              <w:rPr>
-                <w:b/>
-                <w:bCs/>
-              </w:rPr>
-              <w:t>pendo</w:t>
+              <w:t>upendo</w:t>
             </w:r>
             <w:r>
               <w:rPr>
@@ -21508,13 +19109,7 @@
               </w:numPr>
             </w:pPr>
             <w:r>
-              <w:t xml:space="preserve">Kusikiliza au </w:t>
-            </w:r>
-            <w:r>
-              <w:t xml:space="preserve">kua makini mtu au </w:t>
-            </w:r>
-            <w:r>
-              <w:t>kitu.</w:t>
+              <w:t>Kusikiliza au kua makini mtu au kitu.</w:t>
             </w:r>
           </w:p>
         </w:tc>
@@ -21567,13 +19162,7 @@
               <w:pStyle w:val="Compact"/>
             </w:pPr>
             <w:r>
-              <w:rPr>
-                <w:highlight w:val="yellow"/>
-              </w:rPr>
-              <w:t>Warumi 10:16</w:t>
-            </w:r>
-            <w:r>
-              <w:t xml:space="preserve"> </w:t>
+              <w:t xml:space="preserve">Warumi 10:16 </w:t>
             </w:r>
           </w:p>
           <w:p>
@@ -21629,13 +19218,7 @@
               <w:pStyle w:val="Compact"/>
             </w:pPr>
             <w:r>
-              <w:rPr>
-                <w:highlight w:val="cyan"/>
-              </w:rPr>
-              <w:t>Waebrania 5:9</w:t>
-            </w:r>
-            <w:r>
-              <w:t xml:space="preserve"> </w:t>
+              <w:t xml:space="preserve">Waebrania 5:9 </w:t>
             </w:r>
           </w:p>
           <w:p>
@@ -21718,14 +19301,7 @@
                 <w:bCs/>
               </w:rPr>
               <w:lastRenderedPageBreak/>
-              <w:t>u</w:t>
-            </w:r>
-            <w:r>
-              <w:rPr>
-                <w:b/>
-                <w:bCs/>
-              </w:rPr>
-              <w:t>ungu</w:t>
+              <w:t>uungu</w:t>
             </w:r>
           </w:p>
           <w:p>
@@ -21769,11 +19345,6 @@
           </w:p>
           <w:p/>
           <w:p>
-            <w:pPr>
-              <w:rPr>
-                <w:highlight w:val="yellow"/>
-              </w:rPr>
-            </w:pPr>
             <w:r>
               <w:t>Kumbuka: Aya zilizo na alama * zote zinapaswa kutumia maana sawa ya neno hili.</w:t>
             </w:r>
@@ -21797,9 +19368,6 @@
               <w:pStyle w:val="Compact"/>
             </w:pPr>
             <w:r>
-              <w:rPr>
-                <w:highlight w:val="cyan"/>
-              </w:rPr>
               <w:t>2 Petro 1:3 (*)</w:t>
             </w:r>
           </w:p>
@@ -21828,14 +19396,7 @@
                 <w:b/>
                 <w:bCs/>
               </w:rPr>
-              <w:t>u</w:t>
-            </w:r>
-            <w:r>
-              <w:rPr>
-                <w:b/>
-                <w:bCs/>
-              </w:rPr>
-              <w:t>ungu</w:t>
+              <w:t>uungu</w:t>
             </w:r>
             <w:r>
               <w:rPr>
@@ -21868,21 +19429,7 @@
                 <w:b/>
                 <w:bCs/>
               </w:rPr>
-              <w:t>v</w:t>
-            </w:r>
-            <w:r>
-              <w:rPr>
-                <w:b/>
-                <w:bCs/>
-              </w:rPr>
-              <w:t>u</w:t>
-            </w:r>
-            <w:r>
-              <w:rPr>
-                <w:b/>
-                <w:bCs/>
-              </w:rPr>
-              <w:t>milia</w:t>
+              <w:t>vumilia</w:t>
             </w:r>
           </w:p>
           <w:p>
@@ -22070,21 +19617,7 @@
                 <w:b/>
                 <w:bCs/>
               </w:rPr>
-              <w:t>v</w:t>
-            </w:r>
-            <w:r>
-              <w:rPr>
-                <w:b/>
-                <w:bCs/>
-              </w:rPr>
-              <w:t>u</w:t>
-            </w:r>
-            <w:r>
-              <w:rPr>
-                <w:b/>
-                <w:bCs/>
-              </w:rPr>
-              <w:t>milia, kustahimili</w:t>
+              <w:t>vumilia, kustahimili</w:t>
             </w:r>
             <w:r>
               <w:rPr>
@@ -22174,10 +19707,7 @@
               </w:numPr>
             </w:pPr>
             <w:r>
-              <w:t xml:space="preserve">Mtu au kitu ambacho hakina kasoro au </w:t>
-            </w:r>
-            <w:r>
-              <w:t xml:space="preserve">dosari </w:t>
+              <w:t xml:space="preserve">Mtu au kitu ambacho hakina kasoro au dosari </w:t>
             </w:r>
           </w:p>
           <w:p/>
@@ -22306,14 +19836,7 @@
                 <w:b/>
                 <w:bCs/>
               </w:rPr>
-              <w:t>w</w:t>
-            </w:r>
-            <w:r>
-              <w:rPr>
-                <w:b/>
-                <w:bCs/>
-              </w:rPr>
-              <w:t>ateule</w:t>
+              <w:t>wateule</w:t>
             </w:r>
           </w:p>
           <w:p>
@@ -22328,16 +19851,7 @@
           </w:tcPr>
           <w:p>
             <w:r>
-              <w:t xml:space="preserve">Neno hili linamaanisha </w:t>
-            </w:r>
-            <w:r>
-              <w:t>kuchaguliwa au kuteuliwa</w:t>
-            </w:r>
-            <w:r>
-              <w:t xml:space="preserve">. </w:t>
-            </w:r>
-            <w:r>
-              <w:t>Inaweza kutumika kuelezea mtu au watu ambao Mungu amechagua.</w:t>
+              <w:t>Neno hili linamaanisha kuchaguliwa au kuteuliwa. Inaweza kutumika kuelezea mtu au watu ambao Mungu amechagua.</w:t>
             </w:r>
           </w:p>
           <w:p/>
@@ -22385,10 +19899,7 @@
               <w:pStyle w:val="Compact"/>
             </w:pPr>
             <w:r>
-              <w:t xml:space="preserve">Yohana </w:t>
-            </w:r>
-            <w:r>
-              <w:t xml:space="preserve">15:19 </w:t>
+              <w:t xml:space="preserve">Yohana 15:19 </w:t>
             </w:r>
           </w:p>
           <w:p>
@@ -22488,21 +19999,7 @@
                 <w:b/>
                 <w:bCs/>
               </w:rPr>
-              <w:t>w</w:t>
-            </w:r>
-            <w:r>
-              <w:rPr>
-                <w:b/>
-                <w:bCs/>
-              </w:rPr>
-              <w:t>ateul</w:t>
-            </w:r>
-            <w:r>
-              <w:rPr>
-                <w:b/>
-                <w:bCs/>
-              </w:rPr>
-              <w:t>e</w:t>
+              <w:t>wateule</w:t>
             </w:r>
             <w:r>
               <w:t xml:space="preserve">, </w:t>
@@ -22538,14 +20035,7 @@
                 <w:bCs/>
               </w:rPr>
               <w:lastRenderedPageBreak/>
-              <w:t>w</w:t>
-            </w:r>
-            <w:r>
-              <w:rPr>
-                <w:b/>
-                <w:bCs/>
-              </w:rPr>
-              <w:t xml:space="preserve">enye haki </w:t>
+              <w:t xml:space="preserve">wenye haki </w:t>
             </w:r>
           </w:p>
           <w:p>
@@ -22580,10 +20070,7 @@
               </w:numPr>
             </w:pPr>
             <w:r>
-              <w:t xml:space="preserve">Mwema daima /Daima </w:t>
-            </w:r>
-            <w:r>
-              <w:t>ni nzuri (hii ni kweli tu juu ya Mungu).</w:t>
+              <w:t>Mwema daima /Daima ni nzuri (hii ni kweli tu juu ya Mungu).</w:t>
             </w:r>
           </w:p>
           <w:p>
@@ -22607,10 +20094,7 @@
               </w:numPr>
             </w:pPr>
             <w:r>
-              <w:t xml:space="preserve">Kufanya kile ambacho ni kizuri kimaadili, haki, au </w:t>
-            </w:r>
-            <w:r>
-              <w:t>sawa</w:t>
+              <w:t>Kufanya kile ambacho ni kizuri kimaadili, haki, au sawa</w:t>
             </w:r>
           </w:p>
           <w:p>
@@ -22622,10 +20106,7 @@
               </w:numPr>
             </w:pPr>
             <w:r>
-              <w:t xml:space="preserve">Mungu ametenda mema, kwa sababu dhambi zote zimetakaswa </w:t>
-            </w:r>
-            <w:r>
-              <w:t>na yeye.</w:t>
+              <w:t>Mungu ametenda mema, kwa sababu dhambi zote zimetakaswa na yeye.</w:t>
             </w:r>
           </w:p>
           <w:p>
@@ -22637,10 +20118,7 @@
               </w:numPr>
             </w:pPr>
             <w:r>
-              <w:t xml:space="preserve">Kitu (kama vile </w:t>
-            </w:r>
-            <w:r>
-              <w:t>hukumu) ambacho ni haki, sahihi na sawa.</w:t>
+              <w:t>Kitu (kama vile hukumu) ambacho ni haki, sahihi na sawa.</w:t>
             </w:r>
           </w:p>
           <w:p>
@@ -22748,14 +20226,7 @@
                 <w:b/>
                 <w:bCs/>
               </w:rPr>
-              <w:t>w</w:t>
-            </w:r>
-            <w:r>
-              <w:rPr>
-                <w:b/>
-                <w:bCs/>
-              </w:rPr>
-              <w:t>enye haki</w:t>
+              <w:t>wenye haki</w:t>
             </w:r>
             <w:r>
               <w:t xml:space="preserve">, </w:t>
@@ -22790,14 +20261,7 @@
                 <w:b/>
                 <w:bCs/>
               </w:rPr>
-              <w:t>w</w:t>
-            </w:r>
-            <w:r>
-              <w:rPr>
-                <w:b/>
-                <w:bCs/>
-              </w:rPr>
-              <w:t xml:space="preserve">okovu </w:t>
+              <w:t xml:space="preserve">wokovu </w:t>
             </w:r>
           </w:p>
           <w:p>
@@ -22842,10 +20306,7 @@
               </w:numPr>
             </w:pPr>
             <w:r>
-              <w:t xml:space="preserve">Mchakato ambao mtu anaokolewa, </w:t>
-            </w:r>
-            <w:r>
-              <w:t>kukombolewa, au kuhifadhiwa.</w:t>
+              <w:t>Mchakato ambao mtu anaokolewa, kukombolewa, au kuhifadhiwa.</w:t>
             </w:r>
           </w:p>
           <w:p>
@@ -22857,10 +20318,7 @@
               </w:numPr>
             </w:pPr>
             <w:r>
-              <w:t xml:space="preserve">Hali ya mtu ambaye mtu ameokoa, amekomboa </w:t>
-            </w:r>
-            <w:r>
-              <w:t>au kuhifadhi.</w:t>
+              <w:t>Hali ya mtu ambaye mtu ameokoa, amekomboa au kuhifadhi.</w:t>
             </w:r>
           </w:p>
           <w:p/>
@@ -23003,14 +20461,7 @@
                 <w:b/>
                 <w:bCs/>
               </w:rPr>
-              <w:t>w</w:t>
-            </w:r>
-            <w:r>
-              <w:rPr>
-                <w:b/>
-                <w:bCs/>
-              </w:rPr>
-              <w:t xml:space="preserve">okovu </w:t>
+              <w:t xml:space="preserve">wokovu </w:t>
             </w:r>
           </w:p>
           <w:p>
@@ -23036,21 +20487,7 @@
                 <w:bCs/>
               </w:rPr>
               <w:lastRenderedPageBreak/>
-              <w:t xml:space="preserve">Yesu </w:t>
-            </w:r>
-            <w:r>
-              <w:rPr>
-                <w:b/>
-                <w:bCs/>
-              </w:rPr>
-              <w:t>K</w:t>
-            </w:r>
-            <w:r>
-              <w:rPr>
-                <w:b/>
-                <w:bCs/>
-              </w:rPr>
-              <w:t>risto</w:t>
+              <w:t>Yesu Kristo</w:t>
             </w:r>
           </w:p>
         </w:tc>
@@ -23157,21 +20594,7 @@
                 <w:b/>
                 <w:bCs/>
               </w:rPr>
-              <w:t xml:space="preserve">Yesu </w:t>
-            </w:r>
-            <w:r>
-              <w:rPr>
-                <w:b/>
-                <w:bCs/>
-              </w:rPr>
-              <w:t>K</w:t>
-            </w:r>
-            <w:r>
-              <w:rPr>
-                <w:b/>
-                <w:bCs/>
-              </w:rPr>
-              <w:t>risto</w:t>
+              <w:t>Yesu Kristo</w:t>
             </w:r>
           </w:p>
         </w:tc>
@@ -23190,7 +20613,7 @@
 </file>
 
 <file path=word/comments.xml><?xml version="1.0" encoding="utf-8"?>
-<w:comments xmlns:wpc="http://schemas.microsoft.com/office/word/2010/wordprocessingCanvas" xmlns:cx="http://schemas.microsoft.com/office/drawing/2014/chartex" xmlns:cx1="http://schemas.microsoft.com/office/drawing/2015/9/8/chartex" xmlns:cx2="http://schemas.microsoft.com/office/drawing/2015/10/21/chartex" xmlns:cx3="http://schemas.microsoft.com/office/drawing/2016/5/9/chartex" xmlns:cx4="http://schemas.microsoft.com/office/drawing/2016/5/10/chartex" xmlns:cx5="http://schemas.microsoft.com/office/drawing/2016/5/11/chartex" xmlns:cx6="http://schemas.microsoft.com/office/drawing/2016/5/12/chartex" xmlns:cx7="http://schemas.microsoft.com/office/drawing/2016/5/13/chartex" xmlns:cx8="http://schemas.microsoft.com/office/drawing/2016/5/14/chartex" xmlns:mc="http://schemas.openxmlformats.org/markup-compatibility/2006" xmlns:aink="http://schemas.microsoft.com/office/drawing/2016/ink" xmlns:am3d="http://schemas.microsoft.com/office/drawing/2017/model3d" xmlns:o="urn:schemas-microsoft-com:office:office" xmlns:oel="http://schemas.microsoft.com/office/2019/extlst" xmlns:r="http://schemas.openxmlformats.org/officeDocument/2006/relationships" xmlns:m="http://schemas.openxmlformats.org/officeDocument/2006/math" xmlns:v="urn:schemas-microsoft-com:vml" xmlns:wp14="http://schemas.microsoft.com/office/word/2010/wordprocessingDrawing" xmlns:wp="http://schemas.openxmlformats.org/drawingml/2006/wordprocessingDrawing" xmlns:w10="urn:schemas-microsoft-com:office:word" xmlns:w="http://schemas.openxmlformats.org/wordprocessingml/2006/main" xmlns:w14="http://schemas.microsoft.com/office/word/2010/wordml" xmlns:w15="http://schemas.microsoft.com/office/word/2012/wordml" xmlns:w16cex="http://schemas.microsoft.com/office/word/2018/wordml/cex" xmlns:w16cid="http://schemas.microsoft.com/office/word/2016/wordml/cid" xmlns:w16="http://schemas.microsoft.com/office/word/2018/wordml" xmlns:w16du="http://schemas.microsoft.com/office/word/2023/wordml/word16du" xmlns:w16sdtdh="http://schemas.microsoft.com/office/word/2020/wordml/sdtdatahash" xmlns:w16sdtfl="http://schemas.microsoft.com/office/word/2024/wordml/sdtformatlock" xmlns:w16se="http://schemas.microsoft.com/office/word/2015/wordml/symex" xmlns:wpg="http://schemas.microsoft.com/office/word/2010/wordprocessingGroup" xmlns:wpi="http://schemas.microsoft.com/office/word/2010/wordprocessingInk" xmlns:wne="http://schemas.microsoft.com/office/word/2006/wordml" xmlns:wps="http://schemas.microsoft.com/office/word/2010/wordprocessingShape" mc:Ignorable="w14 w15 w16se w16cid w16 w16cex w16sdtdh w16sdtfl w16du wp14">
+<w:comments xmlns:wpc="http://schemas.microsoft.com/office/word/2010/wordprocessingCanvas" xmlns:cx="http://schemas.microsoft.com/office/drawing/2014/chartex" xmlns:cx1="http://schemas.microsoft.com/office/drawing/2015/9/8/chartex" xmlns:cx2="http://schemas.microsoft.com/office/drawing/2015/10/21/chartex" xmlns:cx3="http://schemas.microsoft.com/office/drawing/2016/5/9/chartex" xmlns:cx4="http://schemas.microsoft.com/office/drawing/2016/5/10/chartex" xmlns:cx5="http://schemas.microsoft.com/office/drawing/2016/5/11/chartex" xmlns:cx6="http://schemas.microsoft.com/office/drawing/2016/5/12/chartex" xmlns:cx7="http://schemas.microsoft.com/office/drawing/2016/5/13/chartex" xmlns:cx8="http://schemas.microsoft.com/office/drawing/2016/5/14/chartex" xmlns:mc="http://schemas.openxmlformats.org/markup-compatibility/2006" xmlns:m="http://schemas.openxmlformats.org/officeDocument/2006/math" xmlns:aink="http://schemas.microsoft.com/office/drawing/2016/ink" xmlns:am3d="http://schemas.microsoft.com/office/drawing/2017/model3d" xmlns:oel="http://schemas.microsoft.com/office/2019/extlst" xmlns:r="http://schemas.openxmlformats.org/officeDocument/2006/relationships" xmlns:wp14="http://schemas.microsoft.com/office/word/2010/wordprocessingDrawing" xmlns:wp="http://schemas.openxmlformats.org/drawingml/2006/wordprocessingDrawing" xmlns:wpg="http://schemas.microsoft.com/office/word/2010/wordprocessingGroup" xmlns:wpi="http://schemas.microsoft.com/office/word/2010/wordprocessingInk" xmlns:wps="http://schemas.microsoft.com/office/word/2010/wordprocessingShape" xmlns:o="urn:schemas-microsoft-com:office:office" xmlns:v="urn:schemas-microsoft-com:vml" xmlns:w10="urn:schemas-microsoft-com:office:word" xmlns:w="http://schemas.openxmlformats.org/wordprocessingml/2006/main" xmlns:w14="http://schemas.microsoft.com/office/word/2010/wordml" xmlns:w15="http://schemas.microsoft.com/office/word/2012/wordml" xmlns:w16cex="http://schemas.microsoft.com/office/word/2018/wordml/cex" xmlns:w16cid="http://schemas.microsoft.com/office/word/2016/wordml/cid" xmlns:w16="http://schemas.microsoft.com/office/word/2018/wordml" xmlns:w16sdtdh="http://schemas.microsoft.com/office/word/2020/wordml/sdtdatahash" xmlns:w16sdtfl="http://schemas.microsoft.com/office/word/2024/wordml/sdtformatlock" xmlns:w16se="http://schemas.microsoft.com/office/word/2015/wordml/symex" xmlns:w16du="http://schemas.microsoft.com/office/word/2023/wordml/word16du" xmlns:wne="http://schemas.microsoft.com/office/word/2006/wordml" mc:Ignorable="w14 w15 w16se w16cid w16 w16cex w16sdtdh w16sdtfl w16du wp14">
   <w:comment w:id="0" w:author="MaryEllen Oliver" w:date="2025-10-29T08:48:00Z" w:initials="MO">
     <w:p>
       <w:r>
@@ -23246,7 +20669,7 @@
 </file>
 
 <file path=word/commentsExtended.xml><?xml version="1.0" encoding="utf-8"?>
-<w15:commentsEx xmlns:wpc="http://schemas.microsoft.com/office/word/2010/wordprocessingCanvas" xmlns:cx="http://schemas.microsoft.com/office/drawing/2014/chartex" xmlns:cx1="http://schemas.microsoft.com/office/drawing/2015/9/8/chartex" xmlns:cx2="http://schemas.microsoft.com/office/drawing/2015/10/21/chartex" xmlns:cx3="http://schemas.microsoft.com/office/drawing/2016/5/9/chartex" xmlns:cx4="http://schemas.microsoft.com/office/drawing/2016/5/10/chartex" xmlns:cx5="http://schemas.microsoft.com/office/drawing/2016/5/11/chartex" xmlns:cx6="http://schemas.microsoft.com/office/drawing/2016/5/12/chartex" xmlns:cx7="http://schemas.microsoft.com/office/drawing/2016/5/13/chartex" xmlns:cx8="http://schemas.microsoft.com/office/drawing/2016/5/14/chartex" xmlns:mc="http://schemas.openxmlformats.org/markup-compatibility/2006" xmlns:aink="http://schemas.microsoft.com/office/drawing/2016/ink" xmlns:am3d="http://schemas.microsoft.com/office/drawing/2017/model3d" xmlns:o="urn:schemas-microsoft-com:office:office" xmlns:oel="http://schemas.microsoft.com/office/2019/extlst" xmlns:r="http://schemas.openxmlformats.org/officeDocument/2006/relationships" xmlns:m="http://schemas.openxmlformats.org/officeDocument/2006/math" xmlns:v="urn:schemas-microsoft-com:vml" xmlns:wp14="http://schemas.microsoft.com/office/word/2010/wordprocessingDrawing" xmlns:wp="http://schemas.openxmlformats.org/drawingml/2006/wordprocessingDrawing" xmlns:w10="urn:schemas-microsoft-com:office:word" xmlns:w="http://schemas.openxmlformats.org/wordprocessingml/2006/main" xmlns:w14="http://schemas.microsoft.com/office/word/2010/wordml" xmlns:w15="http://schemas.microsoft.com/office/word/2012/wordml" xmlns:w16cex="http://schemas.microsoft.com/office/word/2018/wordml/cex" xmlns:w16cid="http://schemas.microsoft.com/office/word/2016/wordml/cid" xmlns:w16="http://schemas.microsoft.com/office/word/2018/wordml" xmlns:w16du="http://schemas.microsoft.com/office/word/2023/wordml/word16du" xmlns:w16sdtdh="http://schemas.microsoft.com/office/word/2020/wordml/sdtdatahash" xmlns:w16sdtfl="http://schemas.microsoft.com/office/word/2024/wordml/sdtformatlock" xmlns:w16se="http://schemas.microsoft.com/office/word/2015/wordml/symex" xmlns:wpg="http://schemas.microsoft.com/office/word/2010/wordprocessingGroup" xmlns:wpi="http://schemas.microsoft.com/office/word/2010/wordprocessingInk" xmlns:wne="http://schemas.microsoft.com/office/word/2006/wordml" xmlns:wps="http://schemas.microsoft.com/office/word/2010/wordprocessingShape" mc:Ignorable="w14 w15 w16se w16cid w16 w16cex w16sdtdh w16sdtfl w16du wp14">
+<w15:commentsEx xmlns:wpc="http://schemas.microsoft.com/office/word/2010/wordprocessingCanvas" xmlns:cx="http://schemas.microsoft.com/office/drawing/2014/chartex" xmlns:cx1="http://schemas.microsoft.com/office/drawing/2015/9/8/chartex" xmlns:cx2="http://schemas.microsoft.com/office/drawing/2015/10/21/chartex" xmlns:cx3="http://schemas.microsoft.com/office/drawing/2016/5/9/chartex" xmlns:cx4="http://schemas.microsoft.com/office/drawing/2016/5/10/chartex" xmlns:cx5="http://schemas.microsoft.com/office/drawing/2016/5/11/chartex" xmlns:cx6="http://schemas.microsoft.com/office/drawing/2016/5/12/chartex" xmlns:cx7="http://schemas.microsoft.com/office/drawing/2016/5/13/chartex" xmlns:cx8="http://schemas.microsoft.com/office/drawing/2016/5/14/chartex" xmlns:mc="http://schemas.openxmlformats.org/markup-compatibility/2006" xmlns:m="http://schemas.openxmlformats.org/officeDocument/2006/math" xmlns:aink="http://schemas.microsoft.com/office/drawing/2016/ink" xmlns:am3d="http://schemas.microsoft.com/office/drawing/2017/model3d" xmlns:oel="http://schemas.microsoft.com/office/2019/extlst" xmlns:r="http://schemas.openxmlformats.org/officeDocument/2006/relationships" xmlns:wp14="http://schemas.microsoft.com/office/word/2010/wordprocessingDrawing" xmlns:wp="http://schemas.openxmlformats.org/drawingml/2006/wordprocessingDrawing" xmlns:wpg="http://schemas.microsoft.com/office/word/2010/wordprocessingGroup" xmlns:wpi="http://schemas.microsoft.com/office/word/2010/wordprocessingInk" xmlns:wps="http://schemas.microsoft.com/office/word/2010/wordprocessingShape" xmlns:o="urn:schemas-microsoft-com:office:office" xmlns:v="urn:schemas-microsoft-com:vml" xmlns:w10="urn:schemas-microsoft-com:office:word" xmlns:w="http://schemas.openxmlformats.org/wordprocessingml/2006/main" xmlns:w14="http://schemas.microsoft.com/office/word/2010/wordml" xmlns:w15="http://schemas.microsoft.com/office/word/2012/wordml" xmlns:w16cex="http://schemas.microsoft.com/office/word/2018/wordml/cex" xmlns:w16cid="http://schemas.microsoft.com/office/word/2016/wordml/cid" xmlns:w16="http://schemas.microsoft.com/office/word/2018/wordml" xmlns:w16sdtdh="http://schemas.microsoft.com/office/word/2020/wordml/sdtdatahash" xmlns:w16sdtfl="http://schemas.microsoft.com/office/word/2024/wordml/sdtformatlock" xmlns:w16se="http://schemas.microsoft.com/office/word/2015/wordml/symex" xmlns:w16du="http://schemas.microsoft.com/office/word/2023/wordml/word16du" xmlns:wne="http://schemas.microsoft.com/office/word/2006/wordml" mc:Ignorable="w14 w15 w16se w16cid w16 w16cex w16sdtdh w16sdtfl w16du wp14">
   <w15:commentEx w15:paraId="6A4D0AD6" w15:done="0"/>
   <w15:commentEx w15:paraId="2BD28DCA" w15:done="0"/>
   <w15:commentEx w15:paraId="0E680CD2" w15:done="0"/>
@@ -23254,7 +20677,7 @@
 </file>
 
 <file path=word/commentsExtensible.xml><?xml version="1.0" encoding="utf-8"?>
-<w16cex:commentsExtensible xmlns:wpc="http://schemas.microsoft.com/office/word/2010/wordprocessingCanvas" xmlns:cx="http://schemas.microsoft.com/office/drawing/2014/chartex" xmlns:cx1="http://schemas.microsoft.com/office/drawing/2015/9/8/chartex" xmlns:cx2="http://schemas.microsoft.com/office/drawing/2015/10/21/chartex" xmlns:cx3="http://schemas.microsoft.com/office/drawing/2016/5/9/chartex" xmlns:cx4="http://schemas.microsoft.com/office/drawing/2016/5/10/chartex" xmlns:cx5="http://schemas.microsoft.com/office/drawing/2016/5/11/chartex" xmlns:cx6="http://schemas.microsoft.com/office/drawing/2016/5/12/chartex" xmlns:cx7="http://schemas.microsoft.com/office/drawing/2016/5/13/chartex" xmlns:cx8="http://schemas.microsoft.com/office/drawing/2016/5/14/chartex" xmlns:cr="http://schemas.microsoft.com/office/comments/2020/reactions" xmlns:mc="http://schemas.openxmlformats.org/markup-compatibility/2006" xmlns:aink="http://schemas.microsoft.com/office/drawing/2016/ink" xmlns:am3d="http://schemas.microsoft.com/office/drawing/2017/model3d" xmlns:o="urn:schemas-microsoft-com:office:office" xmlns:oel="http://schemas.microsoft.com/office/2019/extlst" xmlns:r="http://schemas.openxmlformats.org/officeDocument/2006/relationships" xmlns:m="http://schemas.openxmlformats.org/officeDocument/2006/math" xmlns:v="urn:schemas-microsoft-com:vml" xmlns:wp14="http://schemas.microsoft.com/office/word/2010/wordprocessingDrawing" xmlns:wp="http://schemas.openxmlformats.org/drawingml/2006/wordprocessingDrawing" xmlns:w10="urn:schemas-microsoft-com:office:word" xmlns:w="http://schemas.openxmlformats.org/wordprocessingml/2006/main" xmlns:w14="http://schemas.microsoft.com/office/word/2010/wordml" xmlns:w15="http://schemas.microsoft.com/office/word/2012/wordml" xmlns:w16cex="http://schemas.microsoft.com/office/word/2018/wordml/cex" xmlns:w16cid="http://schemas.microsoft.com/office/word/2016/wordml/cid" xmlns:w16="http://schemas.microsoft.com/office/word/2018/wordml" xmlns:w16du="http://schemas.microsoft.com/office/word/2023/wordml/word16du" xmlns:w16sdtdh="http://schemas.microsoft.com/office/word/2020/wordml/sdtdatahash" xmlns:w16sdtfl="http://schemas.microsoft.com/office/word/2024/wordml/sdtformatlock" xmlns:w16se="http://schemas.microsoft.com/office/word/2015/wordml/symex" xmlns:wpg="http://schemas.microsoft.com/office/word/2010/wordprocessingGroup" xmlns:wpi="http://schemas.microsoft.com/office/word/2010/wordprocessingInk" xmlns:wne="http://schemas.microsoft.com/office/word/2006/wordml" xmlns:wps="http://schemas.microsoft.com/office/word/2010/wordprocessingShape" mc:Ignorable="w14 w15 w16se w16cid w16 w16cex w16sdtdh w16sdtfl cr w16du wp14">
+<w16cex:commentsExtensible xmlns:wpc="http://schemas.microsoft.com/office/word/2010/wordprocessingCanvas" xmlns:cx="http://schemas.microsoft.com/office/drawing/2014/chartex" xmlns:cx1="http://schemas.microsoft.com/office/drawing/2015/9/8/chartex" xmlns:cx2="http://schemas.microsoft.com/office/drawing/2015/10/21/chartex" xmlns:cx3="http://schemas.microsoft.com/office/drawing/2016/5/9/chartex" xmlns:cx4="http://schemas.microsoft.com/office/drawing/2016/5/10/chartex" xmlns:cx5="http://schemas.microsoft.com/office/drawing/2016/5/11/chartex" xmlns:cx6="http://schemas.microsoft.com/office/drawing/2016/5/12/chartex" xmlns:cx7="http://schemas.microsoft.com/office/drawing/2016/5/13/chartex" xmlns:cx8="http://schemas.microsoft.com/office/drawing/2016/5/14/chartex" xmlns:cr="http://schemas.microsoft.com/office/comments/2020/reactions" xmlns:mc="http://schemas.openxmlformats.org/markup-compatibility/2006" xmlns:m="http://schemas.openxmlformats.org/officeDocument/2006/math" xmlns:aink="http://schemas.microsoft.com/office/drawing/2016/ink" xmlns:am3d="http://schemas.microsoft.com/office/drawing/2017/model3d" xmlns:oel="http://schemas.microsoft.com/office/2019/extlst" xmlns:r="http://schemas.openxmlformats.org/officeDocument/2006/relationships" xmlns:wp14="http://schemas.microsoft.com/office/word/2010/wordprocessingDrawing" xmlns:wp="http://schemas.openxmlformats.org/drawingml/2006/wordprocessingDrawing" xmlns:wpg="http://schemas.microsoft.com/office/word/2010/wordprocessingGroup" xmlns:wpi="http://schemas.microsoft.com/office/word/2010/wordprocessingInk" xmlns:wps="http://schemas.microsoft.com/office/word/2010/wordprocessingShape" xmlns:o="urn:schemas-microsoft-com:office:office" xmlns:v="urn:schemas-microsoft-com:vml" xmlns:w10="urn:schemas-microsoft-com:office:word" xmlns:w="http://schemas.openxmlformats.org/wordprocessingml/2006/main" xmlns:w14="http://schemas.microsoft.com/office/word/2010/wordml" xmlns:w15="http://schemas.microsoft.com/office/word/2012/wordml" xmlns:w16cex="http://schemas.microsoft.com/office/word/2018/wordml/cex" xmlns:w16cid="http://schemas.microsoft.com/office/word/2016/wordml/cid" xmlns:w16="http://schemas.microsoft.com/office/word/2018/wordml" xmlns:w16sdtdh="http://schemas.microsoft.com/office/word/2020/wordml/sdtdatahash" xmlns:w16sdtfl="http://schemas.microsoft.com/office/word/2024/wordml/sdtformatlock" xmlns:w16se="http://schemas.microsoft.com/office/word/2015/wordml/symex" xmlns:w16du="http://schemas.microsoft.com/office/word/2023/wordml/word16du" xmlns:wne="http://schemas.microsoft.com/office/word/2006/wordml" mc:Ignorable="w14 w15 w16se w16cid w16 w16cex w16sdtdh w16sdtfl cr w16du wp14">
   <w16cex:commentExtensible w16cex:durableId="74E6BC96" w16cex:dateUtc="2025-10-29T12:48:00Z"/>
   <w16cex:commentExtensible w16cex:durableId="1BB6DCD8" w16cex:dateUtc="2025-10-29T12:50:00Z"/>
   <w16cex:commentExtensible w16cex:durableId="6FA17345" w16cex:dateUtc="2025-10-29T19:36:00Z"/>
@@ -23262,7 +20685,7 @@
 </file>
 
 <file path=word/commentsIds.xml><?xml version="1.0" encoding="utf-8"?>
-<w16cid:commentsIds xmlns:wpc="http://schemas.microsoft.com/office/word/2010/wordprocessingCanvas" xmlns:cx="http://schemas.microsoft.com/office/drawing/2014/chartex" xmlns:cx1="http://schemas.microsoft.com/office/drawing/2015/9/8/chartex" xmlns:cx2="http://schemas.microsoft.com/office/drawing/2015/10/21/chartex" xmlns:cx3="http://schemas.microsoft.com/office/drawing/2016/5/9/chartex" xmlns:cx4="http://schemas.microsoft.com/office/drawing/2016/5/10/chartex" xmlns:cx5="http://schemas.microsoft.com/office/drawing/2016/5/11/chartex" xmlns:cx6="http://schemas.microsoft.com/office/drawing/2016/5/12/chartex" xmlns:cx7="http://schemas.microsoft.com/office/drawing/2016/5/13/chartex" xmlns:cx8="http://schemas.microsoft.com/office/drawing/2016/5/14/chartex" xmlns:mc="http://schemas.openxmlformats.org/markup-compatibility/2006" xmlns:aink="http://schemas.microsoft.com/office/drawing/2016/ink" xmlns:am3d="http://schemas.microsoft.com/office/drawing/2017/model3d" xmlns:o="urn:schemas-microsoft-com:office:office" xmlns:oel="http://schemas.microsoft.com/office/2019/extlst" xmlns:r="http://schemas.openxmlformats.org/officeDocument/2006/relationships" xmlns:m="http://schemas.openxmlformats.org/officeDocument/2006/math" xmlns:v="urn:schemas-microsoft-com:vml" xmlns:wp14="http://schemas.microsoft.com/office/word/2010/wordprocessingDrawing" xmlns:wp="http://schemas.openxmlformats.org/drawingml/2006/wordprocessingDrawing" xmlns:w10="urn:schemas-microsoft-com:office:word" xmlns:w="http://schemas.openxmlformats.org/wordprocessingml/2006/main" xmlns:w14="http://schemas.microsoft.com/office/word/2010/wordml" xmlns:w15="http://schemas.microsoft.com/office/word/2012/wordml" xmlns:w16cex="http://schemas.microsoft.com/office/word/2018/wordml/cex" xmlns:w16cid="http://schemas.microsoft.com/office/word/2016/wordml/cid" xmlns:w16="http://schemas.microsoft.com/office/word/2018/wordml" xmlns:w16du="http://schemas.microsoft.com/office/word/2023/wordml/word16du" xmlns:w16sdtdh="http://schemas.microsoft.com/office/word/2020/wordml/sdtdatahash" xmlns:w16sdtfl="http://schemas.microsoft.com/office/word/2024/wordml/sdtformatlock" xmlns:w16se="http://schemas.microsoft.com/office/word/2015/wordml/symex" xmlns:wpg="http://schemas.microsoft.com/office/word/2010/wordprocessingGroup" xmlns:wpi="http://schemas.microsoft.com/office/word/2010/wordprocessingInk" xmlns:wne="http://schemas.microsoft.com/office/word/2006/wordml" xmlns:wps="http://schemas.microsoft.com/office/word/2010/wordprocessingShape" mc:Ignorable="w14 w15 w16se w16cid w16 w16cex w16sdtdh w16sdtfl w16du wp14">
+<w16cid:commentsIds xmlns:wpc="http://schemas.microsoft.com/office/word/2010/wordprocessingCanvas" xmlns:cx="http://schemas.microsoft.com/office/drawing/2014/chartex" xmlns:cx1="http://schemas.microsoft.com/office/drawing/2015/9/8/chartex" xmlns:cx2="http://schemas.microsoft.com/office/drawing/2015/10/21/chartex" xmlns:cx3="http://schemas.microsoft.com/office/drawing/2016/5/9/chartex" xmlns:cx4="http://schemas.microsoft.com/office/drawing/2016/5/10/chartex" xmlns:cx5="http://schemas.microsoft.com/office/drawing/2016/5/11/chartex" xmlns:cx6="http://schemas.microsoft.com/office/drawing/2016/5/12/chartex" xmlns:cx7="http://schemas.microsoft.com/office/drawing/2016/5/13/chartex" xmlns:cx8="http://schemas.microsoft.com/office/drawing/2016/5/14/chartex" xmlns:mc="http://schemas.openxmlformats.org/markup-compatibility/2006" xmlns:m="http://schemas.openxmlformats.org/officeDocument/2006/math" xmlns:aink="http://schemas.microsoft.com/office/drawing/2016/ink" xmlns:am3d="http://schemas.microsoft.com/office/drawing/2017/model3d" xmlns:oel="http://schemas.microsoft.com/office/2019/extlst" xmlns:r="http://schemas.openxmlformats.org/officeDocument/2006/relationships" xmlns:wp14="http://schemas.microsoft.com/office/word/2010/wordprocessingDrawing" xmlns:wp="http://schemas.openxmlformats.org/drawingml/2006/wordprocessingDrawing" xmlns:wpg="http://schemas.microsoft.com/office/word/2010/wordprocessingGroup" xmlns:wpi="http://schemas.microsoft.com/office/word/2010/wordprocessingInk" xmlns:wps="http://schemas.microsoft.com/office/word/2010/wordprocessingShape" xmlns:o="urn:schemas-microsoft-com:office:office" xmlns:v="urn:schemas-microsoft-com:vml" xmlns:w10="urn:schemas-microsoft-com:office:word" xmlns:w="http://schemas.openxmlformats.org/wordprocessingml/2006/main" xmlns:w14="http://schemas.microsoft.com/office/word/2010/wordml" xmlns:w15="http://schemas.microsoft.com/office/word/2012/wordml" xmlns:w16cex="http://schemas.microsoft.com/office/word/2018/wordml/cex" xmlns:w16cid="http://schemas.microsoft.com/office/word/2016/wordml/cid" xmlns:w16="http://schemas.microsoft.com/office/word/2018/wordml" xmlns:w16sdtdh="http://schemas.microsoft.com/office/word/2020/wordml/sdtdatahash" xmlns:w16sdtfl="http://schemas.microsoft.com/office/word/2024/wordml/sdtformatlock" xmlns:w16se="http://schemas.microsoft.com/office/word/2015/wordml/symex" xmlns:w16du="http://schemas.microsoft.com/office/word/2023/wordml/word16du" xmlns:wne="http://schemas.microsoft.com/office/word/2006/wordml" mc:Ignorable="w14 w15 w16se w16cid w16 w16cex w16sdtdh w16sdtfl w16du wp14">
   <w16cid:commentId w16cid:paraId="6A4D0AD6" w16cid:durableId="74E6BC96"/>
   <w16cid:commentId w16cid:paraId="2BD28DCA" w16cid:durableId="1BB6DCD8"/>
   <w16cid:commentId w16cid:paraId="0E680CD2" w16cid:durableId="6FA17345"/>
@@ -23270,7 +20693,7 @@
 </file>
 
 <file path=word/endnotes.xml><?xml version="1.0" encoding="utf-8"?>
-<w:endnotes xmlns:wpc="http://schemas.microsoft.com/office/word/2010/wordprocessingCanvas" xmlns:cx="http://schemas.microsoft.com/office/drawing/2014/chartex" xmlns:cx1="http://schemas.microsoft.com/office/drawing/2015/9/8/chartex" xmlns:cx2="http://schemas.microsoft.com/office/drawing/2015/10/21/chartex" xmlns:cx3="http://schemas.microsoft.com/office/drawing/2016/5/9/chartex" xmlns:cx4="http://schemas.microsoft.com/office/drawing/2016/5/10/chartex" xmlns:cx5="http://schemas.microsoft.com/office/drawing/2016/5/11/chartex" xmlns:cx6="http://schemas.microsoft.com/office/drawing/2016/5/12/chartex" xmlns:cx7="http://schemas.microsoft.com/office/drawing/2016/5/13/chartex" xmlns:cx8="http://schemas.microsoft.com/office/drawing/2016/5/14/chartex" xmlns:mc="http://schemas.openxmlformats.org/markup-compatibility/2006" xmlns:aink="http://schemas.microsoft.com/office/drawing/2016/ink" xmlns:am3d="http://schemas.microsoft.com/office/drawing/2017/model3d" xmlns:o="urn:schemas-microsoft-com:office:office" xmlns:oel="http://schemas.microsoft.com/office/2019/extlst" xmlns:r="http://schemas.openxmlformats.org/officeDocument/2006/relationships" xmlns:m="http://schemas.openxmlformats.org/officeDocument/2006/math" xmlns:v="urn:schemas-microsoft-com:vml" xmlns:wp14="http://schemas.microsoft.com/office/word/2010/wordprocessingDrawing" xmlns:wp="http://schemas.openxmlformats.org/drawingml/2006/wordprocessingDrawing" xmlns:w10="urn:schemas-microsoft-com:office:word" xmlns:w="http://schemas.openxmlformats.org/wordprocessingml/2006/main" xmlns:w14="http://schemas.microsoft.com/office/word/2010/wordml" xmlns:w15="http://schemas.microsoft.com/office/word/2012/wordml" xmlns:w16cex="http://schemas.microsoft.com/office/word/2018/wordml/cex" xmlns:w16cid="http://schemas.microsoft.com/office/word/2016/wordml/cid" xmlns:w16="http://schemas.microsoft.com/office/word/2018/wordml" xmlns:w16du="http://schemas.microsoft.com/office/word/2023/wordml/word16du" xmlns:w16sdtdh="http://schemas.microsoft.com/office/word/2020/wordml/sdtdatahash" xmlns:w16sdtfl="http://schemas.microsoft.com/office/word/2024/wordml/sdtformatlock" xmlns:w16se="http://schemas.microsoft.com/office/word/2015/wordml/symex" xmlns:wpg="http://schemas.microsoft.com/office/word/2010/wordprocessingGroup" xmlns:wpi="http://schemas.microsoft.com/office/word/2010/wordprocessingInk" xmlns:wne="http://schemas.microsoft.com/office/word/2006/wordml" xmlns:wps="http://schemas.microsoft.com/office/word/2010/wordprocessingShape" mc:Ignorable="w14 w15 w16se w16cid w16 w16cex w16sdtdh w16sdtfl w16du wp14">
+<w:endnotes xmlns:wpc="http://schemas.microsoft.com/office/word/2010/wordprocessingCanvas" xmlns:cx="http://schemas.microsoft.com/office/drawing/2014/chartex" xmlns:cx1="http://schemas.microsoft.com/office/drawing/2015/9/8/chartex" xmlns:cx2="http://schemas.microsoft.com/office/drawing/2015/10/21/chartex" xmlns:cx3="http://schemas.microsoft.com/office/drawing/2016/5/9/chartex" xmlns:cx4="http://schemas.microsoft.com/office/drawing/2016/5/10/chartex" xmlns:cx5="http://schemas.microsoft.com/office/drawing/2016/5/11/chartex" xmlns:cx6="http://schemas.microsoft.com/office/drawing/2016/5/12/chartex" xmlns:cx7="http://schemas.microsoft.com/office/drawing/2016/5/13/chartex" xmlns:cx8="http://schemas.microsoft.com/office/drawing/2016/5/14/chartex" xmlns:mc="http://schemas.openxmlformats.org/markup-compatibility/2006" xmlns:m="http://schemas.openxmlformats.org/officeDocument/2006/math" xmlns:aink="http://schemas.microsoft.com/office/drawing/2016/ink" xmlns:am3d="http://schemas.microsoft.com/office/drawing/2017/model3d" xmlns:oel="http://schemas.microsoft.com/office/2019/extlst" xmlns:r="http://schemas.openxmlformats.org/officeDocument/2006/relationships" xmlns:wp14="http://schemas.microsoft.com/office/word/2010/wordprocessingDrawing" xmlns:wp="http://schemas.openxmlformats.org/drawingml/2006/wordprocessingDrawing" xmlns:wpg="http://schemas.microsoft.com/office/word/2010/wordprocessingGroup" xmlns:wpi="http://schemas.microsoft.com/office/word/2010/wordprocessingInk" xmlns:wps="http://schemas.microsoft.com/office/word/2010/wordprocessingShape" xmlns:o="urn:schemas-microsoft-com:office:office" xmlns:v="urn:schemas-microsoft-com:vml" xmlns:w10="urn:schemas-microsoft-com:office:word" xmlns:w="http://schemas.openxmlformats.org/wordprocessingml/2006/main" xmlns:w14="http://schemas.microsoft.com/office/word/2010/wordml" xmlns:w15="http://schemas.microsoft.com/office/word/2012/wordml" xmlns:w16cex="http://schemas.microsoft.com/office/word/2018/wordml/cex" xmlns:w16cid="http://schemas.microsoft.com/office/word/2016/wordml/cid" xmlns:w16="http://schemas.microsoft.com/office/word/2018/wordml" xmlns:w16sdtdh="http://schemas.microsoft.com/office/word/2020/wordml/sdtdatahash" xmlns:w16sdtfl="http://schemas.microsoft.com/office/word/2024/wordml/sdtformatlock" xmlns:w16se="http://schemas.microsoft.com/office/word/2015/wordml/symex" xmlns:w16du="http://schemas.microsoft.com/office/word/2023/wordml/word16du" xmlns:wne="http://schemas.microsoft.com/office/word/2006/wordml" mc:Ignorable="w14 w15 w16se w16cid w16 w16cex w16sdtdh w16sdtfl w16du wp14">
   <w:endnote w:type="separator" w:id="-1">
     <w:p>
       <w:r>
@@ -23289,7 +20712,7 @@
 </file>
 
 <file path=word/footer1.xml><?xml version="1.0" encoding="utf-8"?>
-<w:ftr xmlns:wpc="http://schemas.microsoft.com/office/word/2010/wordprocessingCanvas" xmlns:cx="http://schemas.microsoft.com/office/drawing/2014/chartex" xmlns:cx1="http://schemas.microsoft.com/office/drawing/2015/9/8/chartex" xmlns:cx2="http://schemas.microsoft.com/office/drawing/2015/10/21/chartex" xmlns:cx3="http://schemas.microsoft.com/office/drawing/2016/5/9/chartex" xmlns:cx4="http://schemas.microsoft.com/office/drawing/2016/5/10/chartex" xmlns:cx5="http://schemas.microsoft.com/office/drawing/2016/5/11/chartex" xmlns:cx6="http://schemas.microsoft.com/office/drawing/2016/5/12/chartex" xmlns:cx7="http://schemas.microsoft.com/office/drawing/2016/5/13/chartex" xmlns:cx8="http://schemas.microsoft.com/office/drawing/2016/5/14/chartex" xmlns:mc="http://schemas.openxmlformats.org/markup-compatibility/2006" xmlns:aink="http://schemas.microsoft.com/office/drawing/2016/ink" xmlns:am3d="http://schemas.microsoft.com/office/drawing/2017/model3d" xmlns:o="urn:schemas-microsoft-com:office:office" xmlns:oel="http://schemas.microsoft.com/office/2019/extlst" xmlns:r="http://schemas.openxmlformats.org/officeDocument/2006/relationships" xmlns:m="http://schemas.openxmlformats.org/officeDocument/2006/math" xmlns:v="urn:schemas-microsoft-com:vml" xmlns:wp14="http://schemas.microsoft.com/office/word/2010/wordprocessingDrawing" xmlns:wp="http://schemas.openxmlformats.org/drawingml/2006/wordprocessingDrawing" xmlns:w10="urn:schemas-microsoft-com:office:word" xmlns:w="http://schemas.openxmlformats.org/wordprocessingml/2006/main" xmlns:w14="http://schemas.microsoft.com/office/word/2010/wordml" xmlns:w15="http://schemas.microsoft.com/office/word/2012/wordml" xmlns:w16cex="http://schemas.microsoft.com/office/word/2018/wordml/cex" xmlns:w16cid="http://schemas.microsoft.com/office/word/2016/wordml/cid" xmlns:w16="http://schemas.microsoft.com/office/word/2018/wordml" xmlns:w16du="http://schemas.microsoft.com/office/word/2023/wordml/word16du" xmlns:w16sdtdh="http://schemas.microsoft.com/office/word/2020/wordml/sdtdatahash" xmlns:w16sdtfl="http://schemas.microsoft.com/office/word/2024/wordml/sdtformatlock" xmlns:w16se="http://schemas.microsoft.com/office/word/2015/wordml/symex" xmlns:wpg="http://schemas.microsoft.com/office/word/2010/wordprocessingGroup" xmlns:wpi="http://schemas.microsoft.com/office/word/2010/wordprocessingInk" xmlns:wne="http://schemas.microsoft.com/office/word/2006/wordml" xmlns:wps="http://schemas.microsoft.com/office/word/2010/wordprocessingShape" mc:Ignorable="w14 w15 w16se w16cid w16 w16cex w16sdtdh w16sdtfl w16du wp14">
+<w:ftr xmlns:wpc="http://schemas.microsoft.com/office/word/2010/wordprocessingCanvas" xmlns:cx="http://schemas.microsoft.com/office/drawing/2014/chartex" xmlns:cx1="http://schemas.microsoft.com/office/drawing/2015/9/8/chartex" xmlns:cx2="http://schemas.microsoft.com/office/drawing/2015/10/21/chartex" xmlns:cx3="http://schemas.microsoft.com/office/drawing/2016/5/9/chartex" xmlns:cx4="http://schemas.microsoft.com/office/drawing/2016/5/10/chartex" xmlns:cx5="http://schemas.microsoft.com/office/drawing/2016/5/11/chartex" xmlns:cx6="http://schemas.microsoft.com/office/drawing/2016/5/12/chartex" xmlns:cx7="http://schemas.microsoft.com/office/drawing/2016/5/13/chartex" xmlns:cx8="http://schemas.microsoft.com/office/drawing/2016/5/14/chartex" xmlns:mc="http://schemas.openxmlformats.org/markup-compatibility/2006" xmlns:m="http://schemas.openxmlformats.org/officeDocument/2006/math" xmlns:aink="http://schemas.microsoft.com/office/drawing/2016/ink" xmlns:am3d="http://schemas.microsoft.com/office/drawing/2017/model3d" xmlns:oel="http://schemas.microsoft.com/office/2019/extlst" xmlns:r="http://schemas.openxmlformats.org/officeDocument/2006/relationships" xmlns:wp14="http://schemas.microsoft.com/office/word/2010/wordprocessingDrawing" xmlns:wp="http://schemas.openxmlformats.org/drawingml/2006/wordprocessingDrawing" xmlns:wpg="http://schemas.microsoft.com/office/word/2010/wordprocessingGroup" xmlns:wpi="http://schemas.microsoft.com/office/word/2010/wordprocessingInk" xmlns:wps="http://schemas.microsoft.com/office/word/2010/wordprocessingShape" xmlns:o="urn:schemas-microsoft-com:office:office" xmlns:v="urn:schemas-microsoft-com:vml" xmlns:w10="urn:schemas-microsoft-com:office:word" xmlns:w="http://schemas.openxmlformats.org/wordprocessingml/2006/main" xmlns:w14="http://schemas.microsoft.com/office/word/2010/wordml" xmlns:w15="http://schemas.microsoft.com/office/word/2012/wordml" xmlns:w16cex="http://schemas.microsoft.com/office/word/2018/wordml/cex" xmlns:w16cid="http://schemas.microsoft.com/office/word/2016/wordml/cid" xmlns:w16="http://schemas.microsoft.com/office/word/2018/wordml" xmlns:w16sdtdh="http://schemas.microsoft.com/office/word/2020/wordml/sdtdatahash" xmlns:w16sdtfl="http://schemas.microsoft.com/office/word/2024/wordml/sdtformatlock" xmlns:w16se="http://schemas.microsoft.com/office/word/2015/wordml/symex" xmlns:w16du="http://schemas.microsoft.com/office/word/2023/wordml/word16du" xmlns:wne="http://schemas.microsoft.com/office/word/2006/wordml" mc:Ignorable="w14 w15 w16se w16cid w16 w16cex w16sdtdh w16sdtfl w16du wp14">
   <w:sdt>
     <w:sdtPr>
       <w:id w:val="-784727327"/>
@@ -23342,7 +20765,7 @@
 </file>
 
 <file path=word/footnotes.xml><?xml version="1.0" encoding="utf-8"?>
-<w:footnotes xmlns:wpc="http://schemas.microsoft.com/office/word/2010/wordprocessingCanvas" xmlns:cx="http://schemas.microsoft.com/office/drawing/2014/chartex" xmlns:cx1="http://schemas.microsoft.com/office/drawing/2015/9/8/chartex" xmlns:cx2="http://schemas.microsoft.com/office/drawing/2015/10/21/chartex" xmlns:cx3="http://schemas.microsoft.com/office/drawing/2016/5/9/chartex" xmlns:cx4="http://schemas.microsoft.com/office/drawing/2016/5/10/chartex" xmlns:cx5="http://schemas.microsoft.com/office/drawing/2016/5/11/chartex" xmlns:cx6="http://schemas.microsoft.com/office/drawing/2016/5/12/chartex" xmlns:cx7="http://schemas.microsoft.com/office/drawing/2016/5/13/chartex" xmlns:cx8="http://schemas.microsoft.com/office/drawing/2016/5/14/chartex" xmlns:mc="http://schemas.openxmlformats.org/markup-compatibility/2006" xmlns:aink="http://schemas.microsoft.com/office/drawing/2016/ink" xmlns:am3d="http://schemas.microsoft.com/office/drawing/2017/model3d" xmlns:o="urn:schemas-microsoft-com:office:office" xmlns:oel="http://schemas.microsoft.com/office/2019/extlst" xmlns:r="http://schemas.openxmlformats.org/officeDocument/2006/relationships" xmlns:m="http://schemas.openxmlformats.org/officeDocument/2006/math" xmlns:v="urn:schemas-microsoft-com:vml" xmlns:wp14="http://schemas.microsoft.com/office/word/2010/wordprocessingDrawing" xmlns:wp="http://schemas.openxmlformats.org/drawingml/2006/wordprocessingDrawing" xmlns:w10="urn:schemas-microsoft-com:office:word" xmlns:w="http://schemas.openxmlformats.org/wordprocessingml/2006/main" xmlns:w14="http://schemas.microsoft.com/office/word/2010/wordml" xmlns:w15="http://schemas.microsoft.com/office/word/2012/wordml" xmlns:w16cex="http://schemas.microsoft.com/office/word/2018/wordml/cex" xmlns:w16cid="http://schemas.microsoft.com/office/word/2016/wordml/cid" xmlns:w16="http://schemas.microsoft.com/office/word/2018/wordml" xmlns:w16du="http://schemas.microsoft.com/office/word/2023/wordml/word16du" xmlns:w16sdtdh="http://schemas.microsoft.com/office/word/2020/wordml/sdtdatahash" xmlns:w16sdtfl="http://schemas.microsoft.com/office/word/2024/wordml/sdtformatlock" xmlns:w16se="http://schemas.microsoft.com/office/word/2015/wordml/symex" xmlns:wpg="http://schemas.microsoft.com/office/word/2010/wordprocessingGroup" xmlns:wpi="http://schemas.microsoft.com/office/word/2010/wordprocessingInk" xmlns:wne="http://schemas.microsoft.com/office/word/2006/wordml" xmlns:wps="http://schemas.microsoft.com/office/word/2010/wordprocessingShape" mc:Ignorable="w14 w15 w16se w16cid w16 w16cex w16sdtdh w16sdtfl w16du wp14">
+<w:footnotes xmlns:wpc="http://schemas.microsoft.com/office/word/2010/wordprocessingCanvas" xmlns:cx="http://schemas.microsoft.com/office/drawing/2014/chartex" xmlns:cx1="http://schemas.microsoft.com/office/drawing/2015/9/8/chartex" xmlns:cx2="http://schemas.microsoft.com/office/drawing/2015/10/21/chartex" xmlns:cx3="http://schemas.microsoft.com/office/drawing/2016/5/9/chartex" xmlns:cx4="http://schemas.microsoft.com/office/drawing/2016/5/10/chartex" xmlns:cx5="http://schemas.microsoft.com/office/drawing/2016/5/11/chartex" xmlns:cx6="http://schemas.microsoft.com/office/drawing/2016/5/12/chartex" xmlns:cx7="http://schemas.microsoft.com/office/drawing/2016/5/13/chartex" xmlns:cx8="http://schemas.microsoft.com/office/drawing/2016/5/14/chartex" xmlns:mc="http://schemas.openxmlformats.org/markup-compatibility/2006" xmlns:m="http://schemas.openxmlformats.org/officeDocument/2006/math" xmlns:aink="http://schemas.microsoft.com/office/drawing/2016/ink" xmlns:am3d="http://schemas.microsoft.com/office/drawing/2017/model3d" xmlns:oel="http://schemas.microsoft.com/office/2019/extlst" xmlns:r="http://schemas.openxmlformats.org/officeDocument/2006/relationships" xmlns:wp14="http://schemas.microsoft.com/office/word/2010/wordprocessingDrawing" xmlns:wp="http://schemas.openxmlformats.org/drawingml/2006/wordprocessingDrawing" xmlns:wpg="http://schemas.microsoft.com/office/word/2010/wordprocessingGroup" xmlns:wpi="http://schemas.microsoft.com/office/word/2010/wordprocessingInk" xmlns:wps="http://schemas.microsoft.com/office/word/2010/wordprocessingShape" xmlns:o="urn:schemas-microsoft-com:office:office" xmlns:v="urn:schemas-microsoft-com:vml" xmlns:w10="urn:schemas-microsoft-com:office:word" xmlns:w="http://schemas.openxmlformats.org/wordprocessingml/2006/main" xmlns:w14="http://schemas.microsoft.com/office/word/2010/wordml" xmlns:w15="http://schemas.microsoft.com/office/word/2012/wordml" xmlns:w16cex="http://schemas.microsoft.com/office/word/2018/wordml/cex" xmlns:w16cid="http://schemas.microsoft.com/office/word/2016/wordml/cid" xmlns:w16="http://schemas.microsoft.com/office/word/2018/wordml" xmlns:w16sdtdh="http://schemas.microsoft.com/office/word/2020/wordml/sdtdatahash" xmlns:w16sdtfl="http://schemas.microsoft.com/office/word/2024/wordml/sdtformatlock" xmlns:w16se="http://schemas.microsoft.com/office/word/2015/wordml/symex" xmlns:w16du="http://schemas.microsoft.com/office/word/2023/wordml/word16du" xmlns:wne="http://schemas.microsoft.com/office/word/2006/wordml" mc:Ignorable="w14 w15 w16se w16cid w16 w16cex w16sdtdh w16sdtfl w16du wp14">
   <w:footnote w:type="separator" w:id="-1">
     <w:p>
       <w:r>
@@ -23361,7 +20784,7 @@
 </file>
 
 <file path=word/numbering.xml><?xml version="1.0" encoding="utf-8"?>
-<w:numbering xmlns:wpc="http://schemas.microsoft.com/office/word/2010/wordprocessingCanvas" xmlns:cx="http://schemas.microsoft.com/office/drawing/2014/chartex" xmlns:cx1="http://schemas.microsoft.com/office/drawing/2015/9/8/chartex" xmlns:cx2="http://schemas.microsoft.com/office/drawing/2015/10/21/chartex" xmlns:cx3="http://schemas.microsoft.com/office/drawing/2016/5/9/chartex" xmlns:cx4="http://schemas.microsoft.com/office/drawing/2016/5/10/chartex" xmlns:cx5="http://schemas.microsoft.com/office/drawing/2016/5/11/chartex" xmlns:cx6="http://schemas.microsoft.com/office/drawing/2016/5/12/chartex" xmlns:cx7="http://schemas.microsoft.com/office/drawing/2016/5/13/chartex" xmlns:cx8="http://schemas.microsoft.com/office/drawing/2016/5/14/chartex" xmlns:mc="http://schemas.openxmlformats.org/markup-compatibility/2006" xmlns:aink="http://schemas.microsoft.com/office/drawing/2016/ink" xmlns:am3d="http://schemas.microsoft.com/office/drawing/2017/model3d" xmlns:o="urn:schemas-microsoft-com:office:office" xmlns:oel="http://schemas.microsoft.com/office/2019/extlst" xmlns:r="http://schemas.openxmlformats.org/officeDocument/2006/relationships" xmlns:m="http://schemas.openxmlformats.org/officeDocument/2006/math" xmlns:v="urn:schemas-microsoft-com:vml" xmlns:wp14="http://schemas.microsoft.com/office/word/2010/wordprocessingDrawing" xmlns:wp="http://schemas.openxmlformats.org/drawingml/2006/wordprocessingDrawing" xmlns:w10="urn:schemas-microsoft-com:office:word" xmlns:w="http://schemas.openxmlformats.org/wordprocessingml/2006/main" xmlns:w14="http://schemas.microsoft.com/office/word/2010/wordml" xmlns:w15="http://schemas.microsoft.com/office/word/2012/wordml" xmlns:w16cex="http://schemas.microsoft.com/office/word/2018/wordml/cex" xmlns:w16cid="http://schemas.microsoft.com/office/word/2016/wordml/cid" xmlns:w16="http://schemas.microsoft.com/office/word/2018/wordml" xmlns:w16du="http://schemas.microsoft.com/office/word/2023/wordml/word16du" xmlns:w16sdtdh="http://schemas.microsoft.com/office/word/2020/wordml/sdtdatahash" xmlns:w16sdtfl="http://schemas.microsoft.com/office/word/2024/wordml/sdtformatlock" xmlns:w16se="http://schemas.microsoft.com/office/word/2015/wordml/symex" xmlns:wpg="http://schemas.microsoft.com/office/word/2010/wordprocessingGroup" xmlns:wpi="http://schemas.microsoft.com/office/word/2010/wordprocessingInk" xmlns:wne="http://schemas.microsoft.com/office/word/2006/wordml" xmlns:wps="http://schemas.microsoft.com/office/word/2010/wordprocessingShape" mc:Ignorable="w14 w15 w16se w16cid w16 w16cex w16sdtdh w16sdtfl w16du wp14">
+<w:numbering xmlns:wpc="http://schemas.microsoft.com/office/word/2010/wordprocessingCanvas" xmlns:cx="http://schemas.microsoft.com/office/drawing/2014/chartex" xmlns:cx1="http://schemas.microsoft.com/office/drawing/2015/9/8/chartex" xmlns:cx2="http://schemas.microsoft.com/office/drawing/2015/10/21/chartex" xmlns:cx3="http://schemas.microsoft.com/office/drawing/2016/5/9/chartex" xmlns:cx4="http://schemas.microsoft.com/office/drawing/2016/5/10/chartex" xmlns:cx5="http://schemas.microsoft.com/office/drawing/2016/5/11/chartex" xmlns:cx6="http://schemas.microsoft.com/office/drawing/2016/5/12/chartex" xmlns:cx7="http://schemas.microsoft.com/office/drawing/2016/5/13/chartex" xmlns:cx8="http://schemas.microsoft.com/office/drawing/2016/5/14/chartex" xmlns:mc="http://schemas.openxmlformats.org/markup-compatibility/2006" xmlns:m="http://schemas.openxmlformats.org/officeDocument/2006/math" xmlns:aink="http://schemas.microsoft.com/office/drawing/2016/ink" xmlns:am3d="http://schemas.microsoft.com/office/drawing/2017/model3d" xmlns:oel="http://schemas.microsoft.com/office/2019/extlst" xmlns:r="http://schemas.openxmlformats.org/officeDocument/2006/relationships" xmlns:wp14="http://schemas.microsoft.com/office/word/2010/wordprocessingDrawing" xmlns:wp="http://schemas.openxmlformats.org/drawingml/2006/wordprocessingDrawing" xmlns:wpg="http://schemas.microsoft.com/office/word/2010/wordprocessingGroup" xmlns:wpi="http://schemas.microsoft.com/office/word/2010/wordprocessingInk" xmlns:wps="http://schemas.microsoft.com/office/word/2010/wordprocessingShape" xmlns:o="urn:schemas-microsoft-com:office:office" xmlns:v="urn:schemas-microsoft-com:vml" xmlns:w10="urn:schemas-microsoft-com:office:word" xmlns:w="http://schemas.openxmlformats.org/wordprocessingml/2006/main" xmlns:w14="http://schemas.microsoft.com/office/word/2010/wordml" xmlns:w15="http://schemas.microsoft.com/office/word/2012/wordml" xmlns:w16cex="http://schemas.microsoft.com/office/word/2018/wordml/cex" xmlns:w16cid="http://schemas.microsoft.com/office/word/2016/wordml/cid" xmlns:w16="http://schemas.microsoft.com/office/word/2018/wordml" xmlns:w16sdtdh="http://schemas.microsoft.com/office/word/2020/wordml/sdtdatahash" xmlns:w16sdtfl="http://schemas.microsoft.com/office/word/2024/wordml/sdtformatlock" xmlns:w16se="http://schemas.microsoft.com/office/word/2015/wordml/symex" xmlns:w16du="http://schemas.microsoft.com/office/word/2023/wordml/word16du" xmlns:wne="http://schemas.microsoft.com/office/word/2006/wordml" mc:Ignorable="w14 w15 w16se w16cid w16 w16cex w16sdtdh w16sdtfl w16du wp14">
   <w:abstractNum w:abstractNumId="0" w15:restartNumberingAfterBreak="0">
     <w:nsid w:val="00F565AB"/>
     <w:multiLevelType w:val="hybridMultilevel"/>
@@ -32216,7 +29639,7 @@
 </file>
 
 <file path=word/people.xml><?xml version="1.0" encoding="utf-8"?>
-<w15:people xmlns:wpc="http://schemas.microsoft.com/office/word/2010/wordprocessingCanvas" xmlns:cx="http://schemas.microsoft.com/office/drawing/2014/chartex" xmlns:cx1="http://schemas.microsoft.com/office/drawing/2015/9/8/chartex" xmlns:cx2="http://schemas.microsoft.com/office/drawing/2015/10/21/chartex" xmlns:cx3="http://schemas.microsoft.com/office/drawing/2016/5/9/chartex" xmlns:cx4="http://schemas.microsoft.com/office/drawing/2016/5/10/chartex" xmlns:cx5="http://schemas.microsoft.com/office/drawing/2016/5/11/chartex" xmlns:cx6="http://schemas.microsoft.com/office/drawing/2016/5/12/chartex" xmlns:cx7="http://schemas.microsoft.com/office/drawing/2016/5/13/chartex" xmlns:cx8="http://schemas.microsoft.com/office/drawing/2016/5/14/chartex" xmlns:mc="http://schemas.openxmlformats.org/markup-compatibility/2006" xmlns:aink="http://schemas.microsoft.com/office/drawing/2016/ink" xmlns:am3d="http://schemas.microsoft.com/office/drawing/2017/model3d" xmlns:o="urn:schemas-microsoft-com:office:office" xmlns:oel="http://schemas.microsoft.com/office/2019/extlst" xmlns:r="http://schemas.openxmlformats.org/officeDocument/2006/relationships" xmlns:m="http://schemas.openxmlformats.org/officeDocument/2006/math" xmlns:v="urn:schemas-microsoft-com:vml" xmlns:wp14="http://schemas.microsoft.com/office/word/2010/wordprocessingDrawing" xmlns:wp="http://schemas.openxmlformats.org/drawingml/2006/wordprocessingDrawing" xmlns:w10="urn:schemas-microsoft-com:office:word" xmlns:w="http://schemas.openxmlformats.org/wordprocessingml/2006/main" xmlns:w14="http://schemas.microsoft.com/office/word/2010/wordml" xmlns:w15="http://schemas.microsoft.com/office/word/2012/wordml" xmlns:w16cex="http://schemas.microsoft.com/office/word/2018/wordml/cex" xmlns:w16cid="http://schemas.microsoft.com/office/word/2016/wordml/cid" xmlns:w16="http://schemas.microsoft.com/office/word/2018/wordml" xmlns:w16du="http://schemas.microsoft.com/office/word/2023/wordml/word16du" xmlns:w16sdtdh="http://schemas.microsoft.com/office/word/2020/wordml/sdtdatahash" xmlns:w16sdtfl="http://schemas.microsoft.com/office/word/2024/wordml/sdtformatlock" xmlns:w16se="http://schemas.microsoft.com/office/word/2015/wordml/symex" xmlns:wpg="http://schemas.microsoft.com/office/word/2010/wordprocessingGroup" xmlns:wpi="http://schemas.microsoft.com/office/word/2010/wordprocessingInk" xmlns:wne="http://schemas.microsoft.com/office/word/2006/wordml" xmlns:wps="http://schemas.microsoft.com/office/word/2010/wordprocessingShape" mc:Ignorable="w14 w15 w16se w16cid w16 w16cex w16sdtdh w16sdtfl w16du wp14">
+<w15:people xmlns:wpc="http://schemas.microsoft.com/office/word/2010/wordprocessingCanvas" xmlns:cx="http://schemas.microsoft.com/office/drawing/2014/chartex" xmlns:cx1="http://schemas.microsoft.com/office/drawing/2015/9/8/chartex" xmlns:cx2="http://schemas.microsoft.com/office/drawing/2015/10/21/chartex" xmlns:cx3="http://schemas.microsoft.com/office/drawing/2016/5/9/chartex" xmlns:cx4="http://schemas.microsoft.com/office/drawing/2016/5/10/chartex" xmlns:cx5="http://schemas.microsoft.com/office/drawing/2016/5/11/chartex" xmlns:cx6="http://schemas.microsoft.com/office/drawing/2016/5/12/chartex" xmlns:cx7="http://schemas.microsoft.com/office/drawing/2016/5/13/chartex" xmlns:cx8="http://schemas.microsoft.com/office/drawing/2016/5/14/chartex" xmlns:mc="http://schemas.openxmlformats.org/markup-compatibility/2006" xmlns:m="http://schemas.openxmlformats.org/officeDocument/2006/math" xmlns:aink="http://schemas.microsoft.com/office/drawing/2016/ink" xmlns:am3d="http://schemas.microsoft.com/office/drawing/2017/model3d" xmlns:oel="http://schemas.microsoft.com/office/2019/extlst" xmlns:r="http://schemas.openxmlformats.org/officeDocument/2006/relationships" xmlns:wp14="http://schemas.microsoft.com/office/word/2010/wordprocessingDrawing" xmlns:wp="http://schemas.openxmlformats.org/drawingml/2006/wordprocessingDrawing" xmlns:wpg="http://schemas.microsoft.com/office/word/2010/wordprocessingGroup" xmlns:wpi="http://schemas.microsoft.com/office/word/2010/wordprocessingInk" xmlns:wps="http://schemas.microsoft.com/office/word/2010/wordprocessingShape" xmlns:o="urn:schemas-microsoft-com:office:office" xmlns:v="urn:schemas-microsoft-com:vml" xmlns:w10="urn:schemas-microsoft-com:office:word" xmlns:w="http://schemas.openxmlformats.org/wordprocessingml/2006/main" xmlns:w14="http://schemas.microsoft.com/office/word/2010/wordml" xmlns:w15="http://schemas.microsoft.com/office/word/2012/wordml" xmlns:w16cex="http://schemas.microsoft.com/office/word/2018/wordml/cex" xmlns:w16cid="http://schemas.microsoft.com/office/word/2016/wordml/cid" xmlns:w16="http://schemas.microsoft.com/office/word/2018/wordml" xmlns:w16sdtdh="http://schemas.microsoft.com/office/word/2020/wordml/sdtdatahash" xmlns:w16sdtfl="http://schemas.microsoft.com/office/word/2024/wordml/sdtformatlock" xmlns:w16se="http://schemas.microsoft.com/office/word/2015/wordml/symex" xmlns:w16du="http://schemas.microsoft.com/office/word/2023/wordml/word16du" xmlns:wne="http://schemas.microsoft.com/office/word/2006/wordml" mc:Ignorable="w14 w15 w16se w16cid w16 w16cex w16sdtdh w16sdtfl w16du wp14">
   <w15:person w15:author="MaryEllen Oliver">
     <w15:presenceInfo w15:providerId="AD" w15:userId="S::MaryEllen_Oliver@wycliffeassociates.org::2de457b4-f860-40b5-b2d1-67183aa8c504"/>
   </w15:person>
@@ -32224,7 +29647,7 @@
 </file>
 
 <file path=word/styles.xml><?xml version="1.0" encoding="utf-8"?>
-<w:styles xmlns:mc="http://schemas.openxmlformats.org/markup-compatibility/2006" xmlns:r="http://schemas.openxmlformats.org/officeDocument/2006/relationships" xmlns:w="http://schemas.openxmlformats.org/wordprocessingml/2006/main" xmlns:w14="http://schemas.microsoft.com/office/word/2010/wordml" xmlns:w15="http://schemas.microsoft.com/office/word/2012/wordml" xmlns:w16cex="http://schemas.microsoft.com/office/word/2018/wordml/cex" xmlns:w16cid="http://schemas.microsoft.com/office/word/2016/wordml/cid" xmlns:w16="http://schemas.microsoft.com/office/word/2018/wordml" xmlns:w16du="http://schemas.microsoft.com/office/word/2023/wordml/word16du" xmlns:w16sdtdh="http://schemas.microsoft.com/office/word/2020/wordml/sdtdatahash" xmlns:w16sdtfl="http://schemas.microsoft.com/office/word/2024/wordml/sdtformatlock" xmlns:w16se="http://schemas.microsoft.com/office/word/2015/wordml/symex" mc:Ignorable="w14 w15 w16se w16cid w16 w16cex w16sdtdh w16sdtfl w16du">
+<w:styles xmlns:mc="http://schemas.openxmlformats.org/markup-compatibility/2006" xmlns:r="http://schemas.openxmlformats.org/officeDocument/2006/relationships" xmlns:w="http://schemas.openxmlformats.org/wordprocessingml/2006/main" xmlns:w14="http://schemas.microsoft.com/office/word/2010/wordml" xmlns:w15="http://schemas.microsoft.com/office/word/2012/wordml" xmlns:w16cex="http://schemas.microsoft.com/office/word/2018/wordml/cex" xmlns:w16cid="http://schemas.microsoft.com/office/word/2016/wordml/cid" xmlns:w16="http://schemas.microsoft.com/office/word/2018/wordml" xmlns:w16sdtdh="http://schemas.microsoft.com/office/word/2020/wordml/sdtdatahash" xmlns:w16sdtfl="http://schemas.microsoft.com/office/word/2024/wordml/sdtformatlock" xmlns:w16se="http://schemas.microsoft.com/office/word/2015/wordml/symex" xmlns:w16du="http://schemas.microsoft.com/office/word/2023/wordml/word16du" mc:Ignorable="w14 w15 w16se w16cid w16 w16cex w16sdtdh w16sdtfl w16du">
   <w:docDefaults>
     <w:rPrDefault>
       <w:rPr>
